--- a/olga-resume-pm.docx
+++ b/olga-resume-pm.docx
@@ -2,1168 +2,6 @@
 <file path=word/document.xml><?xml version="1.0" encoding="utf-8"?>
 <w:document xmlns:wpc="http://schemas.microsoft.com/office/word/2010/wordprocessingCanvas" xmlns:mo="http://schemas.microsoft.com/office/mac/office/2008/main" xmlns:mc="http://schemas.openxmlformats.org/markup-compatibility/2006" xmlns:mv="urn:schemas-microsoft-com:mac:vml" xmlns:o="urn:schemas-microsoft-com:office:office" xmlns:r="http://schemas.openxmlformats.org/officeDocument/2006/relationships" xmlns:m="http://schemas.openxmlformats.org/officeDocument/2006/math" xmlns:v="urn:schemas-microsoft-com:vml" xmlns:wp14="http://schemas.microsoft.com/office/word/2010/wordprocessingDrawing" xmlns:wp="http://schemas.openxmlformats.org/drawingml/2006/wordprocessingDrawing" xmlns:w10="urn:schemas-microsoft-com:office:word" xmlns:w="http://schemas.openxmlformats.org/wordprocessingml/2006/main" xmlns:w14="http://schemas.microsoft.com/office/word/2010/wordml" xmlns:wpg="http://schemas.microsoft.com/office/word/2010/wordprocessingGroup" xmlns:wpi="http://schemas.microsoft.com/office/word/2010/wordprocessingInk" xmlns:wne="http://schemas.microsoft.com/office/word/2006/wordml" xmlns:wps="http://schemas.microsoft.com/office/word/2010/wordprocessingShape" mc:Ignorable="w14 wp14">
   <w:body>
-    <w:p>
-      <w:pPr>
-        <w:spacing w:after="40" w:before="0"/>
-      </w:pPr>
-      <w:r>
-        <w:rPr>
-          <w:b/>
-          <w:i w:val="0"/>
-          <w:sz w:val="38"/>
-        </w:rPr>
-        <w:t>Ольга Розжаловец</w:t>
-      </w:r>
-    </w:p>
-    <w:p>
-      <w:pPr>
-        <w:spacing w:after="120" w:before="0"/>
-      </w:pPr>
-      <w:r>
-        <w:rPr>
-          <w:b w:val="0"/>
-          <w:i w:val="0"/>
-          <w:color w:val="444444"/>
-          <w:sz w:val="23"/>
-        </w:rPr>
-        <w:t>Technical Project Manager · Delivery Manager</w:t>
-      </w:r>
-    </w:p>
-    <w:p>
-      <w:pPr>
-        <w:spacing w:after="20" w:before="0"/>
-      </w:pPr>
-      <w:r>
-        <w:rPr>
-          <w:b w:val="0"/>
-          <w:i w:val="0"/>
-          <w:sz w:val="21"/>
-        </w:rPr>
-        <w:t>oljadamovna@gmail.com · +375 29 294-21-82 · Telegram @bolik_olik · Минск, Беларусь</w:t>
-      </w:r>
-    </w:p>
-    <w:p>
-      <w:pPr>
-        <w:spacing w:after="20" w:before="0"/>
-      </w:pPr>
-      <w:r>
-        <w:rPr>
-          <w:b w:val="0"/>
-          <w:i w:val="0"/>
-          <w:sz w:val="21"/>
-        </w:rPr>
-        <w:t>Английский: B1 (Intermediate) по CEFR — рабочая коммуникация, техническая документация</w:t>
-      </w:r>
-    </w:p>
-    <w:p>
-      <w:pPr>
-        <w:spacing w:after="0" w:before="0"/>
-      </w:pPr>
-      <w:r>
-        <w:rPr>
-          <w:b w:val="0"/>
-          <w:i w:val="0"/>
-          <w:sz w:val="21"/>
-        </w:rPr>
-        <w:t>Портфолио: rozzhalovetsolga.github.io/portfolio · GitHub: github.com/rozzhalovetsolga · LinkedIn: linkedin.com/in/olga-rozzhalovets52967a2a3</w:t>
-      </w:r>
-    </w:p>
-    <w:p>
-      <w:pPr>
-        <w:spacing w:after="80" w:before="260"/>
-      </w:pPr>
-      <w:r>
-        <w:rPr>
-          <w:b/>
-          <w:i w:val="0"/>
-          <w:sz w:val="26"/>
-        </w:rPr>
-        <w:t>Коротко о себе</w:t>
-      </w:r>
-    </w:p>
-    <w:p>
-      <w:pPr>
-        <w:spacing w:after="40" w:before="0"/>
-      </w:pPr>
-      <w:r>
-        <w:rPr>
-          <w:b w:val="0"/>
-          <w:i w:val="0"/>
-          <w:sz w:val="21"/>
-        </w:rPr>
-        <w:t>Полтора года руководила проектом разработки алгоритмического торгового бота на блокчейне Solana: команда до пяти человек — DevOps, ML-инженер, Rust-разработчики. Недельные спринты, ежедневные созвоны, статус по срокам и рискам для основателя. Параллельно закрывала найм в команду и работала с данными проекта: SQL, Python, дашборды в Grafana. Технический бэкграунд позволяет оценивать сложность задач и спорить по существу, а не сверять сроки. До этого 5+ лет операционного управления в разных нишах: до пяти объектов премиального ремонта одновременно, запуск онлайн-курса, операционка онлайн-школы.</w:t>
-      </w:r>
-    </w:p>
-    <w:p>
-      <w:pPr>
-        <w:spacing w:after="80" w:before="260"/>
-      </w:pPr>
-      <w:r>
-        <w:rPr>
-          <w:b/>
-          <w:i w:val="0"/>
-          <w:sz w:val="26"/>
-        </w:rPr>
-        <w:t>Опыт работы</w:t>
-      </w:r>
-    </w:p>
-    <w:p>
-      <w:pPr>
-        <w:spacing w:after="40" w:before="0"/>
-      </w:pPr>
-      <w:r>
-        <w:rPr>
-          <w:b w:val="0"/>
-          <w:i/>
-          <w:color w:val="444444"/>
-          <w:sz w:val="20"/>
-        </w:rPr>
-        <w:t>В управлении проектом: 1,5 года. Общий стаж: 5+ лет. Формат — удалённо.</w:t>
-      </w:r>
-    </w:p>
-    <w:p>
-      <w:pPr>
-        <w:spacing w:before="180" w:after="20"/>
-      </w:pPr>
-      <w:r>
-        <w:rPr>
-          <w:b/>
-          <w:sz w:val="22"/>
-        </w:rPr>
-        <w:t>03.2025 — 09.2026 | Руководитель проекта, BCH Labs, удалённо</w:t>
-      </w:r>
-    </w:p>
-    <w:p>
-      <w:pPr>
-        <w:spacing w:after="60" w:before="0"/>
-      </w:pPr>
-      <w:r>
-        <w:rPr>
-          <w:b w:val="0"/>
-          <w:i/>
-          <w:color w:val="444444"/>
-          <w:sz w:val="20"/>
-        </w:rPr>
-        <w:t>Алгоритмический торговый бот на блокчейне Solana. Команда до 5 человек: DevOps, ML-инженер, Rust-разработчики. Стек: Rust, ClickHouse, PostgreSQL, Python, Grafana, Notion.</w:t>
-      </w:r>
-    </w:p>
-    <w:p>
-      <w:pPr>
-        <w:spacing w:after="20" w:before="120"/>
-      </w:pPr>
-      <w:r>
-        <w:rPr>
-          <w:b/>
-          <w:i w:val="0"/>
-          <w:sz w:val="21"/>
-        </w:rPr>
-        <w:t>Управление поставкой</w:t>
-      </w:r>
-    </w:p>
-    <w:p>
-      <w:pPr>
-        <w:spacing w:after="40" w:before="0"/>
-      </w:pPr>
-      <w:r>
-        <w:rPr>
-          <w:b w:val="0"/>
-          <w:i/>
-          <w:color w:val="444444"/>
-          <w:sz w:val="20"/>
-        </w:rPr>
-        <w:t>Задача: команда должна двигаться предсказуемо, а основатель — видеть статус, не собирая его вручную.</w:t>
-      </w:r>
-    </w:p>
-    <w:p>
-      <w:pPr>
-        <w:pStyle w:val="ListBullet"/>
-        <w:spacing w:after="20"/>
-      </w:pPr>
-      <w:r>
-        <w:rPr>
-          <w:sz w:val="21"/>
-        </w:rPr>
-        <w:t>Вела недельные спринты: сбор и декомпозиция задач, приоритизация, сроки, разбор итогов</w:t>
-      </w:r>
-    </w:p>
-    <w:p>
-      <w:pPr>
-        <w:pStyle w:val="ListBullet"/>
-        <w:spacing w:after="20"/>
-      </w:pPr>
-      <w:r>
-        <w:rPr>
-          <w:sz w:val="21"/>
-        </w:rPr>
-        <w:t>Проводила ежедневные созвоны и отслеживала прогресс по каждому исполнителю</w:t>
-      </w:r>
-    </w:p>
-    <w:p>
-      <w:pPr>
-        <w:pStyle w:val="ListBullet"/>
-        <w:spacing w:after="20"/>
-      </w:pPr>
-      <w:r>
-        <w:rPr>
-          <w:sz w:val="21"/>
-        </w:rPr>
-        <w:t>Готовила статус по срокам, рискам и упирающимся задачам — картину собирала я, а не основатель</w:t>
-      </w:r>
-    </w:p>
-    <w:p>
-      <w:pPr>
-        <w:pStyle w:val="ListBullet"/>
-        <w:spacing w:after="20"/>
-      </w:pPr>
-      <w:r>
-        <w:rPr>
-          <w:sz w:val="21"/>
-        </w:rPr>
-        <w:t>Держала документацию и планирование проекта в Notion</w:t>
-      </w:r>
-    </w:p>
-    <w:p>
-      <w:pPr>
-        <w:spacing w:after="60" w:before="120"/>
-      </w:pPr>
-      <w:r>
-        <w:rPr>
-          <w:b/>
-          <w:i w:val="0"/>
-          <w:sz w:val="21"/>
-        </w:rPr>
-        <w:t>Замеренные метрики цикла поставки за 11 месяцев работы в репозитории:</w:t>
-      </w:r>
-    </w:p>
-    <w:tbl>
-      <w:tblPr>
-        <w:tblStyle w:val="TableGrid"/>
-        <w:tblW w:type="auto" w:w="0"/>
-        <w:tblLook w:firstColumn="1" w:firstRow="1" w:lastColumn="0" w:lastRow="0" w:noHBand="0" w:noVBand="1" w:val="04A0"/>
-      </w:tblPr>
-      <w:tblGrid>
-        <w:gridCol w:w="4320"/>
-        <w:gridCol w:w="4320"/>
-      </w:tblGrid>
-      <w:tr>
-        <w:tc>
-          <w:tcPr>
-            <w:tcW w:type="dxa" w:w="4320"/>
-          </w:tcPr>
-          <w:p>
-            <w:pPr>
-              <w:spacing w:after="20" w:before="20"/>
-            </w:pPr>
-            <w:r/>
-            <w:r>
-              <w:rPr>
-                <w:b/>
-                <w:sz w:val="19"/>
-              </w:rPr>
-              <w:t>Метрика</w:t>
-            </w:r>
-          </w:p>
-        </w:tc>
-        <w:tc>
-          <w:tcPr>
-            <w:tcW w:type="dxa" w:w="4320"/>
-          </w:tcPr>
-          <w:p>
-            <w:pPr>
-              <w:spacing w:after="20" w:before="20"/>
-            </w:pPr>
-            <w:r/>
-            <w:r>
-              <w:rPr>
-                <w:b/>
-                <w:sz w:val="19"/>
-              </w:rPr>
-              <w:t>Значение</w:t>
-            </w:r>
-          </w:p>
-        </w:tc>
-      </w:tr>
-      <w:tr>
-        <w:tc>
-          <w:tcPr>
-            <w:tcW w:type="dxa" w:w="4320"/>
-          </w:tcPr>
-          <w:p>
-            <w:pPr>
-              <w:spacing w:after="20" w:before="20"/>
-            </w:pPr>
-            <w:r/>
-            <w:r>
-              <w:rPr>
-                <w:b w:val="0"/>
-                <w:sz w:val="19"/>
-              </w:rPr>
-              <w:t>Pull request'ов создано</w:t>
-            </w:r>
-          </w:p>
-        </w:tc>
-        <w:tc>
-          <w:tcPr>
-            <w:tcW w:type="dxa" w:w="4320"/>
-          </w:tcPr>
-          <w:p>
-            <w:pPr>
-              <w:spacing w:after="20" w:before="20"/>
-            </w:pPr>
-            <w:r/>
-            <w:r>
-              <w:rPr>
-                <w:b w:val="0"/>
-                <w:sz w:val="19"/>
-              </w:rPr>
-              <w:t>119</w:t>
-            </w:r>
-          </w:p>
-        </w:tc>
-      </w:tr>
-      <w:tr>
-        <w:tc>
-          <w:tcPr>
-            <w:tcW w:type="dxa" w:w="4320"/>
-          </w:tcPr>
-          <w:p>
-            <w:pPr>
-              <w:spacing w:after="20" w:before="20"/>
-            </w:pPr>
-            <w:r/>
-            <w:r>
-              <w:rPr>
-                <w:b w:val="0"/>
-                <w:sz w:val="19"/>
-              </w:rPr>
-              <w:t>Смерджено</w:t>
-            </w:r>
-          </w:p>
-        </w:tc>
-        <w:tc>
-          <w:tcPr>
-            <w:tcW w:type="dxa" w:w="4320"/>
-          </w:tcPr>
-          <w:p>
-            <w:pPr>
-              <w:spacing w:after="20" w:before="20"/>
-            </w:pPr>
-            <w:r/>
-            <w:r>
-              <w:rPr>
-                <w:b w:val="0"/>
-                <w:sz w:val="19"/>
-              </w:rPr>
-              <w:t>92 (77%)</w:t>
-            </w:r>
-          </w:p>
-        </w:tc>
-      </w:tr>
-      <w:tr>
-        <w:tc>
-          <w:tcPr>
-            <w:tcW w:type="dxa" w:w="4320"/>
-          </w:tcPr>
-          <w:p>
-            <w:pPr>
-              <w:spacing w:after="20" w:before="20"/>
-            </w:pPr>
-            <w:r/>
-            <w:r>
-              <w:rPr>
-                <w:b w:val="0"/>
-                <w:sz w:val="19"/>
-              </w:rPr>
-              <w:t>Медианное время от создания PR до мерджа</w:t>
-            </w:r>
-          </w:p>
-        </w:tc>
-        <w:tc>
-          <w:tcPr>
-            <w:tcW w:type="dxa" w:w="4320"/>
-          </w:tcPr>
-          <w:p>
-            <w:pPr>
-              <w:spacing w:after="20" w:before="20"/>
-            </w:pPr>
-            <w:r/>
-            <w:r>
-              <w:rPr>
-                <w:b w:val="0"/>
-                <w:sz w:val="19"/>
-              </w:rPr>
-              <w:t>0,7 дня</w:t>
-            </w:r>
-          </w:p>
-        </w:tc>
-      </w:tr>
-      <w:tr>
-        <w:tc>
-          <w:tcPr>
-            <w:tcW w:type="dxa" w:w="4320"/>
-          </w:tcPr>
-          <w:p>
-            <w:pPr>
-              <w:spacing w:after="20" w:before="20"/>
-            </w:pPr>
-            <w:r/>
-            <w:r>
-              <w:rPr>
-                <w:b w:val="0"/>
-                <w:sz w:val="19"/>
-              </w:rPr>
-              <w:t>Среднее время</w:t>
-            </w:r>
-          </w:p>
-        </w:tc>
-        <w:tc>
-          <w:tcPr>
-            <w:tcW w:type="dxa" w:w="4320"/>
-          </w:tcPr>
-          <w:p>
-            <w:pPr>
-              <w:spacing w:after="20" w:before="20"/>
-            </w:pPr>
-            <w:r/>
-            <w:r>
-              <w:rPr>
-                <w:b w:val="0"/>
-                <w:sz w:val="19"/>
-              </w:rPr>
-              <w:t>1,4 дня</w:t>
-            </w:r>
-          </w:p>
-        </w:tc>
-      </w:tr>
-      <w:tr>
-        <w:tc>
-          <w:tcPr>
-            <w:tcW w:type="dxa" w:w="4320"/>
-          </w:tcPr>
-          <w:p>
-            <w:pPr>
-              <w:spacing w:after="20" w:before="20"/>
-            </w:pPr>
-            <w:r/>
-            <w:r>
-              <w:rPr>
-                <w:b w:val="0"/>
-                <w:sz w:val="19"/>
-              </w:rPr>
-              <w:t>Получено ревью</w:t>
-            </w:r>
-          </w:p>
-        </w:tc>
-        <w:tc>
-          <w:tcPr>
-            <w:tcW w:type="dxa" w:w="4320"/>
-          </w:tcPr>
-          <w:p>
-            <w:pPr>
-              <w:spacing w:after="20" w:before="20"/>
-            </w:pPr>
-            <w:r/>
-            <w:r>
-              <w:rPr>
-                <w:b w:val="0"/>
-                <w:sz w:val="19"/>
-              </w:rPr>
-              <w:t>195</w:t>
-            </w:r>
-          </w:p>
-        </w:tc>
-      </w:tr>
-      <w:tr>
-        <w:tc>
-          <w:tcPr>
-            <w:tcW w:type="dxa" w:w="4320"/>
-          </w:tcPr>
-          <w:p>
-            <w:pPr>
-              <w:spacing w:after="20" w:before="20"/>
-            </w:pPr>
-            <w:r/>
-            <w:r>
-              <w:rPr>
-                <w:b w:val="0"/>
-                <w:sz w:val="19"/>
-              </w:rPr>
-              <w:t>Доля моих PR в репозитории</w:t>
-            </w:r>
-          </w:p>
-        </w:tc>
-        <w:tc>
-          <w:tcPr>
-            <w:tcW w:type="dxa" w:w="4320"/>
-          </w:tcPr>
-          <w:p>
-            <w:pPr>
-              <w:spacing w:after="20" w:before="20"/>
-            </w:pPr>
-            <w:r/>
-            <w:r>
-              <w:rPr>
-                <w:b w:val="0"/>
-                <w:sz w:val="19"/>
-              </w:rPr>
-              <w:t>119 из 165, всего 7 контрибьюторов</w:t>
-            </w:r>
-          </w:p>
-        </w:tc>
-      </w:tr>
-    </w:tbl>
-    <w:p>
-      <w:pPr>
-        <w:pStyle w:val="ListBullet"/>
-        <w:spacing w:after="20"/>
-      </w:pPr>
-      <w:r>
-        <w:rPr>
-          <w:b/>
-          <w:sz w:val="21"/>
-        </w:rPr>
-        <w:t xml:space="preserve">Результат: </w:t>
-      </w:r>
-      <w:r>
-        <w:rPr>
-          <w:sz w:val="21"/>
-        </w:rPr>
-        <w:t>быстрая петля обратной связи внутри инженерного цикла — задачи не залипали в ревью, медианный цикл меньше рабочего дня</w:t>
-      </w:r>
-    </w:p>
-    <w:p>
-      <w:pPr>
-        <w:spacing w:after="20" w:before="120"/>
-      </w:pPr>
-      <w:r>
-        <w:rPr>
-          <w:b/>
-          <w:i w:val="0"/>
-          <w:sz w:val="21"/>
-        </w:rPr>
-        <w:t>Найм и ресурсное планирование</w:t>
-      </w:r>
-    </w:p>
-    <w:p>
-      <w:pPr>
-        <w:spacing w:after="40" w:before="0"/>
-      </w:pPr>
-      <w:r>
-        <w:rPr>
-          <w:b w:val="0"/>
-          <w:i/>
-          <w:color w:val="444444"/>
-          <w:sz w:val="20"/>
-        </w:rPr>
-        <w:t>Задача: закрыть роль лида на редком стеке — Rust плюс блокчейн.</w:t>
-      </w:r>
-    </w:p>
-    <w:p>
-      <w:pPr>
-        <w:pStyle w:val="ListBullet"/>
-        <w:spacing w:after="20"/>
-      </w:pPr>
-      <w:r>
-        <w:rPr>
-          <w:sz w:val="21"/>
-        </w:rPr>
-        <w:t>Спроектировала трёхэтапную воронку: анкета (собрана кодом через Google Apps Script), лайфкодинг на 40 минут с таймингом, тестовое задание</w:t>
-      </w:r>
-    </w:p>
-    <w:p>
-      <w:pPr>
-        <w:pStyle w:val="ListBullet"/>
-        <w:spacing w:after="20"/>
-      </w:pPr>
-      <w:r>
-        <w:rPr>
-          <w:sz w:val="21"/>
-        </w:rPr>
-        <w:t>Сделала оценочную карту на 100 баллов с порогом прохождения и стоп-сигналами, чтобы решение шло по критериям, а не по впечатлению</w:t>
-      </w:r>
-    </w:p>
-    <w:p>
-      <w:pPr>
-        <w:pStyle w:val="ListBullet"/>
-        <w:spacing w:after="20"/>
-      </w:pPr>
-      <w:r>
-        <w:rPr>
-          <w:sz w:val="21"/>
-        </w:rPr>
-        <w:t>Провела около 35 технических интервью первого этапа</w:t>
-      </w:r>
-    </w:p>
-    <w:p>
-      <w:pPr>
-        <w:spacing w:after="40" w:before="80"/>
-      </w:pPr>
-      <w:r>
-        <w:rPr>
-          <w:b w:val="0"/>
-          <w:i w:val="0"/>
-          <w:sz w:val="21"/>
-        </w:rPr>
-        <w:t>Воронка: 107 анкет → 35 интервью (33%) → 9 на втором этапе (26%) → 3 на тестовом (33%) → 3 найма (100%).</w:t>
-      </w:r>
-    </w:p>
-    <w:p>
-      <w:pPr>
-        <w:pStyle w:val="ListBullet"/>
-        <w:spacing w:after="20"/>
-      </w:pPr>
-      <w:r>
-        <w:rPr>
-          <w:b/>
-          <w:sz w:val="21"/>
-        </w:rPr>
-        <w:t xml:space="preserve">Результат: </w:t>
-      </w:r>
-      <w:r>
-        <w:rPr>
-          <w:sz w:val="21"/>
-        </w:rPr>
-        <w:t>собрала ядро команды: тимлид Rust-разработчиков и два разработчика уровня middle+, все офферы приняты. 36 анкет и 12 интервью на одного нанятого</w:t>
-      </w:r>
-    </w:p>
-    <w:p>
-      <w:pPr>
-        <w:spacing w:after="20" w:before="120"/>
-      </w:pPr>
-      <w:r>
-        <w:rPr>
-          <w:b/>
-          <w:i w:val="0"/>
-          <w:sz w:val="21"/>
-        </w:rPr>
-        <w:t>Решения на данных и управление рисками</w:t>
-      </w:r>
-    </w:p>
-    <w:p>
-      <w:pPr>
-        <w:spacing w:after="40" w:before="0"/>
-      </w:pPr>
-      <w:r>
-        <w:rPr>
-          <w:b w:val="0"/>
-          <w:i/>
-          <w:color w:val="444444"/>
-          <w:sz w:val="20"/>
-        </w:rPr>
-        <w:t>Задача: не тратить месяцы команды на направления, которые не дают эффекта.</w:t>
-      </w:r>
-    </w:p>
-    <w:p>
-      <w:pPr>
-        <w:pStyle w:val="ListBullet"/>
-        <w:spacing w:after="20"/>
-      </w:pPr>
-      <w:r>
-        <w:rPr>
-          <w:sz w:val="21"/>
-        </w:rPr>
-        <w:t>Количественно закрыла четыре гипотезы роста доходности продукта: отбор по порогу, стоп-лосс, тайминг входа, скорость исполнения</w:t>
-      </w:r>
-    </w:p>
-    <w:p>
-      <w:pPr>
-        <w:pStyle w:val="ListBullet"/>
-        <w:spacing w:after="20"/>
-      </w:pPr>
-      <w:r>
-        <w:rPr>
-          <w:sz w:val="21"/>
-        </w:rPr>
-        <w:t>Спроектировала и разобрала A/B/C/D-эксперимент по параметрам исполнения, свела результаты по армам в таблицу</w:t>
-      </w:r>
-    </w:p>
-    <w:p>
-      <w:pPr>
-        <w:pStyle w:val="ListBullet"/>
-        <w:spacing w:after="20"/>
-      </w:pPr>
-      <w:r>
-        <w:rPr>
-          <w:sz w:val="21"/>
-        </w:rPr>
-        <w:t>Провела форвард-тест на 9 сессиях и около 780 сделках: показала, что оптимистичная модель исполнения завышала результат</w:t>
-      </w:r>
-    </w:p>
-    <w:p>
-      <w:pPr>
-        <w:pStyle w:val="ListBullet"/>
-        <w:spacing w:after="20"/>
-      </w:pPr>
-      <w:r>
-        <w:rPr>
-          <w:b/>
-          <w:sz w:val="21"/>
-        </w:rPr>
-        <w:t xml:space="preserve">Результат: </w:t>
-      </w:r>
-      <w:r>
-        <w:rPr>
-          <w:sz w:val="21"/>
-        </w:rPr>
-        <w:t>каждая гипотеза опровергнута на данных до того, как в неё вложили разработку — снят риск ложного направления</w:t>
-      </w:r>
-    </w:p>
-    <w:p>
-      <w:pPr>
-        <w:spacing w:after="20" w:before="120"/>
-      </w:pPr>
-      <w:r>
-        <w:rPr>
-          <w:b/>
-          <w:i w:val="0"/>
-          <w:sz w:val="21"/>
-        </w:rPr>
-        <w:t>Техническая часть роли</w:t>
-      </w:r>
-    </w:p>
-    <w:p>
-      <w:pPr>
-        <w:pStyle w:val="ListBullet"/>
-        <w:spacing w:after="20"/>
-      </w:pPr>
-      <w:r>
-        <w:rPr>
-          <w:sz w:val="21"/>
-        </w:rPr>
-        <w:t>SQL в ClickHouse и PostgreSQL: миграции, оконные функции, оптимизация тяжёлых запросов</w:t>
-      </w:r>
-    </w:p>
-    <w:p>
-      <w:pPr>
-        <w:pStyle w:val="ListBullet"/>
-        <w:spacing w:after="20"/>
-      </w:pPr>
-      <w:r>
-        <w:rPr>
-          <w:sz w:val="21"/>
-        </w:rPr>
-        <w:t>Python для анализа: pandas, numpy, LightGBM, scikit-learn</w:t>
-      </w:r>
-    </w:p>
-    <w:p>
-      <w:pPr>
-        <w:pStyle w:val="ListBullet"/>
-        <w:spacing w:after="20"/>
-      </w:pPr>
-      <w:r>
-        <w:rPr>
-          <w:sz w:val="21"/>
-        </w:rPr>
-        <w:t>Пять дашбордов в Grafana, 35 панелей, метрики считаются запросами к базе; конфигурация через API</w:t>
-      </w:r>
-    </w:p>
-    <w:p>
-      <w:pPr>
-        <w:pStyle w:val="ListBullet"/>
-        <w:spacing w:after="20"/>
-      </w:pPr>
-      <w:r>
-        <w:rPr>
-          <w:sz w:val="21"/>
-        </w:rPr>
-        <w:t>Освоила Rust с нуля и участвовала в продакшн-коде — читала код и понимала содержание задач</w:t>
-      </w:r>
-    </w:p>
-    <w:p>
-      <w:pPr>
-        <w:spacing w:before="180" w:after="20"/>
-      </w:pPr>
-      <w:r>
-        <w:rPr>
-          <w:b/>
-          <w:sz w:val="22"/>
-        </w:rPr>
-        <w:t>2023 — 2025 | Бизнес-ассистент основателя, ETICO.BY, студия премиального ремонта, Минск</w:t>
-      </w:r>
-    </w:p>
-    <w:p>
-      <w:pPr>
-        <w:spacing w:after="60" w:before="0"/>
-      </w:pPr>
-      <w:r>
-        <w:rPr>
-          <w:b w:val="0"/>
-          <w:i/>
-          <w:color w:val="444444"/>
-          <w:sz w:val="20"/>
-        </w:rPr>
-        <w:t>Премиальный ремонт квартир и загородных домов. До 5 объектов в работе одновременно, от 1 до 5 мастеров на объекте.</w:t>
-      </w:r>
-    </w:p>
-    <w:p>
-      <w:pPr>
-        <w:pStyle w:val="ListBullet"/>
-        <w:spacing w:after="20"/>
-      </w:pPr>
-      <w:r>
-        <w:rPr>
-          <w:sz w:val="21"/>
-        </w:rPr>
-        <w:t>Координировала параллельные объекты: сроки, поставки, люди, документы — фактически мультипроектная поставка в офлайне</w:t>
-      </w:r>
-    </w:p>
-    <w:p>
-      <w:pPr>
-        <w:pStyle w:val="ListBullet"/>
-        <w:spacing w:after="20"/>
-      </w:pPr>
-      <w:r>
-        <w:rPr>
-          <w:sz w:val="21"/>
-        </w:rPr>
-        <w:t>Считала сметы по объектам и отвечала за снабжение и платежи — ответственность за бюджет работ</w:t>
-      </w:r>
-    </w:p>
-    <w:p>
-      <w:pPr>
-        <w:pStyle w:val="ListBullet"/>
-        <w:spacing w:after="20"/>
-      </w:pPr>
-      <w:r>
-        <w:rPr>
-          <w:sz w:val="21"/>
-        </w:rPr>
-        <w:t>Нанимала работников и подбирала бригады под объём; вела коммуникацию с клиентами студии</w:t>
-      </w:r>
-    </w:p>
-    <w:p>
-      <w:pPr>
-        <w:pStyle w:val="ListBullet"/>
-        <w:spacing w:after="20"/>
-      </w:pPr>
-      <w:r>
-        <w:rPr>
-          <w:b/>
-          <w:sz w:val="21"/>
-        </w:rPr>
-        <w:t xml:space="preserve">Результат: </w:t>
-      </w:r>
-      <w:r>
-        <w:rPr>
-          <w:sz w:val="21"/>
-        </w:rPr>
-        <w:t>основатель принимал решения, а операционный слой — деньги, люди, материалы — держался на мне</w:t>
-      </w:r>
-    </w:p>
-    <w:p>
-      <w:pPr>
-        <w:spacing w:before="180" w:after="20"/>
-      </w:pPr>
-      <w:r>
-        <w:rPr>
-          <w:b/>
-          <w:sz w:val="22"/>
-        </w:rPr>
-        <w:t>2023 | Ассистент по контенту и продакшену, инфобизнес: блог и онлайн-курс, Минск и удалённо</w:t>
-      </w:r>
-    </w:p>
-    <w:p>
-      <w:pPr>
-        <w:spacing w:after="60" w:before="0"/>
-      </w:pPr>
-      <w:r>
-        <w:rPr>
-          <w:b w:val="0"/>
-          <w:i/>
-          <w:color w:val="444444"/>
-          <w:sz w:val="20"/>
-        </w:rPr>
-        <w:t>3–4 месяца плотной загрузки, 3–4 часа в день.</w:t>
-      </w:r>
-    </w:p>
-    <w:p>
-      <w:pPr>
-        <w:pStyle w:val="ListBullet"/>
-        <w:spacing w:after="20"/>
-      </w:pPr>
-      <w:r>
-        <w:rPr>
-          <w:sz w:val="21"/>
-        </w:rPr>
-        <w:t>Вела продакшен курса: студии, график съёмок, монтаж, визуализация, материалы для домашних заданий</w:t>
-      </w:r>
-    </w:p>
-    <w:p>
-      <w:pPr>
-        <w:pStyle w:val="ListBullet"/>
-        <w:spacing w:after="20"/>
-      </w:pPr>
-      <w:r>
-        <w:rPr>
-          <w:b/>
-          <w:sz w:val="21"/>
-        </w:rPr>
-        <w:t xml:space="preserve">Результат: </w:t>
-      </w:r>
-      <w:r>
-        <w:rPr>
-          <w:sz w:val="21"/>
-        </w:rPr>
-        <w:t>курс из состояния «на бумаге» доведён до упакованного и готового к запуску</w:t>
-      </w:r>
-    </w:p>
-    <w:p>
-      <w:pPr>
-        <w:spacing w:before="180" w:after="20"/>
-      </w:pPr>
-      <w:r>
-        <w:rPr>
-          <w:b/>
-          <w:sz w:val="22"/>
-        </w:rPr>
-        <w:t>2017 — 2025 | Ассистент руководителя, онлайн-школа CT-EXPRESS; психологические группы, Минск и удалённо</w:t>
-      </w:r>
-    </w:p>
-    <w:p>
-      <w:pPr>
-        <w:spacing w:after="60" w:before="0"/>
-      </w:pPr>
-      <w:r>
-        <w:rPr>
-          <w:b w:val="0"/>
-          <w:i/>
-          <w:color w:val="444444"/>
-          <w:sz w:val="20"/>
-        </w:rPr>
-        <w:t>Первая работа с 11 класса; техническое ведение групп параллельно с работой в ETICO.BY.</w:t>
-      </w:r>
-    </w:p>
-    <w:p>
-      <w:pPr>
-        <w:pStyle w:val="ListBullet"/>
-        <w:spacing w:after="20"/>
-      </w:pPr>
-      <w:r>
-        <w:rPr>
-          <w:sz w:val="21"/>
-        </w:rPr>
-        <w:t>Операционное сопровождение школы: учебные группы и чаты, мероприятия, визуал, запуск и ведение Instagram</w:t>
-      </w:r>
-    </w:p>
-    <w:p>
-      <w:pPr>
-        <w:pStyle w:val="ListBullet"/>
-        <w:spacing w:after="20"/>
-      </w:pPr>
-      <w:r>
-        <w:rPr>
-          <w:sz w:val="21"/>
-        </w:rPr>
-        <w:t>Техническое ведение психологических групп: GetCourse и Zoom, материалы, модерация, контроль оплат</w:t>
-      </w:r>
-    </w:p>
-    <w:p>
-      <w:pPr>
-        <w:pStyle w:val="ListBullet"/>
-        <w:spacing w:after="20"/>
-      </w:pPr>
-      <w:r>
-        <w:rPr>
-          <w:b/>
-          <w:sz w:val="21"/>
-        </w:rPr>
-        <w:t xml:space="preserve">Результат: </w:t>
-      </w:r>
-      <w:r>
-        <w:rPr>
-          <w:sz w:val="21"/>
-        </w:rPr>
-        <w:t>школа выросла с одного предмета до трёх — русский, биология, английский</w:t>
-      </w:r>
-    </w:p>
-    <w:p>
-      <w:pPr>
-        <w:spacing w:after="80" w:before="260"/>
-      </w:pPr>
-      <w:r>
-        <w:rPr>
-          <w:b/>
-          <w:i w:val="0"/>
-          <w:sz w:val="26"/>
-        </w:rPr>
-        <w:t>Навыки</w:t>
-      </w:r>
-    </w:p>
-    <w:p>
-      <w:pPr>
-        <w:spacing w:after="40"/>
-      </w:pPr>
-      <w:r>
-        <w:rPr>
-          <w:b/>
-          <w:sz w:val="21"/>
-        </w:rPr>
-        <w:t xml:space="preserve">Управление поставкой: </w:t>
-      </w:r>
-      <w:r>
-        <w:rPr>
-          <w:sz w:val="21"/>
-        </w:rPr>
-        <w:t>Sprint Planning, Daily Stand-up, разбор итогов спринта, декомпозиция и приоритизация задач, контроль сроков</w:t>
-      </w:r>
-    </w:p>
-    <w:p>
-      <w:pPr>
-        <w:spacing w:after="40"/>
-      </w:pPr>
-      <w:r>
-        <w:rPr>
-          <w:b/>
-          <w:sz w:val="21"/>
-        </w:rPr>
-        <w:t xml:space="preserve">Метрики: </w:t>
-      </w:r>
-      <w:r>
-        <w:rPr>
-          <w:sz w:val="21"/>
-        </w:rPr>
-        <w:t>cycle time и время прохождения ревью, пропускная способность команды, воронка найма и конверсии по этапам</w:t>
-      </w:r>
-    </w:p>
-    <w:p>
-      <w:pPr>
-        <w:spacing w:after="40"/>
-      </w:pPr>
-      <w:r>
-        <w:rPr>
-          <w:b/>
-          <w:sz w:val="21"/>
-        </w:rPr>
-        <w:t xml:space="preserve">Стейкхолдеры: </w:t>
-      </w:r>
-      <w:r>
-        <w:rPr>
-          <w:sz w:val="21"/>
-        </w:rPr>
-        <w:t>статус-отчёты для основателя по срокам и рискам, перевод технических деталей на язык решения</w:t>
-      </w:r>
-    </w:p>
-    <w:p>
-      <w:pPr>
-        <w:spacing w:after="40"/>
-      </w:pPr>
-      <w:r>
-        <w:rPr>
-          <w:b/>
-          <w:sz w:val="21"/>
-        </w:rPr>
-        <w:t xml:space="preserve">Риски: </w:t>
-      </w:r>
-      <w:r>
-        <w:rPr>
-          <w:sz w:val="21"/>
-        </w:rPr>
-        <w:t>проверка гипотез экспериментом до вложения разработки, A/B-тесты, снятие неопределённости данными</w:t>
-      </w:r>
-    </w:p>
-    <w:p>
-      <w:pPr>
-        <w:spacing w:after="40"/>
-      </w:pPr>
-      <w:r>
-        <w:rPr>
-          <w:b/>
-          <w:sz w:val="21"/>
-        </w:rPr>
-        <w:t xml:space="preserve">Команда: </w:t>
-      </w:r>
-      <w:r>
-        <w:rPr>
-          <w:sz w:val="21"/>
-        </w:rPr>
-        <w:t>найм на инженерные роли, структурированные интервью со скоринговыми картами, онбординг и адаптация</w:t>
-      </w:r>
-    </w:p>
-    <w:p>
-      <w:pPr>
-        <w:spacing w:after="40"/>
-      </w:pPr>
-      <w:r>
-        <w:rPr>
-          <w:b/>
-          <w:sz w:val="21"/>
-        </w:rPr>
-        <w:t xml:space="preserve">Инструменты: </w:t>
-      </w:r>
-      <w:r>
-        <w:rPr>
-          <w:sz w:val="21"/>
-        </w:rPr>
-        <w:t>Notion (документация и планирование), Git и GitHub, Grafana, Google Workspace, Docker, Linux</w:t>
-      </w:r>
-    </w:p>
-    <w:p>
-      <w:pPr>
-        <w:spacing w:after="40"/>
-      </w:pPr>
-      <w:r>
-        <w:rPr>
-          <w:b/>
-          <w:sz w:val="21"/>
-        </w:rPr>
-        <w:t xml:space="preserve">Технический стек: </w:t>
-      </w:r>
-      <w:r>
-        <w:rPr>
-          <w:sz w:val="21"/>
-        </w:rPr>
-        <w:t>SQL — ClickHouse и PostgreSQL; Python — pandas, numpy, LightGBM, scikit-learn; Rust — базовый уровень</w:t>
-      </w:r>
-    </w:p>
-    <w:p>
-      <w:pPr>
-        <w:spacing w:after="40"/>
-      </w:pPr>
-      <w:r>
-        <w:rPr>
-          <w:b/>
-          <w:sz w:val="21"/>
-        </w:rPr>
-        <w:t xml:space="preserve">Домены: </w:t>
-      </w:r>
-      <w:r>
-        <w:rPr>
-          <w:sz w:val="21"/>
-        </w:rPr>
-        <w:t>блокчейн и Solana, ML и трейдинг, аналитика данных, онлайн-образование, строительство</w:t>
-      </w:r>
-    </w:p>
-    <w:p>
-      <w:pPr>
-        <w:spacing w:after="40"/>
-      </w:pPr>
-      <w:r>
-        <w:rPr>
-          <w:b/>
-          <w:sz w:val="21"/>
-        </w:rPr>
-        <w:t xml:space="preserve">Языки: </w:t>
-      </w:r>
-      <w:r>
-        <w:rPr>
-          <w:sz w:val="21"/>
-        </w:rPr>
-        <w:t>русский — родной; английский — B1 (Intermediate)</w:t>
-      </w:r>
-    </w:p>
-    <w:p>
-      <w:pPr>
-        <w:spacing w:after="80" w:before="260"/>
-      </w:pPr>
-      <w:r>
-        <w:rPr>
-          <w:b/>
-          <w:i w:val="0"/>
-          <w:sz w:val="26"/>
-        </w:rPr>
-        <w:t>Образование и курсы</w:t>
-      </w:r>
-    </w:p>
     <w:p>
       <w:pPr>
         <w:spacing w:after="20" w:before="0"/>
@@ -1172,102 +10,782 @@
         <w:rPr>
           <w:b/>
           <w:i w:val="0"/>
-          <w:sz w:val="21"/>
+          <w:sz w:val="44"/>
         </w:rPr>
-        <w:t>2026 | Образовательный центр BELHARD — «Аналитик данных с нуля»</w:t>
+        <w:t>Ольга Розжаловец</w:t>
       </w:r>
     </w:p>
     <w:p>
       <w:pPr>
-        <w:spacing w:after="80" w:before="0"/>
+        <w:spacing w:after="200" w:before="0"/>
       </w:pPr>
       <w:r>
         <w:rPr>
           <w:b w:val="0"/>
           <w:i w:val="0"/>
-          <w:sz w:val="21"/>
+          <w:color w:val="555555"/>
+          <w:sz w:val="24"/>
         </w:rPr>
-        <w:t>SQL, статистика и A/B-тесты, Python, BI-дашборды. 12 занятий, сертификат об окончании.</w:t>
+        <w:t>Technical Project Manager / Delivery Manager</w:t>
       </w:r>
     </w:p>
-    <w:p>
-      <w:pPr>
-        <w:spacing w:after="20" w:before="0"/>
-      </w:pPr>
-      <w:r>
-        <w:rPr>
-          <w:b/>
-          <w:i w:val="0"/>
-          <w:sz w:val="21"/>
-        </w:rPr>
-        <w:t>2017 — 2023 | Белорусский государственный университет</w:t>
-      </w:r>
-    </w:p>
-    <w:p>
-      <w:pPr>
-        <w:spacing w:after="40" w:before="0"/>
-      </w:pPr>
-      <w:r>
-        <w:rPr>
-          <w:b w:val="0"/>
-          <w:i w:val="0"/>
-          <w:sz w:val="21"/>
-        </w:rPr>
-        <w:t>Факультет географии и геоинформатики. Картографо-геодезическая деятельность, специалист; магистр географических наук. Преподавала картографические дисциплины на факультете.</w:t>
-      </w:r>
-    </w:p>
-    <w:p>
-      <w:pPr>
-        <w:spacing w:after="80" w:before="260"/>
-      </w:pPr>
-      <w:r>
-        <w:rPr>
-          <w:b/>
-          <w:i w:val="0"/>
-          <w:sz w:val="26"/>
-        </w:rPr>
-        <w:t>Дополнительно</w:t>
-      </w:r>
-    </w:p>
-    <w:p>
-      <w:pPr>
-        <w:pStyle w:val="ListBullet"/>
-        <w:spacing w:after="20"/>
-      </w:pPr>
-      <w:r>
-        <w:rPr>
-          <w:sz w:val="21"/>
-        </w:rPr>
-        <w:t>Готова к тестовым заданиям; метрики цикла поставки и артефакты процесса найма могу показать на созвоне</w:t>
-      </w:r>
-    </w:p>
-    <w:p>
-      <w:pPr>
-        <w:pStyle w:val="ListBullet"/>
-        <w:spacing w:after="20"/>
-      </w:pPr>
-      <w:r>
-        <w:rPr>
-          <w:sz w:val="21"/>
-        </w:rPr>
-        <w:t>Интересны технические продуктовые команды: блокчейн, data и ML-проекты</w:t>
-      </w:r>
-    </w:p>
-    <w:p>
-      <w:pPr>
-        <w:pStyle w:val="ListBullet"/>
-        <w:spacing w:after="20"/>
-      </w:pPr>
-      <w:r>
-        <w:rPr>
-          <w:sz w:val="21"/>
-        </w:rPr>
-        <w:t>Рассматриваю удалённый формат и гибрид в Минске</w:t>
-      </w:r>
-    </w:p>
+    <w:tbl>
+      <w:tblPr>
+        <w:tblW w:type="auto" w:w="0"/>
+        <w:jc w:val="left"/>
+        <w:tblLook w:firstColumn="1" w:firstRow="1" w:lastColumn="0" w:lastRow="0" w:noHBand="0" w:noVBand="1" w:val="04A0"/>
+        <w:tblBorders>
+          <w:top w:val="none" w:sz="0"/>
+          <w:left w:val="none" w:sz="0"/>
+          <w:bottom w:val="none" w:sz="0"/>
+          <w:right w:val="none" w:sz="0"/>
+          <w:insideH w:val="none" w:sz="0"/>
+          <w:insideV w:val="none" w:sz="0"/>
+        </w:tblBorders>
+      </w:tblPr>
+      <w:tblGrid>
+        <w:gridCol w:w="5270"/>
+        <w:gridCol w:w="5270"/>
+      </w:tblGrid>
+      <w:tr>
+        <w:tc>
+          <w:tcPr>
+            <w:tcW w:type="dxa" w:w="3175"/>
+          </w:tcPr>
+          <w:p>
+            <w:r/>
+          </w:p>
+          <w:p>
+            <w:pPr>
+              <w:spacing w:after="80" w:before="240"/>
+            </w:pPr>
+            <w:r>
+              <w:rPr>
+                <w:b/>
+                <w:i w:val="0"/>
+                <w:color w:val="1F4E5A"/>
+                <w:sz w:val="19"/>
+              </w:rPr>
+              <w:t>ЛИЧНЫЕ ДАННЫЕ</w:t>
+            </w:r>
+          </w:p>
+          <w:p>
+            <w:pPr>
+              <w:spacing w:after="40" w:before="0"/>
+            </w:pPr>
+            <w:r>
+              <w:rPr>
+                <w:b w:val="0"/>
+                <w:i w:val="0"/>
+                <w:sz w:val="19"/>
+              </w:rPr>
+              <w:t>oljadamovna@gmail.com</w:t>
+            </w:r>
+          </w:p>
+          <w:p>
+            <w:pPr>
+              <w:spacing w:after="40" w:before="0"/>
+            </w:pPr>
+            <w:r>
+              <w:rPr>
+                <w:b w:val="0"/>
+                <w:i w:val="0"/>
+                <w:sz w:val="19"/>
+              </w:rPr>
+              <w:t>+375 29 294-21-82</w:t>
+            </w:r>
+          </w:p>
+          <w:p>
+            <w:pPr>
+              <w:spacing w:after="40" w:before="0"/>
+            </w:pPr>
+            <w:r>
+              <w:rPr>
+                <w:b w:val="0"/>
+                <w:i w:val="0"/>
+                <w:sz w:val="19"/>
+              </w:rPr>
+              <w:t>Минск, Беларусь</w:t>
+            </w:r>
+          </w:p>
+          <w:p>
+            <w:pPr>
+              <w:spacing w:after="40" w:before="0"/>
+            </w:pPr>
+            <w:r>
+              <w:rPr>
+                <w:b w:val="0"/>
+                <w:i w:val="0"/>
+                <w:sz w:val="19"/>
+              </w:rPr>
+              <w:t>@bolik_olik</w:t>
+            </w:r>
+          </w:p>
+          <w:p>
+            <w:pPr>
+              <w:spacing w:after="40" w:before="0"/>
+            </w:pPr>
+            <w:r>
+              <w:rPr>
+                <w:b w:val="0"/>
+                <w:i w:val="0"/>
+                <w:sz w:val="19"/>
+              </w:rPr>
+              <w:t>rozzhalovetsolga.github.io/portfolio</w:t>
+            </w:r>
+          </w:p>
+          <w:p>
+            <w:pPr>
+              <w:spacing w:after="40" w:before="0"/>
+            </w:pPr>
+            <w:r>
+              <w:rPr>
+                <w:b w:val="0"/>
+                <w:i w:val="0"/>
+                <w:sz w:val="19"/>
+              </w:rPr>
+              <w:t>github.com/rozzhalovetsolga</w:t>
+            </w:r>
+          </w:p>
+          <w:p>
+            <w:pPr>
+              <w:spacing w:after="40" w:before="0"/>
+            </w:pPr>
+            <w:r>
+              <w:rPr>
+                <w:b w:val="0"/>
+                <w:i w:val="0"/>
+                <w:sz w:val="19"/>
+              </w:rPr>
+              <w:t>linkedin.com/in/olga-rozzhalovets52967a2a3</w:t>
+            </w:r>
+          </w:p>
+          <w:p>
+            <w:pPr>
+              <w:spacing w:after="40" w:before="0"/>
+            </w:pPr>
+            <w:r>
+              <w:rPr>
+                <w:b w:val="0"/>
+                <w:i w:val="0"/>
+                <w:sz w:val="19"/>
+              </w:rPr>
+              <w:t>Английский: B1 (Intermediate) по CEFR</w:t>
+            </w:r>
+          </w:p>
+          <w:p>
+            <w:pPr>
+              <w:spacing w:after="80" w:before="240"/>
+            </w:pPr>
+            <w:r>
+              <w:rPr>
+                <w:b/>
+                <w:i w:val="0"/>
+                <w:color w:val="1F4E5A"/>
+                <w:sz w:val="19"/>
+              </w:rPr>
+              <w:t>НАВЫКИ</w:t>
+            </w:r>
+          </w:p>
+          <w:p>
+            <w:pPr>
+              <w:spacing w:after="40" w:before="0"/>
+            </w:pPr>
+            <w:r>
+              <w:rPr>
+                <w:b w:val="0"/>
+                <w:i w:val="0"/>
+                <w:sz w:val="19"/>
+              </w:rPr>
+              <w:t>Спринты, дейлики, разбор итогов</w:t>
+            </w:r>
+          </w:p>
+          <w:p>
+            <w:pPr>
+              <w:spacing w:after="40" w:before="0"/>
+            </w:pPr>
+            <w:r>
+              <w:rPr>
+                <w:b w:val="0"/>
+                <w:i w:val="0"/>
+                <w:sz w:val="19"/>
+              </w:rPr>
+              <w:t>Приоритизация и декомпозиция</w:t>
+            </w:r>
+          </w:p>
+          <w:p>
+            <w:pPr>
+              <w:spacing w:after="40" w:before="0"/>
+            </w:pPr>
+            <w:r>
+              <w:rPr>
+                <w:b w:val="0"/>
+                <w:i w:val="0"/>
+                <w:sz w:val="19"/>
+              </w:rPr>
+              <w:t>Статус-отчётность и риски</w:t>
+            </w:r>
+          </w:p>
+          <w:p>
+            <w:pPr>
+              <w:spacing w:after="40" w:before="0"/>
+            </w:pPr>
+            <w:r>
+              <w:rPr>
+                <w:b w:val="0"/>
+                <w:i w:val="0"/>
+                <w:sz w:val="19"/>
+              </w:rPr>
+              <w:t>Метрики цикла поставки</w:t>
+            </w:r>
+          </w:p>
+          <w:p>
+            <w:pPr>
+              <w:spacing w:after="40" w:before="0"/>
+            </w:pPr>
+            <w:r>
+              <w:rPr>
+                <w:b w:val="0"/>
+                <w:i w:val="0"/>
+                <w:sz w:val="19"/>
+              </w:rPr>
+              <w:t>Найм на инженерные роли</w:t>
+            </w:r>
+          </w:p>
+          <w:p>
+            <w:pPr>
+              <w:spacing w:after="40" w:before="0"/>
+            </w:pPr>
+            <w:r>
+              <w:rPr>
+                <w:b w:val="0"/>
+                <w:i w:val="0"/>
+                <w:sz w:val="19"/>
+              </w:rPr>
+              <w:t>SQL — ClickHouse, PostgreSQL</w:t>
+            </w:r>
+          </w:p>
+          <w:p>
+            <w:pPr>
+              <w:spacing w:after="40" w:before="0"/>
+            </w:pPr>
+            <w:r>
+              <w:rPr>
+                <w:b w:val="0"/>
+                <w:i w:val="0"/>
+                <w:sz w:val="19"/>
+              </w:rPr>
+              <w:t>Python, Grafana</w:t>
+            </w:r>
+          </w:p>
+          <w:p>
+            <w:pPr>
+              <w:spacing w:after="40" w:before="0"/>
+            </w:pPr>
+            <w:r>
+              <w:rPr>
+                <w:b w:val="0"/>
+                <w:i w:val="0"/>
+                <w:sz w:val="19"/>
+              </w:rPr>
+              <w:t>Rust — базовый</w:t>
+            </w:r>
+          </w:p>
+          <w:p>
+            <w:pPr>
+              <w:spacing w:after="40" w:before="0"/>
+            </w:pPr>
+            <w:r>
+              <w:rPr>
+                <w:b w:val="0"/>
+                <w:i w:val="0"/>
+                <w:sz w:val="19"/>
+              </w:rPr>
+              <w:t>Notion, Git, GitHub</w:t>
+            </w:r>
+          </w:p>
+          <w:p>
+            <w:pPr>
+              <w:spacing w:after="80" w:before="240"/>
+            </w:pPr>
+            <w:r>
+              <w:rPr>
+                <w:b/>
+                <w:i w:val="0"/>
+                <w:color w:val="1F4E5A"/>
+                <w:sz w:val="19"/>
+              </w:rPr>
+              <w:t>ЯЗЫКИ</w:t>
+            </w:r>
+          </w:p>
+          <w:p>
+            <w:pPr>
+              <w:spacing w:after="40" w:before="0"/>
+            </w:pPr>
+            <w:r>
+              <w:rPr>
+                <w:b w:val="0"/>
+                <w:i w:val="0"/>
+                <w:sz w:val="19"/>
+              </w:rPr>
+              <w:t>русский — родной</w:t>
+            </w:r>
+          </w:p>
+          <w:p>
+            <w:pPr>
+              <w:spacing w:after="40" w:before="0"/>
+            </w:pPr>
+            <w:r>
+              <w:rPr>
+                <w:b w:val="0"/>
+                <w:i w:val="0"/>
+                <w:sz w:val="19"/>
+              </w:rPr>
+              <w:t>английский — B1</w:t>
+            </w:r>
+          </w:p>
+        </w:tc>
+        <w:tc>
+          <w:tcPr>
+            <w:tcW w:type="dxa" w:w="7030"/>
+          </w:tcPr>
+          <w:p>
+            <w:r/>
+          </w:p>
+          <w:p>
+            <w:pPr>
+              <w:spacing w:after="100" w:before="260"/>
+            </w:pPr>
+            <w:r>
+              <w:rPr>
+                <w:b/>
+                <w:i w:val="0"/>
+                <w:color w:val="1F4E5A"/>
+                <w:sz w:val="26"/>
+              </w:rPr>
+              <w:t>Профиль</w:t>
+            </w:r>
+          </w:p>
+          <w:p>
+            <w:pPr>
+              <w:spacing w:after="40" w:before="0"/>
+            </w:pPr>
+            <w:r>
+              <w:rPr>
+                <w:b w:val="0"/>
+                <w:i w:val="0"/>
+                <w:sz w:val="19"/>
+              </w:rPr>
+              <w:t>Полтора года руководила проектом разработки алгоритмического торгового бота на блокчейне Solana: команда до пяти человек — DevOps, ML-инженер, Rust-разработчики. Недельные спринты, ежедневные созвоны, статус по срокам и рискам для основателя. Параллельно закрывала найм в команду и работала с данными проекта: SQL, Python, дашборды в Grafana. Технический бэкграунд позволяет оценивать сложность задач и спорить по существу, а не сверять сроки. До этого 5+ лет операционного управления: до пяти объектов премиального ремонта одновременно, запуск онлайн-курса, операционка онлайн-школы.</w:t>
+            </w:r>
+          </w:p>
+          <w:p>
+            <w:pPr>
+              <w:spacing w:after="100" w:before="260"/>
+            </w:pPr>
+            <w:r>
+              <w:rPr>
+                <w:b/>
+                <w:i w:val="0"/>
+                <w:color w:val="1F4E5A"/>
+                <w:sz w:val="26"/>
+              </w:rPr>
+              <w:t>Опыт работы</w:t>
+            </w:r>
+          </w:p>
+          <w:p>
+            <w:pPr>
+              <w:spacing w:after="20" w:before="180"/>
+            </w:pPr>
+            <w:r>
+              <w:rPr>
+                <w:b/>
+                <w:i w:val="0"/>
+                <w:sz w:val="23"/>
+              </w:rPr>
+              <w:t>Руководитель проекта</w:t>
+            </w:r>
+          </w:p>
+          <w:p>
+            <w:pPr>
+              <w:spacing w:after="60" w:before="0"/>
+            </w:pPr>
+            <w:r>
+              <w:rPr>
+                <w:b w:val="0"/>
+                <w:i w:val="0"/>
+                <w:color w:val="555555"/>
+                <w:sz w:val="19"/>
+              </w:rPr>
+              <w:t>BCH Labs, удалённо · март 2025 — сентябрь 2026</w:t>
+            </w:r>
+          </w:p>
+          <w:p>
+            <w:pPr>
+              <w:spacing w:after="80" w:before="0"/>
+            </w:pPr>
+            <w:r>
+              <w:rPr>
+                <w:b w:val="0"/>
+                <w:i/>
+                <w:color w:val="555555"/>
+                <w:sz w:val="19"/>
+              </w:rPr>
+              <w:t>Алгоритмический торговый бот на блокчейне Solana. Команда до 5 человек: DevOps, ML-инженер, Rust-разработчики. Стек: Rust, ClickHouse, PostgreSQL, Python, Grafana, Notion.</w:t>
+            </w:r>
+          </w:p>
+          <w:p>
+            <w:pPr>
+              <w:spacing w:after="20" w:before="120"/>
+            </w:pPr>
+            <w:r>
+              <w:rPr>
+                <w:b/>
+                <w:i w:val="0"/>
+                <w:sz w:val="19"/>
+              </w:rPr>
+              <w:t>Управление поставкой.</w:t>
+            </w:r>
+          </w:p>
+          <w:p>
+            <w:pPr>
+              <w:spacing w:after="40" w:before="0"/>
+            </w:pPr>
+            <w:r>
+              <w:rPr>
+                <w:b w:val="0"/>
+                <w:i w:val="0"/>
+                <w:sz w:val="19"/>
+              </w:rPr>
+              <w:t>Вела недельные спринты: сбор и декомпозиция задач, приоритизация, сроки, разбор итогов. Проводила ежедневные созвоны и отслеживала прогресс по каждому исполнителю. Статус по срокам, рискам и упирающимся задачам готовила я, а не основатель. Документация и планирование — в Notion.</w:t>
+            </w:r>
+          </w:p>
+          <w:p>
+            <w:pPr>
+              <w:spacing w:after="20" w:before="120"/>
+            </w:pPr>
+            <w:r>
+              <w:rPr>
+                <w:b/>
+                <w:i w:val="0"/>
+                <w:sz w:val="19"/>
+              </w:rPr>
+              <w:t>Метрики цикла поставки за 11 месяцев.</w:t>
+            </w:r>
+          </w:p>
+          <w:p>
+            <w:pPr>
+              <w:spacing w:after="40" w:before="0"/>
+            </w:pPr>
+            <w:r>
+              <w:rPr>
+                <w:b w:val="0"/>
+                <w:i w:val="0"/>
+                <w:sz w:val="19"/>
+              </w:rPr>
+              <w:t>119 pull request'ов создано, 92 смерджено (77%). Медианное время от создания PR до мерджа — 0,7 дня, среднее 1,4. Получено 195 ревью. Мои PR — 119 из 165 в репозитории при семи контрибьюторах. Результат: быстрая петля обратной связи внутри инженерного цикла, задачи не залипали в ревью.</w:t>
+            </w:r>
+          </w:p>
+          <w:p>
+            <w:pPr>
+              <w:spacing w:after="20" w:before="120"/>
+            </w:pPr>
+            <w:r>
+              <w:rPr>
+                <w:b/>
+                <w:i w:val="0"/>
+                <w:sz w:val="19"/>
+              </w:rPr>
+              <w:t>Найм и ресурсное планирование.</w:t>
+            </w:r>
+          </w:p>
+          <w:p>
+            <w:pPr>
+              <w:spacing w:after="40" w:before="0"/>
+            </w:pPr>
+            <w:r>
+              <w:rPr>
+                <w:b w:val="0"/>
+                <w:i w:val="0"/>
+                <w:sz w:val="19"/>
+              </w:rPr>
+              <w:t>Спроектировала трёхэтапную воронку для роли Rust Tech Lead: анкета (собрана кодом через Google Apps Script), лайфкодинг на 40 минут с таймингом, тестовое задание. Оценочная карта на 100 баллов с порогом 65 и стоп-сигналами. Воронка: 107 анкет → 35 интервью → 9 на втором этапе → 3 на тестовом → 3 найма. Результат: собрала ядро команды — тимлид Rust-разработчиков и два разработчика middle+, все офферы приняты.</w:t>
+            </w:r>
+          </w:p>
+          <w:p>
+            <w:pPr>
+              <w:spacing w:after="20" w:before="120"/>
+            </w:pPr>
+            <w:r>
+              <w:rPr>
+                <w:b/>
+                <w:i w:val="0"/>
+                <w:sz w:val="19"/>
+              </w:rPr>
+              <w:t>Управление рисками через эксперименты.</w:t>
+            </w:r>
+          </w:p>
+          <w:p>
+            <w:pPr>
+              <w:spacing w:after="40" w:before="0"/>
+            </w:pPr>
+            <w:r>
+              <w:rPr>
+                <w:b w:val="0"/>
+                <w:i w:val="0"/>
+                <w:sz w:val="19"/>
+              </w:rPr>
+              <w:t>Количественно закрыла четыре гипотезы роста доходности продукта: отбор по порогу, стоп-лосс, тайминг входа, скорость исполнения. Спроектировала A/B/C/D-эксперимент по параметрам исполнения. Форвард-тест на 9 сессиях и ~780 сделках показал завышение результата оптимистичной моделью исполнения. Каждая гипотеза опровергнута до того, как в неё вложили разработку.</w:t>
+            </w:r>
+          </w:p>
+          <w:p>
+            <w:pPr>
+              <w:spacing w:after="20" w:before="120"/>
+            </w:pPr>
+            <w:r>
+              <w:rPr>
+                <w:b/>
+                <w:i w:val="0"/>
+                <w:sz w:val="19"/>
+              </w:rPr>
+              <w:t>Техническая часть роли.</w:t>
+            </w:r>
+          </w:p>
+          <w:p>
+            <w:pPr>
+              <w:spacing w:after="40" w:before="0"/>
+            </w:pPr>
+            <w:r>
+              <w:rPr>
+                <w:b w:val="0"/>
+                <w:i w:val="0"/>
+                <w:sz w:val="19"/>
+              </w:rPr>
+              <w:t>SQL в ClickHouse и PostgreSQL: миграции, оконные функции, оптимизация тяжёлых запросов. Python: pandas, numpy, LightGBM, scikit-learn. Три дашборда в Grafana, 35 панелей, конфигурация через API. Освоила Rust с нуля и участвовала в продакшн-коде — оценивала сложность задач без посредника.</w:t>
+            </w:r>
+          </w:p>
+          <w:p>
+            <w:pPr>
+              <w:spacing w:after="20" w:before="180"/>
+            </w:pPr>
+            <w:r>
+              <w:rPr>
+                <w:b/>
+                <w:i w:val="0"/>
+                <w:sz w:val="23"/>
+              </w:rPr>
+              <w:t>Бизнес-ассистент основателя</w:t>
+            </w:r>
+          </w:p>
+          <w:p>
+            <w:pPr>
+              <w:spacing w:after="60" w:before="0"/>
+            </w:pPr>
+            <w:r>
+              <w:rPr>
+                <w:b w:val="0"/>
+                <w:i w:val="0"/>
+                <w:color w:val="555555"/>
+                <w:sz w:val="19"/>
+              </w:rPr>
+              <w:t>ETICO.BY, студия премиального ремонта, Минск · 2023 — 2025</w:t>
+            </w:r>
+          </w:p>
+          <w:p>
+            <w:pPr>
+              <w:spacing w:after="80" w:before="0"/>
+            </w:pPr>
+            <w:r>
+              <w:rPr>
+                <w:b w:val="0"/>
+                <w:i/>
+                <w:color w:val="555555"/>
+                <w:sz w:val="19"/>
+              </w:rPr>
+              <w:t>Премиальный ремонт квартир и загородных домов. До 5 объектов в работе одновременно, от 1 до 5 мастеров на объекте.</w:t>
+            </w:r>
+          </w:p>
+          <w:p>
+            <w:pPr>
+              <w:spacing w:after="20" w:before="120"/>
+            </w:pPr>
+            <w:r>
+              <w:rPr>
+                <w:b/>
+                <w:i w:val="0"/>
+                <w:sz w:val="19"/>
+              </w:rPr>
+              <w:t>Координация параллельных объектов.</w:t>
+            </w:r>
+          </w:p>
+          <w:p>
+            <w:pPr>
+              <w:spacing w:after="40" w:before="0"/>
+            </w:pPr>
+            <w:r>
+              <w:rPr>
+                <w:b w:val="0"/>
+                <w:i w:val="0"/>
+                <w:sz w:val="19"/>
+              </w:rPr>
+              <w:t>Сроки, поставки, люди и документы по нескольким объектам одновременно — мультипроектная поставка в офлайне. Считала сметы и отвечала за снабжение и платежи, то есть за бюджет работ. Нанимала работников и подбирала бригады. Решения оставались за основателем, операционный слой держался на мне.</w:t>
+            </w:r>
+          </w:p>
+          <w:p>
+            <w:pPr>
+              <w:spacing w:after="20" w:before="180"/>
+            </w:pPr>
+            <w:r>
+              <w:rPr>
+                <w:b/>
+                <w:i w:val="0"/>
+                <w:sz w:val="23"/>
+              </w:rPr>
+              <w:t>Ассистент руководителя</w:t>
+            </w:r>
+          </w:p>
+          <w:p>
+            <w:pPr>
+              <w:spacing w:after="60" w:before="0"/>
+            </w:pPr>
+            <w:r>
+              <w:rPr>
+                <w:b w:val="0"/>
+                <w:i w:val="0"/>
+                <w:color w:val="555555"/>
+                <w:sz w:val="19"/>
+              </w:rPr>
+              <w:t>онлайн-школа CT-EXPRESS, инфобизнес, психологические группы · 2017 — 2025</w:t>
+            </w:r>
+          </w:p>
+          <w:p>
+            <w:pPr>
+              <w:spacing w:after="80" w:before="0"/>
+            </w:pPr>
+            <w:r>
+              <w:rPr>
+                <w:b w:val="0"/>
+                <w:i/>
+                <w:color w:val="555555"/>
+                <w:sz w:val="19"/>
+              </w:rPr>
+              <w:t>Операционное сопровождение школы и продакшен онлайн-курса: курс из состояния «на бумаге» доведён до готового к запуску. Школа выросла с одного предмета до трёх.</w:t>
+            </w:r>
+          </w:p>
+          <w:p>
+            <w:pPr>
+              <w:spacing w:after="100" w:before="260"/>
+            </w:pPr>
+            <w:r>
+              <w:rPr>
+                <w:b/>
+                <w:i w:val="0"/>
+                <w:color w:val="1F4E5A"/>
+                <w:sz w:val="26"/>
+              </w:rPr>
+              <w:t>Образование</w:t>
+            </w:r>
+          </w:p>
+          <w:p>
+            <w:pPr>
+              <w:spacing w:after="20" w:before="0"/>
+            </w:pPr>
+            <w:r>
+              <w:rPr>
+                <w:b/>
+                <w:i w:val="0"/>
+                <w:sz w:val="21"/>
+              </w:rPr>
+              <w:t>Магистр географических наук: картография, геодезия и ГИС</w:t>
+            </w:r>
+          </w:p>
+          <w:p>
+            <w:pPr>
+              <w:spacing w:after="40" w:before="0"/>
+            </w:pPr>
+            <w:r>
+              <w:rPr>
+                <w:b w:val="0"/>
+                <w:i w:val="0"/>
+                <w:color w:val="555555"/>
+                <w:sz w:val="19"/>
+              </w:rPr>
+              <w:t>Белорусский государственный университет, Минск · 2017 — 2023</w:t>
+            </w:r>
+          </w:p>
+          <w:p>
+            <w:pPr>
+              <w:spacing w:after="40" w:before="0"/>
+            </w:pPr>
+            <w:r>
+              <w:rPr>
+                <w:b w:val="0"/>
+                <w:i w:val="0"/>
+                <w:sz w:val="19"/>
+              </w:rPr>
+              <w:t>Факультет географии и геоинформатики, кафедра геодезии и космоаэрокартографии. Картографо-геодезическая деятельность, специалист. Преподавала картографические дисциплины на факультете.</w:t>
+            </w:r>
+          </w:p>
+          <w:p>
+            <w:pPr>
+              <w:spacing w:after="100" w:before="260"/>
+            </w:pPr>
+            <w:r>
+              <w:rPr>
+                <w:b/>
+                <w:i w:val="0"/>
+                <w:color w:val="1F4E5A"/>
+                <w:sz w:val="26"/>
+              </w:rPr>
+              <w:t>Курсы</w:t>
+            </w:r>
+          </w:p>
+          <w:p>
+            <w:pPr>
+              <w:spacing w:after="20" w:before="0"/>
+            </w:pPr>
+            <w:r>
+              <w:rPr>
+                <w:b/>
+                <w:i w:val="0"/>
+                <w:sz w:val="21"/>
+              </w:rPr>
+              <w:t>Аналитик данных с нуля — Образовательный центр BELHARD, 2026</w:t>
+            </w:r>
+          </w:p>
+          <w:p>
+            <w:pPr>
+              <w:spacing w:after="40" w:before="0"/>
+            </w:pPr>
+            <w:r>
+              <w:rPr>
+                <w:b w:val="0"/>
+                <w:i w:val="0"/>
+                <w:color w:val="555555"/>
+                <w:sz w:val="19"/>
+              </w:rPr>
+              <w:t>12 занятий, онлайн, сертификат об окончании.</w:t>
+            </w:r>
+          </w:p>
+          <w:p>
+            <w:pPr>
+              <w:spacing w:after="40" w:before="0"/>
+            </w:pPr>
+            <w:r>
+              <w:rPr>
+                <w:b w:val="0"/>
+                <w:i w:val="0"/>
+                <w:sz w:val="19"/>
+              </w:rPr>
+              <w:t>SQL: JOIN всех типов, GROUP BY и агрегации, HAVING, подзапросы и CTE, оконные функции, расчёт retention и скользящих средних. Статистика, проверка гипотез и A/B-тесты. Python для обработки, анализа и визуализации. Дашборды в BI-системах, ИИ в аналитических задачах.</w:t>
+            </w:r>
+          </w:p>
+        </w:tc>
+      </w:tr>
+    </w:tbl>
     <w:sectPr>
       <w:pgSz w:w="12240" w:h="15840"/>
-      <w:pgMar w:top="1440" w:right="1800" w:bottom="1440" w:left="1800" w:header="720" w:footer="720" w:gutter="0"/>
+      <w:pgMar w:top="680" w:right="850" w:bottom="680" w:left="850" w:header="720" w:footer="720" w:gutter="0"/>
       <w:cols w:space="720"/>
       <w:docGrid w:linePitch="360"/>
     </w:sectPr>
@@ -1639,11 +1157,11 @@
     <w:qFormat/>
     <w:rsid w:val="00FC693F"/>
     <w:pPr>
-      <w:spacing w:after="40" w:line="254" w:lineRule="auto"/>
+      <w:spacing w:after="40" w:line="252" w:lineRule="auto"/>
     </w:pPr>
     <w:rPr>
       <w:rFonts w:ascii="Calibri" w:hAnsi="Calibri"/>
-      <w:sz w:val="21"/>
+      <w:sz w:val="19"/>
     </w:rPr>
   </w:style>
   <w:style w:type="paragraph" w:styleId="Header">

--- a/olga-resume-pm.docx
+++ b/olga-resume-pm.docx
@@ -10,782 +10,769 @@
         <w:rPr>
           <w:b/>
           <w:i w:val="0"/>
-          <w:sz w:val="44"/>
+          <w:sz w:val="30"/>
         </w:rPr>
         <w:t>Ольга Розжаловец</w:t>
       </w:r>
     </w:p>
     <w:p>
       <w:pPr>
-        <w:spacing w:after="200" w:before="0"/>
+        <w:spacing w:after="0" w:before="0"/>
       </w:pPr>
       <w:r>
         <w:rPr>
           <w:b w:val="0"/>
           <w:i w:val="0"/>
-          <w:color w:val="555555"/>
-          <w:sz w:val="24"/>
+          <w:sz w:val="18"/>
         </w:rPr>
-        <w:t>Technical Project Manager / Delivery Manager</w:t>
+        <w:t>oljadamovna@gmail.com · Тел. +375 29 294-21-82 · Telegram @bolik_olik · Минск, Беларусь</w:t>
       </w:r>
     </w:p>
-    <w:tbl>
-      <w:tblPr>
-        <w:tblW w:type="auto" w:w="0"/>
-        <w:jc w:val="left"/>
-        <w:tblLook w:firstColumn="1" w:firstRow="1" w:lastColumn="0" w:lastRow="0" w:noHBand="0" w:noVBand="1" w:val="04A0"/>
-        <w:tblBorders>
-          <w:top w:val="none" w:sz="0"/>
-          <w:left w:val="none" w:sz="0"/>
-          <w:bottom w:val="none" w:sz="0"/>
-          <w:right w:val="none" w:sz="0"/>
-          <w:insideH w:val="none" w:sz="0"/>
-          <w:insideV w:val="none" w:sz="0"/>
-        </w:tblBorders>
-      </w:tblPr>
-      <w:tblGrid>
-        <w:gridCol w:w="5270"/>
-        <w:gridCol w:w="5270"/>
-      </w:tblGrid>
-      <w:tr>
-        <w:tc>
-          <w:tcPr>
-            <w:tcW w:type="dxa" w:w="3175"/>
-          </w:tcPr>
-          <w:p>
-            <w:r/>
-          </w:p>
-          <w:p>
-            <w:pPr>
-              <w:spacing w:after="80" w:before="240"/>
-            </w:pPr>
-            <w:r>
-              <w:rPr>
-                <w:b/>
-                <w:i w:val="0"/>
-                <w:color w:val="1F4E5A"/>
-                <w:sz w:val="19"/>
-              </w:rPr>
-              <w:t>ЛИЧНЫЕ ДАННЫЕ</w:t>
-            </w:r>
-          </w:p>
-          <w:p>
-            <w:pPr>
-              <w:spacing w:after="40" w:before="0"/>
-            </w:pPr>
-            <w:r>
-              <w:rPr>
-                <w:b w:val="0"/>
-                <w:i w:val="0"/>
-                <w:sz w:val="19"/>
-              </w:rPr>
-              <w:t>oljadamovna@gmail.com</w:t>
-            </w:r>
-          </w:p>
-          <w:p>
-            <w:pPr>
-              <w:spacing w:after="40" w:before="0"/>
-            </w:pPr>
-            <w:r>
-              <w:rPr>
-                <w:b w:val="0"/>
-                <w:i w:val="0"/>
-                <w:sz w:val="19"/>
-              </w:rPr>
-              <w:t>+375 29 294-21-82</w:t>
-            </w:r>
-          </w:p>
-          <w:p>
-            <w:pPr>
-              <w:spacing w:after="40" w:before="0"/>
-            </w:pPr>
-            <w:r>
-              <w:rPr>
-                <w:b w:val="0"/>
-                <w:i w:val="0"/>
-                <w:sz w:val="19"/>
-              </w:rPr>
-              <w:t>Минск, Беларусь</w:t>
-            </w:r>
-          </w:p>
-          <w:p>
-            <w:pPr>
-              <w:spacing w:after="40" w:before="0"/>
-            </w:pPr>
-            <w:r>
-              <w:rPr>
-                <w:b w:val="0"/>
-                <w:i w:val="0"/>
-                <w:sz w:val="19"/>
-              </w:rPr>
-              <w:t>@bolik_olik</w:t>
-            </w:r>
-          </w:p>
-          <w:p>
-            <w:pPr>
-              <w:spacing w:after="40" w:before="0"/>
-            </w:pPr>
-            <w:r>
-              <w:rPr>
-                <w:b w:val="0"/>
-                <w:i w:val="0"/>
-                <w:sz w:val="19"/>
-              </w:rPr>
-              <w:t>rozzhalovetsolga.github.io/portfolio</w:t>
-            </w:r>
-          </w:p>
-          <w:p>
-            <w:pPr>
-              <w:spacing w:after="40" w:before="0"/>
-            </w:pPr>
-            <w:r>
-              <w:rPr>
-                <w:b w:val="0"/>
-                <w:i w:val="0"/>
-                <w:sz w:val="19"/>
-              </w:rPr>
-              <w:t>github.com/rozzhalovetsolga</w:t>
-            </w:r>
-          </w:p>
-          <w:p>
-            <w:pPr>
-              <w:spacing w:after="40" w:before="0"/>
-            </w:pPr>
-            <w:r>
-              <w:rPr>
-                <w:b w:val="0"/>
-                <w:i w:val="0"/>
-                <w:sz w:val="19"/>
-              </w:rPr>
-              <w:t>linkedin.com/in/olga-rozzhalovets52967a2a3</w:t>
-            </w:r>
-          </w:p>
-          <w:p>
-            <w:pPr>
-              <w:spacing w:after="40" w:before="0"/>
-            </w:pPr>
-            <w:r>
-              <w:rPr>
-                <w:b w:val="0"/>
-                <w:i w:val="0"/>
-                <w:sz w:val="19"/>
-              </w:rPr>
-              <w:t>Английский: B1 (Intermediate) по CEFR</w:t>
-            </w:r>
-          </w:p>
-          <w:p>
-            <w:pPr>
-              <w:spacing w:after="80" w:before="240"/>
-            </w:pPr>
-            <w:r>
-              <w:rPr>
-                <w:b/>
-                <w:i w:val="0"/>
-                <w:color w:val="1F4E5A"/>
-                <w:sz w:val="19"/>
-              </w:rPr>
-              <w:t>НАВЫКИ</w:t>
-            </w:r>
-          </w:p>
-          <w:p>
-            <w:pPr>
-              <w:spacing w:after="40" w:before="0"/>
-            </w:pPr>
-            <w:r>
-              <w:rPr>
-                <w:b w:val="0"/>
-                <w:i w:val="0"/>
-                <w:sz w:val="19"/>
-              </w:rPr>
-              <w:t>Спринты, дейлики, разбор итогов</w:t>
-            </w:r>
-          </w:p>
-          <w:p>
-            <w:pPr>
-              <w:spacing w:after="40" w:before="0"/>
-            </w:pPr>
-            <w:r>
-              <w:rPr>
-                <w:b w:val="0"/>
-                <w:i w:val="0"/>
-                <w:sz w:val="19"/>
-              </w:rPr>
-              <w:t>Приоритизация и декомпозиция</w:t>
-            </w:r>
-          </w:p>
-          <w:p>
-            <w:pPr>
-              <w:spacing w:after="40" w:before="0"/>
-            </w:pPr>
-            <w:r>
-              <w:rPr>
-                <w:b w:val="0"/>
-                <w:i w:val="0"/>
-                <w:sz w:val="19"/>
-              </w:rPr>
-              <w:t>Статус-отчётность и риски</w:t>
-            </w:r>
-          </w:p>
-          <w:p>
-            <w:pPr>
-              <w:spacing w:after="40" w:before="0"/>
-            </w:pPr>
-            <w:r>
-              <w:rPr>
-                <w:b w:val="0"/>
-                <w:i w:val="0"/>
-                <w:sz w:val="19"/>
-              </w:rPr>
-              <w:t>Метрики цикла поставки</w:t>
-            </w:r>
-          </w:p>
-          <w:p>
-            <w:pPr>
-              <w:spacing w:after="40" w:before="0"/>
-            </w:pPr>
-            <w:r>
-              <w:rPr>
-                <w:b w:val="0"/>
-                <w:i w:val="0"/>
-                <w:sz w:val="19"/>
-              </w:rPr>
-              <w:t>Найм на инженерные роли</w:t>
-            </w:r>
-          </w:p>
-          <w:p>
-            <w:pPr>
-              <w:spacing w:after="40" w:before="0"/>
-            </w:pPr>
-            <w:r>
-              <w:rPr>
-                <w:b w:val="0"/>
-                <w:i w:val="0"/>
-                <w:sz w:val="19"/>
-              </w:rPr>
-              <w:t>SQL — ClickHouse, PostgreSQL</w:t>
-            </w:r>
-          </w:p>
-          <w:p>
-            <w:pPr>
-              <w:spacing w:after="40" w:before="0"/>
-            </w:pPr>
-            <w:r>
-              <w:rPr>
-                <w:b w:val="0"/>
-                <w:i w:val="0"/>
-                <w:sz w:val="19"/>
-              </w:rPr>
-              <w:t>Python, Grafana</w:t>
-            </w:r>
-          </w:p>
-          <w:p>
-            <w:pPr>
-              <w:spacing w:after="40" w:before="0"/>
-            </w:pPr>
-            <w:r>
-              <w:rPr>
-                <w:b w:val="0"/>
-                <w:i w:val="0"/>
-                <w:sz w:val="19"/>
-              </w:rPr>
-              <w:t>Rust — базовый</w:t>
-            </w:r>
-          </w:p>
-          <w:p>
-            <w:pPr>
-              <w:spacing w:after="40" w:before="0"/>
-            </w:pPr>
-            <w:r>
-              <w:rPr>
-                <w:b w:val="0"/>
-                <w:i w:val="0"/>
-                <w:sz w:val="19"/>
-              </w:rPr>
-              <w:t>Notion, Git, GitHub</w:t>
-            </w:r>
-          </w:p>
-          <w:p>
-            <w:pPr>
-              <w:spacing w:after="80" w:before="240"/>
-            </w:pPr>
-            <w:r>
-              <w:rPr>
-                <w:b/>
-                <w:i w:val="0"/>
-                <w:color w:val="1F4E5A"/>
-                <w:sz w:val="19"/>
-              </w:rPr>
-              <w:t>ЯЗЫКИ</w:t>
-            </w:r>
-          </w:p>
-          <w:p>
-            <w:pPr>
-              <w:spacing w:after="40" w:before="0"/>
-            </w:pPr>
-            <w:r>
-              <w:rPr>
-                <w:b w:val="0"/>
-                <w:i w:val="0"/>
-                <w:sz w:val="19"/>
-              </w:rPr>
-              <w:t>русский — родной</w:t>
-            </w:r>
-          </w:p>
-          <w:p>
-            <w:pPr>
-              <w:spacing w:after="40" w:before="0"/>
-            </w:pPr>
-            <w:r>
-              <w:rPr>
-                <w:b w:val="0"/>
-                <w:i w:val="0"/>
-                <w:sz w:val="19"/>
-              </w:rPr>
-              <w:t>английский — B1</w:t>
-            </w:r>
-          </w:p>
-        </w:tc>
-        <w:tc>
-          <w:tcPr>
-            <w:tcW w:type="dxa" w:w="7030"/>
-          </w:tcPr>
-          <w:p>
-            <w:r/>
-          </w:p>
-          <w:p>
-            <w:pPr>
-              <w:spacing w:after="100" w:before="260"/>
-            </w:pPr>
-            <w:r>
-              <w:rPr>
-                <w:b/>
-                <w:i w:val="0"/>
-                <w:color w:val="1F4E5A"/>
-                <w:sz w:val="26"/>
-              </w:rPr>
-              <w:t>Профиль</w:t>
-            </w:r>
-          </w:p>
-          <w:p>
-            <w:pPr>
-              <w:spacing w:after="40" w:before="0"/>
-            </w:pPr>
-            <w:r>
-              <w:rPr>
-                <w:b w:val="0"/>
-                <w:i w:val="0"/>
-                <w:sz w:val="19"/>
-              </w:rPr>
-              <w:t>Полтора года руководила проектом разработки алгоритмического торгового бота на блокчейне Solana: команда до пяти человек — DevOps, ML-инженер, Rust-разработчики. Недельные спринты, ежедневные созвоны, статус по срокам и рискам для основателя. Параллельно закрывала найм в команду и работала с данными проекта: SQL, Python, дашборды в Grafana. Технический бэкграунд позволяет оценивать сложность задач и спорить по существу, а не сверять сроки. До этого 5+ лет операционного управления: до пяти объектов премиального ремонта одновременно, запуск онлайн-курса, операционка онлайн-школы.</w:t>
-            </w:r>
-          </w:p>
-          <w:p>
-            <w:pPr>
-              <w:spacing w:after="100" w:before="260"/>
-            </w:pPr>
-            <w:r>
-              <w:rPr>
-                <w:b/>
-                <w:i w:val="0"/>
-                <w:color w:val="1F4E5A"/>
-                <w:sz w:val="26"/>
-              </w:rPr>
-              <w:t>Опыт работы</w:t>
-            </w:r>
-          </w:p>
-          <w:p>
-            <w:pPr>
-              <w:spacing w:after="20" w:before="180"/>
-            </w:pPr>
-            <w:r>
-              <w:rPr>
-                <w:b/>
-                <w:i w:val="0"/>
-                <w:sz w:val="23"/>
-              </w:rPr>
-              <w:t>Руководитель проекта</w:t>
-            </w:r>
-          </w:p>
-          <w:p>
-            <w:pPr>
-              <w:spacing w:after="60" w:before="0"/>
-            </w:pPr>
-            <w:r>
-              <w:rPr>
-                <w:b w:val="0"/>
-                <w:i w:val="0"/>
-                <w:color w:val="555555"/>
-                <w:sz w:val="19"/>
-              </w:rPr>
-              <w:t>BCH Labs, удалённо · март 2025 — сентябрь 2026</w:t>
-            </w:r>
-          </w:p>
-          <w:p>
-            <w:pPr>
-              <w:spacing w:after="80" w:before="0"/>
-            </w:pPr>
-            <w:r>
-              <w:rPr>
-                <w:b w:val="0"/>
-                <w:i/>
-                <w:color w:val="555555"/>
-                <w:sz w:val="19"/>
-              </w:rPr>
-              <w:t>Алгоритмический торговый бот на блокчейне Solana. Команда до 5 человек: DevOps, ML-инженер, Rust-разработчики. Стек: Rust, ClickHouse, PostgreSQL, Python, Grafana, Notion.</w:t>
-            </w:r>
-          </w:p>
-          <w:p>
-            <w:pPr>
-              <w:spacing w:after="20" w:before="120"/>
-            </w:pPr>
-            <w:r>
-              <w:rPr>
-                <w:b/>
-                <w:i w:val="0"/>
-                <w:sz w:val="19"/>
-              </w:rPr>
-              <w:t>Управление поставкой.</w:t>
-            </w:r>
-          </w:p>
-          <w:p>
-            <w:pPr>
-              <w:spacing w:after="40" w:before="0"/>
-            </w:pPr>
-            <w:r>
-              <w:rPr>
-                <w:b w:val="0"/>
-                <w:i w:val="0"/>
-                <w:sz w:val="19"/>
-              </w:rPr>
-              <w:t>Вела недельные спринты: сбор и декомпозиция задач, приоритизация, сроки, разбор итогов. Проводила ежедневные созвоны и отслеживала прогресс по каждому исполнителю. Статус по срокам, рискам и упирающимся задачам готовила я, а не основатель. Документация и планирование — в Notion.</w:t>
-            </w:r>
-          </w:p>
-          <w:p>
-            <w:pPr>
-              <w:spacing w:after="20" w:before="120"/>
-            </w:pPr>
-            <w:r>
-              <w:rPr>
-                <w:b/>
-                <w:i w:val="0"/>
-                <w:sz w:val="19"/>
-              </w:rPr>
-              <w:t>Метрики цикла поставки за 11 месяцев.</w:t>
-            </w:r>
-          </w:p>
-          <w:p>
-            <w:pPr>
-              <w:spacing w:after="40" w:before="0"/>
-            </w:pPr>
-            <w:r>
-              <w:rPr>
-                <w:b w:val="0"/>
-                <w:i w:val="0"/>
-                <w:sz w:val="19"/>
-              </w:rPr>
-              <w:t>119 pull request'ов создано, 92 смерджено (77%). Медианное время от создания PR до мерджа — 0,7 дня, среднее 1,4. Получено 195 ревью. Мои PR — 119 из 165 в репозитории при семи контрибьюторах. Результат: быстрая петля обратной связи внутри инженерного цикла, задачи не залипали в ревью.</w:t>
-            </w:r>
-          </w:p>
-          <w:p>
-            <w:pPr>
-              <w:spacing w:after="20" w:before="120"/>
-            </w:pPr>
-            <w:r>
-              <w:rPr>
-                <w:b/>
-                <w:i w:val="0"/>
-                <w:sz w:val="19"/>
-              </w:rPr>
-              <w:t>Найм и ресурсное планирование.</w:t>
-            </w:r>
-          </w:p>
-          <w:p>
-            <w:pPr>
-              <w:spacing w:after="40" w:before="0"/>
-            </w:pPr>
-            <w:r>
-              <w:rPr>
-                <w:b w:val="0"/>
-                <w:i w:val="0"/>
-                <w:sz w:val="19"/>
-              </w:rPr>
-              <w:t>Спроектировала трёхэтапную воронку для роли Rust Tech Lead: анкета (собрана кодом через Google Apps Script), лайфкодинг на 40 минут с таймингом, тестовое задание. Оценочная карта на 100 баллов с порогом 65 и стоп-сигналами. Воронка: 107 анкет → 35 интервью → 9 на втором этапе → 3 на тестовом → 3 найма. Результат: собрала ядро команды — тимлид Rust-разработчиков и два разработчика middle+, все офферы приняты.</w:t>
-            </w:r>
-          </w:p>
-          <w:p>
-            <w:pPr>
-              <w:spacing w:after="20" w:before="120"/>
-            </w:pPr>
-            <w:r>
-              <w:rPr>
-                <w:b/>
-                <w:i w:val="0"/>
-                <w:sz w:val="19"/>
-              </w:rPr>
-              <w:t>Управление рисками через эксперименты.</w:t>
-            </w:r>
-          </w:p>
-          <w:p>
-            <w:pPr>
-              <w:spacing w:after="40" w:before="0"/>
-            </w:pPr>
-            <w:r>
-              <w:rPr>
-                <w:b w:val="0"/>
-                <w:i w:val="0"/>
-                <w:sz w:val="19"/>
-              </w:rPr>
-              <w:t>Количественно закрыла четыре гипотезы роста доходности продукта: отбор по порогу, стоп-лосс, тайминг входа, скорость исполнения. Спроектировала A/B/C/D-эксперимент по параметрам исполнения. Форвард-тест на 9 сессиях и ~780 сделках показал завышение результата оптимистичной моделью исполнения. Каждая гипотеза опровергнута до того, как в неё вложили разработку.</w:t>
-            </w:r>
-          </w:p>
-          <w:p>
-            <w:pPr>
-              <w:spacing w:after="20" w:before="120"/>
-            </w:pPr>
-            <w:r>
-              <w:rPr>
-                <w:b/>
-                <w:i w:val="0"/>
-                <w:sz w:val="19"/>
-              </w:rPr>
-              <w:t>Техническая часть роли.</w:t>
-            </w:r>
-          </w:p>
-          <w:p>
-            <w:pPr>
-              <w:spacing w:after="40" w:before="0"/>
-            </w:pPr>
-            <w:r>
-              <w:rPr>
-                <w:b w:val="0"/>
-                <w:i w:val="0"/>
-                <w:sz w:val="19"/>
-              </w:rPr>
-              <w:t>SQL в ClickHouse и PostgreSQL: миграции, оконные функции, оптимизация тяжёлых запросов. Python: pandas, numpy, LightGBM, scikit-learn. Три дашборда в Grafana, 35 панелей, конфигурация через API. Освоила Rust с нуля и участвовала в продакшн-коде — оценивала сложность задач без посредника.</w:t>
-            </w:r>
-          </w:p>
-          <w:p>
-            <w:pPr>
-              <w:spacing w:after="20" w:before="180"/>
-            </w:pPr>
-            <w:r>
-              <w:rPr>
-                <w:b/>
-                <w:i w:val="0"/>
-                <w:sz w:val="23"/>
-              </w:rPr>
-              <w:t>Бизнес-ассистент основателя</w:t>
-            </w:r>
-          </w:p>
-          <w:p>
-            <w:pPr>
-              <w:spacing w:after="60" w:before="0"/>
-            </w:pPr>
-            <w:r>
-              <w:rPr>
-                <w:b w:val="0"/>
-                <w:i w:val="0"/>
-                <w:color w:val="555555"/>
-                <w:sz w:val="19"/>
-              </w:rPr>
-              <w:t>ETICO.BY, студия премиального ремонта, Минск · 2023 — 2025</w:t>
-            </w:r>
-          </w:p>
-          <w:p>
-            <w:pPr>
-              <w:spacing w:after="80" w:before="0"/>
-            </w:pPr>
-            <w:r>
-              <w:rPr>
-                <w:b w:val="0"/>
-                <w:i/>
-                <w:color w:val="555555"/>
-                <w:sz w:val="19"/>
-              </w:rPr>
-              <w:t>Премиальный ремонт квартир и загородных домов. До 5 объектов в работе одновременно, от 1 до 5 мастеров на объекте.</w:t>
-            </w:r>
-          </w:p>
-          <w:p>
-            <w:pPr>
-              <w:spacing w:after="20" w:before="120"/>
-            </w:pPr>
-            <w:r>
-              <w:rPr>
-                <w:b/>
-                <w:i w:val="0"/>
-                <w:sz w:val="19"/>
-              </w:rPr>
-              <w:t>Координация параллельных объектов.</w:t>
-            </w:r>
-          </w:p>
-          <w:p>
-            <w:pPr>
-              <w:spacing w:after="40" w:before="0"/>
-            </w:pPr>
-            <w:r>
-              <w:rPr>
-                <w:b w:val="0"/>
-                <w:i w:val="0"/>
-                <w:sz w:val="19"/>
-              </w:rPr>
-              <w:t>Сроки, поставки, люди и документы по нескольким объектам одновременно — мультипроектная поставка в офлайне. Считала сметы и отвечала за снабжение и платежи, то есть за бюджет работ. Нанимала работников и подбирала бригады. Решения оставались за основателем, операционный слой держался на мне.</w:t>
-            </w:r>
-          </w:p>
-          <w:p>
-            <w:pPr>
-              <w:spacing w:after="20" w:before="180"/>
-            </w:pPr>
-            <w:r>
-              <w:rPr>
-                <w:b/>
-                <w:i w:val="0"/>
-                <w:sz w:val="23"/>
-              </w:rPr>
-              <w:t>Ассистент руководителя</w:t>
-            </w:r>
-          </w:p>
-          <w:p>
-            <w:pPr>
-              <w:spacing w:after="60" w:before="0"/>
-            </w:pPr>
-            <w:r>
-              <w:rPr>
-                <w:b w:val="0"/>
-                <w:i w:val="0"/>
-                <w:color w:val="555555"/>
-                <w:sz w:val="19"/>
-              </w:rPr>
-              <w:t>онлайн-школа CT-EXPRESS, инфобизнес, психологические группы · 2017 — 2025</w:t>
-            </w:r>
-          </w:p>
-          <w:p>
-            <w:pPr>
-              <w:spacing w:after="80" w:before="0"/>
-            </w:pPr>
-            <w:r>
-              <w:rPr>
-                <w:b w:val="0"/>
-                <w:i/>
-                <w:color w:val="555555"/>
-                <w:sz w:val="19"/>
-              </w:rPr>
-              <w:t>Операционное сопровождение школы и продакшен онлайн-курса: курс из состояния «на бумаге» доведён до готового к запуску. Школа выросла с одного предмета до трёх.</w:t>
-            </w:r>
-          </w:p>
-          <w:p>
-            <w:pPr>
-              <w:spacing w:after="100" w:before="260"/>
-            </w:pPr>
-            <w:r>
-              <w:rPr>
-                <w:b/>
-                <w:i w:val="0"/>
-                <w:color w:val="1F4E5A"/>
-                <w:sz w:val="26"/>
-              </w:rPr>
-              <w:t>Образование</w:t>
-            </w:r>
-          </w:p>
-          <w:p>
-            <w:pPr>
-              <w:spacing w:after="20" w:before="0"/>
-            </w:pPr>
-            <w:r>
-              <w:rPr>
-                <w:b/>
-                <w:i w:val="0"/>
-                <w:sz w:val="21"/>
-              </w:rPr>
-              <w:t>Магистр географических наук: картография, геодезия и ГИС</w:t>
-            </w:r>
-          </w:p>
-          <w:p>
-            <w:pPr>
-              <w:spacing w:after="40" w:before="0"/>
-            </w:pPr>
-            <w:r>
-              <w:rPr>
-                <w:b w:val="0"/>
-                <w:i w:val="0"/>
-                <w:color w:val="555555"/>
-                <w:sz w:val="19"/>
-              </w:rPr>
-              <w:t>Белорусский государственный университет, Минск · 2017 — 2023</w:t>
-            </w:r>
-          </w:p>
-          <w:p>
-            <w:pPr>
-              <w:spacing w:after="40" w:before="0"/>
-            </w:pPr>
-            <w:r>
-              <w:rPr>
-                <w:b w:val="0"/>
-                <w:i w:val="0"/>
-                <w:sz w:val="19"/>
-              </w:rPr>
-              <w:t>Факультет географии и геоинформатики, кафедра геодезии и космоаэрокартографии. Картографо-геодезическая деятельность, специалист. Преподавала картографические дисциплины на факультете.</w:t>
-            </w:r>
-          </w:p>
-          <w:p>
-            <w:pPr>
-              <w:spacing w:after="100" w:before="260"/>
-            </w:pPr>
-            <w:r>
-              <w:rPr>
-                <w:b/>
-                <w:i w:val="0"/>
-                <w:color w:val="1F4E5A"/>
-                <w:sz w:val="26"/>
-              </w:rPr>
-              <w:t>Курсы</w:t>
-            </w:r>
-          </w:p>
-          <w:p>
-            <w:pPr>
-              <w:spacing w:after="20" w:before="0"/>
-            </w:pPr>
-            <w:r>
-              <w:rPr>
-                <w:b/>
-                <w:i w:val="0"/>
-                <w:sz w:val="21"/>
-              </w:rPr>
-              <w:t>Аналитик данных с нуля — Образовательный центр BELHARD, 2026</w:t>
-            </w:r>
-          </w:p>
-          <w:p>
-            <w:pPr>
-              <w:spacing w:after="40" w:before="0"/>
-            </w:pPr>
-            <w:r>
-              <w:rPr>
-                <w:b w:val="0"/>
-                <w:i w:val="0"/>
-                <w:color w:val="555555"/>
-                <w:sz w:val="19"/>
-              </w:rPr>
-              <w:t>12 занятий, онлайн, сертификат об окончании.</w:t>
-            </w:r>
-          </w:p>
-          <w:p>
-            <w:pPr>
-              <w:spacing w:after="40" w:before="0"/>
-            </w:pPr>
-            <w:r>
-              <w:rPr>
-                <w:b w:val="0"/>
-                <w:i w:val="0"/>
-                <w:sz w:val="19"/>
-              </w:rPr>
-              <w:t>SQL: JOIN всех типов, GROUP BY и агрегации, HAVING, подзапросы и CTE, оконные функции, расчёт retention и скользящих средних. Статистика, проверка гипотез и A/B-тесты. Python для обработки, анализа и визуализации. Дашборды в BI-системах, ИИ в аналитических задачах.</w:t>
-            </w:r>
-          </w:p>
-        </w:tc>
-      </w:tr>
-    </w:tbl>
+    <w:p>
+      <w:pPr>
+        <w:spacing w:after="0" w:before="0"/>
+      </w:pPr>
+      <w:r>
+        <w:rPr>
+          <w:b w:val="0"/>
+          <w:i w:val="0"/>
+          <w:sz w:val="18"/>
+        </w:rPr>
+        <w:t>rozzhalovetsolga.github.io/portfolio · github.com/rozzhalovetsolga · linkedin.com/in/olga-rozzhalovets52967a2a3</w:t>
+      </w:r>
+    </w:p>
+    <w:p>
+      <w:pPr>
+        <w:spacing w:after="40" w:before="0"/>
+      </w:pPr>
+      <w:r>
+        <w:rPr>
+          <w:b w:val="0"/>
+          <w:i w:val="0"/>
+          <w:sz w:val="18"/>
+        </w:rPr>
+        <w:t>Английский: B1 (Intermediate) по CEFR</w:t>
+      </w:r>
+    </w:p>
+    <w:p>
+      <w:pPr>
+        <w:spacing w:after="60" w:before="0"/>
+      </w:pPr>
+      <w:r>
+        <w:rPr>
+          <w:b/>
+          <w:i w:val="0"/>
+          <w:sz w:val="22"/>
+        </w:rPr>
+        <w:t>Технический проджект-менеджер · Technical Project Manager</w:t>
+      </w:r>
+    </w:p>
+    <w:p>
+      <w:pPr>
+        <w:spacing w:after="20" w:before="140"/>
+      </w:pPr>
+      <w:r>
+        <w:rPr>
+          <w:b/>
+          <w:i w:val="0"/>
+          <w:sz w:val="22"/>
+        </w:rPr>
+        <w:t>Опыт работы (общий стаж: 5 лет 6 месяцев)</w:t>
+      </w:r>
+    </w:p>
+    <w:p>
+      <w:pPr>
+        <w:spacing w:after="0" w:before="120"/>
+      </w:pPr>
+      <w:r>
+        <w:rPr>
+          <w:b w:val="0"/>
+          <w:sz w:val="18"/>
+        </w:rPr>
+        <w:t xml:space="preserve">03.2025 — 09.2026 | </w:t>
+      </w:r>
+      <w:r>
+        <w:rPr>
+          <w:b/>
+          <w:sz w:val="18"/>
+        </w:rPr>
+        <w:t>Руководитель проекта</w:t>
+      </w:r>
+      <w:r>
+        <w:rPr>
+          <w:b/>
+          <w:sz w:val="18"/>
+        </w:rPr>
+        <w:t>, BCH Labs, удалённо</w:t>
+      </w:r>
+    </w:p>
+    <w:p>
+      <w:pPr>
+        <w:spacing w:after="20" w:before="0"/>
+      </w:pPr>
+      <w:r>
+        <w:rPr>
+          <w:b w:val="0"/>
+          <w:i/>
+          <w:color w:val="505050"/>
+          <w:sz w:val="18"/>
+        </w:rPr>
+        <w:t>Алгоритмический торговый бот на блокчейне Solana. Команда до 5 человек: DevOps, ML-инженер, Rust-разработчики. Стек: Rust, ClickHouse, PostgreSQL, Python, Grafana, Notion.</w:t>
+      </w:r>
+    </w:p>
+    <w:p>
+      <w:pPr>
+        <w:spacing w:after="0" w:before="0"/>
+      </w:pPr>
+      <w:r>
+        <w:rPr>
+          <w:b/>
+          <w:i w:val="0"/>
+          <w:sz w:val="18"/>
+        </w:rPr>
+        <w:t>Ключевые проекты:</w:t>
+      </w:r>
+    </w:p>
+    <w:p>
+      <w:pPr>
+        <w:spacing w:after="0" w:before="60"/>
+      </w:pPr>
+      <w:r>
+        <w:rPr>
+          <w:b/>
+          <w:i w:val="0"/>
+          <w:sz w:val="18"/>
+        </w:rPr>
+        <w:t>Управление поставкой (2025—2026)</w:t>
+      </w:r>
+    </w:p>
+    <w:p>
+      <w:pPr>
+        <w:spacing w:after="20" w:before="0"/>
+      </w:pPr>
+      <w:r>
+        <w:rPr>
+          <w:b w:val="0"/>
+          <w:i/>
+          <w:color w:val="505050"/>
+          <w:sz w:val="18"/>
+        </w:rPr>
+        <w:t>Команда должна двигаться предсказуемо, а основатель — видеть статус, не собирая его вручную.</w:t>
+      </w:r>
+    </w:p>
+    <w:p>
+      <w:pPr>
+        <w:spacing w:after="0"/>
+        <w:ind w:left="283" w:hanging="159"/>
+      </w:pPr>
+      <w:r>
+        <w:rPr>
+          <w:sz w:val="18"/>
+        </w:rPr>
+        <w:t>— Вела недельные спринты: сбор и декомпозиция задач, приоритизация, сроки, разбор итогов</w:t>
+      </w:r>
+    </w:p>
+    <w:p>
+      <w:pPr>
+        <w:spacing w:after="0"/>
+        <w:ind w:left="283" w:hanging="159"/>
+      </w:pPr>
+      <w:r>
+        <w:rPr>
+          <w:sz w:val="18"/>
+        </w:rPr>
+        <w:t>— Проводила ежедневные созвоны, отслеживала прогресс по каждому исполнителю; планирование в Notion</w:t>
+      </w:r>
+    </w:p>
+    <w:p>
+      <w:pPr>
+        <w:spacing w:after="0"/>
+        <w:ind w:left="283" w:hanging="159"/>
+      </w:pPr>
+      <w:r>
+        <w:rPr>
+          <w:sz w:val="18"/>
+        </w:rPr>
+        <w:t>— Готовила статус по срокам, рискам и упирающимся задачам для основателя</w:t>
+      </w:r>
+    </w:p>
+    <w:p>
+      <w:pPr>
+        <w:spacing w:after="0"/>
+        <w:ind w:left="283" w:hanging="159"/>
+      </w:pPr>
+      <w:r>
+        <w:rPr>
+          <w:sz w:val="18"/>
+        </w:rPr>
+        <w:t>— Замерила цикл поставки: 119 PR за 11 месяцев, 92 смерджено (77%), 195 ревью; мои PR — 119 из 165 в репозитории</w:t>
+      </w:r>
+    </w:p>
+    <w:p>
+      <w:pPr>
+        <w:spacing w:after="20"/>
+        <w:ind w:left="283" w:hanging="159"/>
+      </w:pPr>
+      <w:r>
+        <w:rPr>
+          <w:b/>
+          <w:sz w:val="18"/>
+        </w:rPr>
+        <w:t xml:space="preserve">— Результат: </w:t>
+      </w:r>
+      <w:r>
+        <w:rPr>
+          <w:sz w:val="18"/>
+        </w:rPr>
+        <w:t>медианное время от создания PR до мерджа — 0,7 дня (среднее 1,4): задачи не залипали в ревью, петля обратной связи короче рабочего дня</w:t>
+      </w:r>
+    </w:p>
+    <w:p>
+      <w:pPr>
+        <w:spacing w:after="0" w:before="60"/>
+      </w:pPr>
+      <w:r>
+        <w:rPr>
+          <w:b/>
+          <w:i w:val="0"/>
+          <w:sz w:val="18"/>
+        </w:rPr>
+        <w:t>Найм и ресурсное планирование (2025—2026)</w:t>
+      </w:r>
+    </w:p>
+    <w:p>
+      <w:pPr>
+        <w:spacing w:after="20" w:before="0"/>
+      </w:pPr>
+      <w:r>
+        <w:rPr>
+          <w:b w:val="0"/>
+          <w:i/>
+          <w:color w:val="505050"/>
+          <w:sz w:val="18"/>
+        </w:rPr>
+        <w:t>Закрыть роль лида на редком стеке — Rust плюс блокчейн.</w:t>
+      </w:r>
+    </w:p>
+    <w:p>
+      <w:pPr>
+        <w:spacing w:after="0"/>
+        <w:ind w:left="283" w:hanging="159"/>
+      </w:pPr>
+      <w:r>
+        <w:rPr>
+          <w:sz w:val="18"/>
+        </w:rPr>
+        <w:t>— Спроектировала трёхэтапную воронку: анкета через Google Apps Script, лайфкодинг 40 минут с таймингом, тестовое</w:t>
+      </w:r>
+    </w:p>
+    <w:p>
+      <w:pPr>
+        <w:spacing w:after="0"/>
+        <w:ind w:left="283" w:hanging="159"/>
+      </w:pPr>
+      <w:r>
+        <w:rPr>
+          <w:sz w:val="18"/>
+        </w:rPr>
+        <w:t>— Сделала оценочную карту на 100 баллов с порогом 65 и списком стоп-сигналов — решение по критериям, а не по впечатлению</w:t>
+      </w:r>
+    </w:p>
+    <w:p>
+      <w:pPr>
+        <w:spacing w:after="0"/>
+        <w:ind w:left="283" w:hanging="159"/>
+      </w:pPr>
+      <w:r>
+        <w:rPr>
+          <w:sz w:val="18"/>
+        </w:rPr>
+        <w:t>— Воронка: 107 анкет → 35 интервью (33%) → 9 на втором этапе (26%) → 3 на тестовом (33%) → 3 найма (100%)</w:t>
+      </w:r>
+    </w:p>
+    <w:p>
+      <w:pPr>
+        <w:spacing w:after="20"/>
+        <w:ind w:left="283" w:hanging="159"/>
+      </w:pPr>
+      <w:r>
+        <w:rPr>
+          <w:b/>
+          <w:sz w:val="18"/>
+        </w:rPr>
+        <w:t xml:space="preserve">— Результат: </w:t>
+      </w:r>
+      <w:r>
+        <w:rPr>
+          <w:sz w:val="18"/>
+        </w:rPr>
+        <w:t>собрала ядро команды — тимлид Rust-разработчиков и два разработчика уровня middle+; все офферы приняты, 36 анкет на одного нанятого</w:t>
+      </w:r>
+    </w:p>
+    <w:p>
+      <w:pPr>
+        <w:spacing w:after="0" w:before="60"/>
+      </w:pPr>
+      <w:r>
+        <w:rPr>
+          <w:b/>
+          <w:i w:val="0"/>
+          <w:sz w:val="18"/>
+        </w:rPr>
+        <w:t>Управление рисками через эксперименты (2025—2026)</w:t>
+      </w:r>
+    </w:p>
+    <w:p>
+      <w:pPr>
+        <w:spacing w:after="20" w:before="0"/>
+      </w:pPr>
+      <w:r>
+        <w:rPr>
+          <w:b w:val="0"/>
+          <w:i/>
+          <w:color w:val="505050"/>
+          <w:sz w:val="18"/>
+        </w:rPr>
+        <w:t>Не тратить месяцы команды на направления без эффекта.</w:t>
+      </w:r>
+    </w:p>
+    <w:p>
+      <w:pPr>
+        <w:spacing w:after="0"/>
+        <w:ind w:left="283" w:hanging="159"/>
+      </w:pPr>
+      <w:r>
+        <w:rPr>
+          <w:sz w:val="18"/>
+        </w:rPr>
+        <w:t>— Количественно закрыла четыре гипотезы роста доходности: отбор по порогу, стоп-лосс, тайминг входа, скорость исполнения</w:t>
+      </w:r>
+    </w:p>
+    <w:p>
+      <w:pPr>
+        <w:spacing w:after="0"/>
+        <w:ind w:left="283" w:hanging="159"/>
+      </w:pPr>
+      <w:r>
+        <w:rPr>
+          <w:sz w:val="18"/>
+        </w:rPr>
+        <w:t>— Спроектировала A/B/C/D-эксперимент по параметрам исполнения и свела результаты по армам в таблицу</w:t>
+      </w:r>
+    </w:p>
+    <w:p>
+      <w:pPr>
+        <w:spacing w:after="0"/>
+        <w:ind w:left="283" w:hanging="159"/>
+      </w:pPr>
+      <w:r>
+        <w:rPr>
+          <w:sz w:val="18"/>
+        </w:rPr>
+        <w:t>— Совмещала управление с технической работой: SQL, Python, три дашборда в Grafana (35 панелей), Rust с нуля</w:t>
+      </w:r>
+    </w:p>
+    <w:p>
+      <w:pPr>
+        <w:spacing w:after="20"/>
+        <w:ind w:left="283" w:hanging="159"/>
+      </w:pPr>
+      <w:r>
+        <w:rPr>
+          <w:b/>
+          <w:sz w:val="18"/>
+        </w:rPr>
+        <w:t xml:space="preserve">— Результат: </w:t>
+      </w:r>
+      <w:r>
+        <w:rPr>
+          <w:sz w:val="18"/>
+        </w:rPr>
+        <w:t>каждая гипотеза опровергнута до того, как в неё вложили разработку — снят риск ложного направления</w:t>
+      </w:r>
+    </w:p>
+    <w:p>
+      <w:pPr>
+        <w:spacing w:after="0" w:before="120"/>
+      </w:pPr>
+      <w:r>
+        <w:rPr>
+          <w:b w:val="0"/>
+          <w:sz w:val="18"/>
+        </w:rPr>
+        <w:t xml:space="preserve">2023 — 2025 | </w:t>
+      </w:r>
+      <w:r>
+        <w:rPr>
+          <w:b/>
+          <w:sz w:val="18"/>
+        </w:rPr>
+        <w:t>Бизнес-ассистент основателя</w:t>
+      </w:r>
+      <w:r>
+        <w:rPr>
+          <w:b/>
+          <w:sz w:val="18"/>
+        </w:rPr>
+        <w:t>, ETICO.BY, студия премиального ремонта, Минск</w:t>
+      </w:r>
+    </w:p>
+    <w:p>
+      <w:pPr>
+        <w:spacing w:after="20" w:before="0"/>
+      </w:pPr>
+      <w:r>
+        <w:rPr>
+          <w:b w:val="0"/>
+          <w:i/>
+          <w:color w:val="505050"/>
+          <w:sz w:val="18"/>
+        </w:rPr>
+        <w:t>До 5 объектов премиального ремонта в работе одновременно, от 1 до 5 мастеров на объекте.</w:t>
+      </w:r>
+    </w:p>
+    <w:p>
+      <w:pPr>
+        <w:spacing w:after="0"/>
+        <w:ind w:left="283" w:hanging="159"/>
+      </w:pPr>
+      <w:r>
+        <w:rPr>
+          <w:sz w:val="18"/>
+        </w:rPr>
+        <w:t>— Координировала параллельные объекты: сроки, поставки, люди, документы; сметы и платежи — ответственность за бюджет работ</w:t>
+      </w:r>
+    </w:p>
+    <w:p>
+      <w:pPr>
+        <w:spacing w:after="0" w:before="120"/>
+      </w:pPr>
+      <w:r>
+        <w:rPr>
+          <w:b w:val="0"/>
+          <w:sz w:val="18"/>
+        </w:rPr>
+        <w:t xml:space="preserve">2017 — 2025 | </w:t>
+      </w:r>
+      <w:r>
+        <w:rPr>
+          <w:b/>
+          <w:sz w:val="18"/>
+        </w:rPr>
+        <w:t>Ассистент руководителя</w:t>
+      </w:r>
+      <w:r>
+        <w:rPr>
+          <w:b/>
+          <w:sz w:val="18"/>
+        </w:rPr>
+        <w:t>, онлайн-школа CT-EXPRESS, инфобизнес, психологические группы, Минск</w:t>
+      </w:r>
+    </w:p>
+    <w:p>
+      <w:pPr>
+        <w:spacing w:after="20" w:before="0"/>
+      </w:pPr>
+      <w:r>
+        <w:rPr>
+          <w:b w:val="0"/>
+          <w:i/>
+          <w:color w:val="505050"/>
+          <w:sz w:val="18"/>
+        </w:rPr>
+        <w:t>Операционное сопровождение школы, продакшен онлайн-курса, техническое ведение групп.</w:t>
+      </w:r>
+    </w:p>
+    <w:p>
+      <w:pPr>
+        <w:spacing w:after="0"/>
+        <w:ind w:left="283" w:hanging="159"/>
+      </w:pPr>
+      <w:r>
+        <w:rPr>
+          <w:sz w:val="18"/>
+        </w:rPr>
+        <w:t>— Курс доведён с «бумаги» до готового к запуску за 3–4 месяца; школа выросла с одного предмета до трёх</w:t>
+      </w:r>
+    </w:p>
+    <w:p>
+      <w:pPr>
+        <w:spacing w:after="20" w:before="140"/>
+      </w:pPr>
+      <w:r>
+        <w:rPr>
+          <w:b/>
+          <w:i w:val="0"/>
+          <w:sz w:val="22"/>
+        </w:rPr>
+        <w:t>Образование</w:t>
+      </w:r>
+    </w:p>
+    <w:p>
+      <w:pPr>
+        <w:spacing w:after="0" w:before="0"/>
+      </w:pPr>
+      <w:r>
+        <w:rPr>
+          <w:b w:val="0"/>
+          <w:sz w:val="18"/>
+        </w:rPr>
+        <w:t xml:space="preserve">2017 — 2023 | </w:t>
+      </w:r>
+      <w:r>
+        <w:rPr>
+          <w:b/>
+          <w:sz w:val="18"/>
+        </w:rPr>
+        <w:t>Белорусский государственный университет, Минск</w:t>
+      </w:r>
+    </w:p>
+    <w:p>
+      <w:pPr>
+        <w:spacing w:after="0" w:before="0"/>
+      </w:pPr>
+      <w:r>
+        <w:rPr>
+          <w:b w:val="0"/>
+          <w:i w:val="0"/>
+          <w:sz w:val="18"/>
+        </w:rPr>
+        <w:t>Факультет географии и геоинформатики, кафедра геодезии и космоаэрокартографии</w:t>
+      </w:r>
+    </w:p>
+    <w:p>
+      <w:pPr>
+        <w:spacing w:after="20" w:before="0"/>
+      </w:pPr>
+      <w:r>
+        <w:rPr>
+          <w:b w:val="0"/>
+          <w:i w:val="0"/>
+          <w:sz w:val="18"/>
+        </w:rPr>
+        <w:t>Направление: картографо-геодезическая деятельность, специалист; магистр географических наук</w:t>
+      </w:r>
+    </w:p>
+    <w:p>
+      <w:pPr>
+        <w:spacing w:after="0" w:before="0"/>
+      </w:pPr>
+      <w:r>
+        <w:rPr>
+          <w:b w:val="0"/>
+          <w:sz w:val="18"/>
+        </w:rPr>
+        <w:t xml:space="preserve">2026 | </w:t>
+      </w:r>
+      <w:r>
+        <w:rPr>
+          <w:b/>
+          <w:sz w:val="18"/>
+        </w:rPr>
+        <w:t>Образовательный центр BELHARD</w:t>
+      </w:r>
+      <w:r>
+        <w:rPr>
+          <w:b w:val="0"/>
+          <w:sz w:val="18"/>
+        </w:rPr>
+        <w:t xml:space="preserve"> — «Аналитик данных с нуля»: SQL и оконные функции, статистика и A/B-тесты, Python, BI-дашборды</w:t>
+      </w:r>
+    </w:p>
+    <w:p>
+      <w:pPr>
+        <w:spacing w:after="20" w:before="140"/>
+      </w:pPr>
+      <w:r>
+        <w:rPr>
+          <w:b/>
+          <w:i w:val="0"/>
+          <w:sz w:val="22"/>
+        </w:rPr>
+        <w:t>Профессиональные сертификаты</w:t>
+      </w:r>
+    </w:p>
+    <w:p>
+      <w:pPr>
+        <w:spacing w:after="0" w:before="0"/>
+      </w:pPr>
+      <w:r>
+        <w:rPr>
+          <w:b w:val="0"/>
+          <w:i w:val="0"/>
+          <w:sz w:val="18"/>
+        </w:rPr>
+        <w:t>2026 | Сертификат об окончании курса «Аналитик данных с нуля», Образовательный центр BELHARD</w:t>
+      </w:r>
+    </w:p>
+    <w:p>
+      <w:pPr>
+        <w:spacing w:after="20" w:before="140"/>
+      </w:pPr>
+      <w:r>
+        <w:rPr>
+          <w:b/>
+          <w:i w:val="0"/>
+          <w:sz w:val="22"/>
+        </w:rPr>
+        <w:t>Навыки</w:t>
+      </w:r>
+    </w:p>
+    <w:p>
+      <w:pPr>
+        <w:spacing w:after="0" w:before="0"/>
+      </w:pPr>
+      <w:r>
+        <w:rPr>
+          <w:b/>
+          <w:sz w:val="18"/>
+        </w:rPr>
+        <w:t xml:space="preserve">Управление поставкой: </w:t>
+      </w:r>
+      <w:r>
+        <w:rPr>
+          <w:b w:val="0"/>
+          <w:sz w:val="18"/>
+        </w:rPr>
+        <w:t>Sprint Planning, Daily Stand-up, разбор итогов, декомпозиция и приоритизация, контроль сроков</w:t>
+      </w:r>
+    </w:p>
+    <w:p>
+      <w:pPr>
+        <w:spacing w:after="0" w:before="0"/>
+      </w:pPr>
+      <w:r>
+        <w:rPr>
+          <w:b/>
+          <w:sz w:val="18"/>
+        </w:rPr>
+        <w:t xml:space="preserve">Метрики: </w:t>
+      </w:r>
+      <w:r>
+        <w:rPr>
+          <w:b w:val="0"/>
+          <w:sz w:val="18"/>
+        </w:rPr>
+        <w:t>cycle time и время ревью, пропускная способность, воронка найма и конверсии по этапам</w:t>
+      </w:r>
+    </w:p>
+    <w:p>
+      <w:pPr>
+        <w:spacing w:after="0" w:before="0"/>
+      </w:pPr>
+      <w:r>
+        <w:rPr>
+          <w:b/>
+          <w:sz w:val="18"/>
+        </w:rPr>
+        <w:t xml:space="preserve">Стейкхолдеры: </w:t>
+      </w:r>
+      <w:r>
+        <w:rPr>
+          <w:b w:val="0"/>
+          <w:sz w:val="18"/>
+        </w:rPr>
+        <w:t>статус-отчётность по срокам и рискам, перевод технических деталей на язык решения</w:t>
+      </w:r>
+    </w:p>
+    <w:p>
+      <w:pPr>
+        <w:spacing w:after="0" w:before="0"/>
+      </w:pPr>
+      <w:r>
+        <w:rPr>
+          <w:b/>
+          <w:sz w:val="18"/>
+        </w:rPr>
+        <w:t xml:space="preserve">Риски: </w:t>
+      </w:r>
+      <w:r>
+        <w:rPr>
+          <w:b w:val="0"/>
+          <w:sz w:val="18"/>
+        </w:rPr>
+        <w:t>проверка гипотез экспериментом до вложения разработки, A/B-тесты</w:t>
+      </w:r>
+    </w:p>
+    <w:p>
+      <w:pPr>
+        <w:spacing w:after="0" w:before="0"/>
+      </w:pPr>
+      <w:r>
+        <w:rPr>
+          <w:b/>
+          <w:sz w:val="18"/>
+        </w:rPr>
+        <w:t xml:space="preserve">Команда: </w:t>
+      </w:r>
+      <w:r>
+        <w:rPr>
+          <w:b w:val="0"/>
+          <w:sz w:val="18"/>
+        </w:rPr>
+        <w:t>найм на инженерные роли, структурированные интервью со скоринговыми картами, онбординг</w:t>
+      </w:r>
+    </w:p>
+    <w:p>
+      <w:pPr>
+        <w:spacing w:after="0" w:before="0"/>
+      </w:pPr>
+      <w:r>
+        <w:rPr>
+          <w:b/>
+          <w:sz w:val="18"/>
+        </w:rPr>
+        <w:t xml:space="preserve">Инструменты: </w:t>
+      </w:r>
+      <w:r>
+        <w:rPr>
+          <w:b w:val="0"/>
+          <w:sz w:val="18"/>
+        </w:rPr>
+        <w:t>Notion, Git и GitHub, Grafana, Google Workspace, Docker, Linux</w:t>
+      </w:r>
+    </w:p>
+    <w:p>
+      <w:pPr>
+        <w:spacing w:after="0" w:before="0"/>
+      </w:pPr>
+      <w:r>
+        <w:rPr>
+          <w:b/>
+          <w:sz w:val="18"/>
+        </w:rPr>
+        <w:t xml:space="preserve">Технический стек: </w:t>
+      </w:r>
+      <w:r>
+        <w:rPr>
+          <w:b w:val="0"/>
+          <w:sz w:val="18"/>
+        </w:rPr>
+        <w:t>SQL — ClickHouse и PostgreSQL; Python — pandas, LightGBM, scikit-learn; Rust — базовый уровень</w:t>
+      </w:r>
+    </w:p>
+    <w:p>
+      <w:pPr>
+        <w:spacing w:after="0" w:before="0"/>
+      </w:pPr>
+      <w:r>
+        <w:rPr>
+          <w:b/>
+          <w:sz w:val="18"/>
+        </w:rPr>
+        <w:t xml:space="preserve">Языки: </w:t>
+      </w:r>
+      <w:r>
+        <w:rPr>
+          <w:b w:val="0"/>
+          <w:sz w:val="18"/>
+        </w:rPr>
+        <w:t>русский — родной; английский — B1 (Intermediate)</w:t>
+      </w:r>
+    </w:p>
     <w:sectPr>
       <w:pgSz w:w="12240" w:h="15840"/>
-      <w:pgMar w:top="680" w:right="850" w:bottom="680" w:left="850" w:header="720" w:footer="720" w:gutter="0"/>
+      <w:pgMar w:top="624" w:right="794" w:bottom="567" w:left="794" w:header="720" w:footer="720" w:gutter="0"/>
       <w:cols w:space="720"/>
       <w:docGrid w:linePitch="360"/>
     </w:sectPr>
@@ -1157,11 +1144,11 @@
     <w:qFormat/>
     <w:rsid w:val="00FC693F"/>
     <w:pPr>
-      <w:spacing w:after="40" w:line="252" w:lineRule="auto"/>
+      <w:spacing w:after="0" w:line="240" w:lineRule="auto"/>
     </w:pPr>
     <w:rPr>
       <w:rFonts w:ascii="Calibri" w:hAnsi="Calibri"/>
-      <w:sz w:val="19"/>
+      <w:sz w:val="18"/>
     </w:rPr>
   </w:style>
   <w:style w:type="paragraph" w:styleId="Header">

--- a/olga-resume-pm.docx
+++ b/olga-resume-pm.docx
@@ -562,7 +562,7 @@
           <w:b w:val="0"/>
           <w:sz w:val="18"/>
         </w:rPr>
-        <w:t xml:space="preserve">2026 | </w:t>
+        <w:t xml:space="preserve">июль 2026 | </w:t>
       </w:r>
       <w:r>
         <w:rPr>
@@ -602,7 +602,7 @@
           <w:i w:val="0"/>
           <w:sz w:val="18"/>
         </w:rPr>
-        <w:t>2026 | Сертификат об окончании курса «Аналитик данных с нуля», Образовательный центр BELHARD</w:t>
+        <w:t>июль 2026 | Сертификат об окончании курса «Аналитик данных с нуля», Образовательный центр BELHARD</w:t>
       </w:r>
     </w:p>
     <w:p>

--- a/olga-resume-pm.docx
+++ b/olga-resume-pm.docx
@@ -43,6 +43,19 @@
     </w:p>
     <w:p>
       <w:pPr>
+        <w:spacing w:after="0" w:before="0"/>
+      </w:pPr>
+      <w:r>
+        <w:rPr>
+          <w:b w:val="0"/>
+          <w:i w:val="0"/>
+          <w:sz w:val="18"/>
+        </w:rPr>
+        <w:t>Английский: B1 (Intermediate) по CEFR</w:t>
+      </w:r>
+    </w:p>
+    <w:p>
+      <w:pPr>
         <w:spacing w:after="40" w:before="0"/>
       </w:pPr>
       <w:r>
@@ -51,7 +64,7 @@
           <w:i w:val="0"/>
           <w:sz w:val="18"/>
         </w:rPr>
-        <w:t>Английский: B1 (Intermediate) по CEFR</w:t>
+        <w:t>Формат: удалённо (предпочтительно), гибрид, офис; готова к релокации и командировкам</w:t>
       </w:r>
     </w:p>
     <w:p>
@@ -77,7 +90,7 @@
           <w:i w:val="0"/>
           <w:sz w:val="22"/>
         </w:rPr>
-        <w:t>Опыт работы (общий стаж: 5 лет 6 месяцев)</w:t>
+        <w:t>Опыт работы (общий стаж: 6 лет 5 месяцев)</w:t>
       </w:r>
     </w:p>
     <w:p>
@@ -400,7 +413,7 @@
           <w:b w:val="0"/>
           <w:sz w:val="18"/>
         </w:rPr>
-        <w:t xml:space="preserve">2023 — 2025 | </w:t>
+        <w:t xml:space="preserve">11.2023 — 04.2025 | </w:t>
       </w:r>
       <w:r>
         <w:rPr>
@@ -452,7 +465,7 @@
           <w:b w:val="0"/>
           <w:sz w:val="18"/>
         </w:rPr>
-        <w:t xml:space="preserve">2017 — 2025 | </w:t>
+        <w:t xml:space="preserve">09.2016 — 08.2025 | </w:t>
       </w:r>
       <w:r>
         <w:rPr>

--- a/olga-resume-pm.docx
+++ b/olga-resume-pm.docx
@@ -90,7 +90,7 @@
           <w:i w:val="0"/>
           <w:sz w:val="22"/>
         </w:rPr>
-        <w:t>Опыт работы (общий стаж: 6 лет 5 месяцев)</w:t>
+        <w:t>Опыт работы (общий стаж: 6 лет 4 месяца)</w:t>
       </w:r>
     </w:p>
     <w:p>
@@ -479,7 +479,7 @@
           <w:b/>
           <w:sz w:val="18"/>
         </w:rPr>
-        <w:t>, онлайн-школа CT-EXPRESS, инфобизнес, психологические группы, Минск</w:t>
+        <w:t>, CT-EXPRESS (09.2016—11.2019), инфобизнес (2023), психогруппы (2024—2025)</w:t>
       </w:r>
     </w:p>
     <w:p>

--- a/olga-resume-pm.docx
+++ b/olga-resume-pm.docx
@@ -82,20 +82,20 @@
     </w:p>
     <w:p>
       <w:pPr>
-        <w:spacing w:after="20" w:before="140"/>
+        <w:spacing w:after="20" w:before="100"/>
       </w:pPr>
       <w:r>
         <w:rPr>
           <w:b/>
           <w:i w:val="0"/>
-          <w:sz w:val="22"/>
+          <w:sz w:val="21"/>
         </w:rPr>
-        <w:t>Опыт работы (общий стаж: 6 лет 4 месяца)</w:t>
+        <w:t>Опыт работы (общий стаж: 7 лет 1 месяц)</w:t>
       </w:r>
     </w:p>
     <w:p>
       <w:pPr>
-        <w:spacing w:after="0" w:before="120"/>
+        <w:spacing w:after="0" w:before="80"/>
       </w:pPr>
       <w:r>
         <w:rPr>
@@ -130,7 +130,7 @@
           <w:color w:val="505050"/>
           <w:sz w:val="18"/>
         </w:rPr>
-        <w:t>Алгоритмический торговый бот на блокчейне Solana. Команда до 5 человек: DevOps, ML-инженер, Rust-разработчики. Стек: Rust, ClickHouse, PostgreSQL, Python, Grafana, Notion.</w:t>
+        <w:t>Торговый бот на блокчейне Solana. Команда до 5 человек: DevOps, ML-инженер, Rust-разработчики. Стек: Rust, ClickHouse, PostgreSQL, Python, Grafana, Notion.</w:t>
       </w:r>
     </w:p>
     <w:p>
@@ -406,7 +406,47 @@
     </w:p>
     <w:p>
       <w:pPr>
-        <w:spacing w:after="0" w:before="120"/>
+        <w:spacing w:after="0" w:before="80"/>
+      </w:pPr>
+      <w:r>
+        <w:rPr>
+          <w:b w:val="0"/>
+          <w:sz w:val="18"/>
+        </w:rPr>
+        <w:t xml:space="preserve">08.2023 — 04.2025 | </w:t>
+      </w:r>
+      <w:r>
+        <w:rPr>
+          <w:b/>
+          <w:sz w:val="18"/>
+        </w:rPr>
+        <w:t>Картограф-редактор</w:t>
+      </w:r>
+      <w:r>
+        <w:rPr>
+          <w:b/>
+          <w:sz w:val="18"/>
+        </w:rPr>
+        <w:t>, картографическое предприятие, Минск</w:t>
+      </w:r>
+    </w:p>
+    <w:p>
+      <w:pPr>
+        <w:spacing w:after="20" w:before="0"/>
+      </w:pPr>
+      <w:r>
+        <w:rPr>
+          <w:b w:val="0"/>
+          <w:i/>
+          <w:color w:val="505050"/>
+          <w:sz w:val="18"/>
+        </w:rPr>
+        <w:t>Обязательная отработка по распределению; параллельно вела ассистентские проекты.</w:t>
+      </w:r>
+    </w:p>
+    <w:p>
+      <w:pPr>
+        <w:spacing w:after="0" w:before="80"/>
       </w:pPr>
       <w:r>
         <w:rPr>
@@ -441,7 +481,7 @@
           <w:color w:val="505050"/>
           <w:sz w:val="18"/>
         </w:rPr>
-        <w:t>До 5 объектов премиального ремонта в работе одновременно, от 1 до 5 мастеров на объекте.</w:t>
+        <w:t>До 5 объектов премиального ремонта одновременно, 1–5 мастеров на объекте.</w:t>
       </w:r>
     </w:p>
     <w:p>
@@ -458,7 +498,47 @@
     </w:p>
     <w:p>
       <w:pPr>
-        <w:spacing w:after="0" w:before="120"/>
+        <w:spacing w:after="0" w:before="80"/>
+      </w:pPr>
+      <w:r>
+        <w:rPr>
+          <w:b w:val="0"/>
+          <w:sz w:val="18"/>
+        </w:rPr>
+        <w:t xml:space="preserve">09.2022 — 06.2023 | </w:t>
+      </w:r>
+      <w:r>
+        <w:rPr>
+          <w:b/>
+          <w:sz w:val="18"/>
+        </w:rPr>
+        <w:t>Преподаватель картографических дисциплин; специалист по обеспечению учебного процесса</w:t>
+      </w:r>
+      <w:r>
+        <w:rPr>
+          <w:b/>
+          <w:sz w:val="18"/>
+        </w:rPr>
+        <w:t>, БГУ, Минск</w:t>
+      </w:r>
+    </w:p>
+    <w:p>
+      <w:pPr>
+        <w:spacing w:after="20" w:before="0"/>
+      </w:pPr>
+      <w:r>
+        <w:rPr>
+          <w:b w:val="0"/>
+          <w:i/>
+          <w:color w:val="505050"/>
+          <w:sz w:val="18"/>
+        </w:rPr>
+        <w:t>Во время магистратуры: практические и лабораторные занятия, организация учебного процесса на кафедре.</w:t>
+      </w:r>
+    </w:p>
+    <w:p>
+      <w:pPr>
+        <w:spacing w:after="0" w:before="80"/>
       </w:pPr>
       <w:r>
         <w:rPr>
@@ -510,13 +590,13 @@
     </w:p>
     <w:p>
       <w:pPr>
-        <w:spacing w:after="20" w:before="140"/>
+        <w:spacing w:after="20" w:before="100"/>
       </w:pPr>
       <w:r>
         <w:rPr>
           <w:b/>
           <w:i w:val="0"/>
-          <w:sz w:val="22"/>
+          <w:sz w:val="21"/>
         </w:rPr>
         <w:t>Образование</w:t>
       </w:r>
@@ -555,6 +635,19 @@
     </w:p>
     <w:p>
       <w:pPr>
+        <w:spacing w:after="0" w:before="0"/>
+      </w:pPr>
+      <w:r>
+        <w:rPr>
+          <w:b w:val="0"/>
+          <w:i w:val="0"/>
+          <w:sz w:val="18"/>
+        </w:rPr>
+        <w:t>Направление: картографо-геодезическая деятельность, специалист; магистр географических наук</w:t>
+      </w:r>
+    </w:p>
+    <w:p>
+      <w:pPr>
         <w:spacing w:after="20" w:before="0"/>
       </w:pPr>
       <w:r>
@@ -563,7 +656,7 @@
           <w:i w:val="0"/>
           <w:sz w:val="18"/>
         </w:rPr>
-        <w:t>Направление: картографо-геодезическая деятельность, специалист; магистр географических наук</w:t>
+        <w:t>Научная работа: анализ способов изображения плотности населения Беларуси. Председатель жилищно-бытовой комиссии профкома факультета: документооборот, база данных, заселение студентов.</w:t>
       </w:r>
     </w:p>
     <w:p>
@@ -594,13 +687,13 @@
     </w:p>
     <w:p>
       <w:pPr>
-        <w:spacing w:after="20" w:before="140"/>
+        <w:spacing w:after="20" w:before="100"/>
       </w:pPr>
       <w:r>
         <w:rPr>
           <w:b/>
           <w:i w:val="0"/>
-          <w:sz w:val="22"/>
+          <w:sz w:val="21"/>
         </w:rPr>
         <w:t>Профессиональные сертификаты</w:t>
       </w:r>
@@ -620,13 +713,13 @@
     </w:p>
     <w:p>
       <w:pPr>
-        <w:spacing w:after="20" w:before="140"/>
+        <w:spacing w:after="20" w:before="100"/>
       </w:pPr>
       <w:r>
         <w:rPr>
           <w:b/>
           <w:i w:val="0"/>
-          <w:sz w:val="22"/>
+          <w:sz w:val="21"/>
         </w:rPr>
         <w:t>Навыки</w:t>
       </w:r>
@@ -785,7 +878,7 @@
     </w:p>
     <w:sectPr>
       <w:pgSz w:w="12240" w:h="15840"/>
-      <w:pgMar w:top="624" w:right="794" w:bottom="567" w:left="794" w:header="720" w:footer="720" w:gutter="0"/>
+      <w:pgMar w:top="510" w:right="680" w:bottom="510" w:left="680" w:header="720" w:footer="720" w:gutter="0"/>
       <w:cols w:space="720"/>
       <w:docGrid w:linePitch="360"/>
     </w:sectPr>
@@ -1157,7 +1250,7 @@
     <w:qFormat/>
     <w:rsid w:val="00FC693F"/>
     <w:pPr>
-      <w:spacing w:after="0" w:line="240" w:lineRule="auto"/>
+      <w:spacing w:after="0" w:line="233" w:lineRule="auto"/>
     </w:pPr>
     <w:rPr>
       <w:rFonts w:ascii="Calibri" w:hAnsi="Calibri"/>

--- a/olga-resume-pm.docx
+++ b/olga-resume-pm.docx
@@ -23,7 +23,7 @@
         <w:rPr>
           <w:b w:val="0"/>
           <w:i w:val="0"/>
-          <w:sz w:val="18"/>
+          <w:sz w:val="17"/>
         </w:rPr>
         <w:t>oljadamovna@gmail.com · Тел. +375 29 294-21-82 · Telegram @bolik_olik · Минск, Беларусь</w:t>
       </w:r>
@@ -36,7 +36,7 @@
         <w:rPr>
           <w:b w:val="0"/>
           <w:i w:val="0"/>
-          <w:sz w:val="18"/>
+          <w:sz w:val="17"/>
         </w:rPr>
         <w:t>rozzhalovetsolga.github.io/portfolio · github.com/rozzhalovetsolga · linkedin.com/in/olga-rozzhalovets52967a2a3</w:t>
       </w:r>
@@ -49,7 +49,7 @@
         <w:rPr>
           <w:b w:val="0"/>
           <w:i w:val="0"/>
-          <w:sz w:val="18"/>
+          <w:sz w:val="17"/>
         </w:rPr>
         <w:t>Английский: B1 (Intermediate) по CEFR</w:t>
       </w:r>
@@ -62,7 +62,7 @@
         <w:rPr>
           <w:b w:val="0"/>
           <w:i w:val="0"/>
-          <w:sz w:val="18"/>
+          <w:sz w:val="17"/>
         </w:rPr>
         <w:t>Формат: удалённо (предпочтительно), гибрид, офис; готова к релокации и командировкам</w:t>
       </w:r>
@@ -82,7 +82,7 @@
     </w:p>
     <w:p>
       <w:pPr>
-        <w:spacing w:after="20" w:before="100"/>
+        <w:spacing w:after="20" w:before="80"/>
       </w:pPr>
       <w:r>
         <w:rPr>
@@ -100,21 +100,21 @@
       <w:r>
         <w:rPr>
           <w:b w:val="0"/>
-          <w:sz w:val="18"/>
+          <w:sz w:val="17"/>
         </w:rPr>
         <w:t xml:space="preserve">03.2025 — 09.2026 | </w:t>
       </w:r>
       <w:r>
         <w:rPr>
           <w:b/>
-          <w:sz w:val="18"/>
+          <w:sz w:val="17"/>
         </w:rPr>
         <w:t>Руководитель проекта</w:t>
       </w:r>
       <w:r>
         <w:rPr>
           <w:b/>
-          <w:sz w:val="18"/>
+          <w:sz w:val="17"/>
         </w:rPr>
         <w:t>, BCH Labs, удалённо</w:t>
       </w:r>
@@ -128,7 +128,7 @@
           <w:b w:val="0"/>
           <w:i/>
           <w:color w:val="505050"/>
-          <w:sz w:val="18"/>
+          <w:sz w:val="17"/>
         </w:rPr>
         <w:t>Торговый бот на блокчейне Solana. Команда до 5 человек: DevOps, ML-инженер, Rust-разработчики. Стек: Rust, ClickHouse, PostgreSQL, Python, Grafana, Notion.</w:t>
       </w:r>
@@ -141,7 +141,7 @@
         <w:rPr>
           <w:b/>
           <w:i w:val="0"/>
-          <w:sz w:val="18"/>
+          <w:sz w:val="17"/>
         </w:rPr>
         <w:t>Ключевые проекты:</w:t>
       </w:r>
@@ -154,7 +154,7 @@
         <w:rPr>
           <w:b/>
           <w:i w:val="0"/>
-          <w:sz w:val="18"/>
+          <w:sz w:val="17"/>
         </w:rPr>
         <w:t>Управление поставкой (2025—2026)</w:t>
       </w:r>
@@ -168,7 +168,7 @@
           <w:b w:val="0"/>
           <w:i/>
           <w:color w:val="505050"/>
-          <w:sz w:val="18"/>
+          <w:sz w:val="17"/>
         </w:rPr>
         <w:t>Команда должна двигаться предсказуемо, а основатель — видеть статус, не собирая его вручную.</w:t>
       </w:r>
@@ -180,7 +180,7 @@
       </w:pPr>
       <w:r>
         <w:rPr>
-          <w:sz w:val="18"/>
+          <w:sz w:val="17"/>
         </w:rPr>
         <w:t>— Вела недельные спринты: сбор и декомпозиция задач, приоритизация, сроки, разбор итогов</w:t>
       </w:r>
@@ -192,7 +192,7 @@
       </w:pPr>
       <w:r>
         <w:rPr>
-          <w:sz w:val="18"/>
+          <w:sz w:val="17"/>
         </w:rPr>
         <w:t>— Проводила ежедневные созвоны, отслеживала прогресс по каждому исполнителю; планирование в Notion</w:t>
       </w:r>
@@ -204,7 +204,7 @@
       </w:pPr>
       <w:r>
         <w:rPr>
-          <w:sz w:val="18"/>
+          <w:sz w:val="17"/>
         </w:rPr>
         <w:t>— Готовила статус по срокам, рискам и упирающимся задачам для основателя</w:t>
       </w:r>
@@ -216,7 +216,7 @@
       </w:pPr>
       <w:r>
         <w:rPr>
-          <w:sz w:val="18"/>
+          <w:sz w:val="17"/>
         </w:rPr>
         <w:t>— Замерила цикл поставки: 119 PR за 11 месяцев, 92 смерджено (77%), 195 ревью; мои PR — 119 из 165 в репозитории</w:t>
       </w:r>
@@ -229,13 +229,13 @@
       <w:r>
         <w:rPr>
           <w:b/>
-          <w:sz w:val="18"/>
+          <w:sz w:val="17"/>
         </w:rPr>
         <w:t xml:space="preserve">— Результат: </w:t>
       </w:r>
       <w:r>
         <w:rPr>
-          <w:sz w:val="18"/>
+          <w:sz w:val="17"/>
         </w:rPr>
         <w:t>медианное время от создания PR до мерджа — 0,7 дня (среднее 1,4): задачи не залипали в ревью, петля обратной связи короче рабочего дня</w:t>
       </w:r>
@@ -248,7 +248,7 @@
         <w:rPr>
           <w:b/>
           <w:i w:val="0"/>
-          <w:sz w:val="18"/>
+          <w:sz w:val="17"/>
         </w:rPr>
         <w:t>Найм и ресурсное планирование (2025—2026)</w:t>
       </w:r>
@@ -262,7 +262,7 @@
           <w:b w:val="0"/>
           <w:i/>
           <w:color w:val="505050"/>
-          <w:sz w:val="18"/>
+          <w:sz w:val="17"/>
         </w:rPr>
         <w:t>Закрыть роль лида на редком стеке — Rust плюс блокчейн.</w:t>
       </w:r>
@@ -274,7 +274,7 @@
       </w:pPr>
       <w:r>
         <w:rPr>
-          <w:sz w:val="18"/>
+          <w:sz w:val="17"/>
         </w:rPr>
         <w:t>— Спроектировала трёхэтапную воронку: анкета через Google Apps Script, лайфкодинг 40 минут с таймингом, тестовое</w:t>
       </w:r>
@@ -286,7 +286,7 @@
       </w:pPr>
       <w:r>
         <w:rPr>
-          <w:sz w:val="18"/>
+          <w:sz w:val="17"/>
         </w:rPr>
         <w:t>— Сделала оценочную карту на 100 баллов с порогом 65 и списком стоп-сигналов — решение по критериям, а не по впечатлению</w:t>
       </w:r>
@@ -298,7 +298,7 @@
       </w:pPr>
       <w:r>
         <w:rPr>
-          <w:sz w:val="18"/>
+          <w:sz w:val="17"/>
         </w:rPr>
         <w:t>— Воронка: 107 анкет → 35 интервью (33%) → 9 на втором этапе (26%) → 3 на тестовом (33%) → 3 найма (100%)</w:t>
       </w:r>
@@ -311,13 +311,13 @@
       <w:r>
         <w:rPr>
           <w:b/>
-          <w:sz w:val="18"/>
+          <w:sz w:val="17"/>
         </w:rPr>
         <w:t xml:space="preserve">— Результат: </w:t>
       </w:r>
       <w:r>
         <w:rPr>
-          <w:sz w:val="18"/>
+          <w:sz w:val="17"/>
         </w:rPr>
         <w:t>собрала ядро команды — тимлид Rust-разработчиков и два разработчика уровня middle+; все офферы приняты, 36 анкет на одного нанятого</w:t>
       </w:r>
@@ -330,7 +330,7 @@
         <w:rPr>
           <w:b/>
           <w:i w:val="0"/>
-          <w:sz w:val="18"/>
+          <w:sz w:val="17"/>
         </w:rPr>
         <w:t>Управление рисками через эксперименты (2025—2026)</w:t>
       </w:r>
@@ -344,7 +344,7 @@
           <w:b w:val="0"/>
           <w:i/>
           <w:color w:val="505050"/>
-          <w:sz w:val="18"/>
+          <w:sz w:val="17"/>
         </w:rPr>
         <w:t>Не тратить месяцы команды на направления без эффекта.</w:t>
       </w:r>
@@ -356,7 +356,7 @@
       </w:pPr>
       <w:r>
         <w:rPr>
-          <w:sz w:val="18"/>
+          <w:sz w:val="17"/>
         </w:rPr>
         <w:t>— Количественно закрыла четыре гипотезы роста доходности: отбор по порогу, стоп-лосс, тайминг входа, скорость исполнения</w:t>
       </w:r>
@@ -368,21 +368,9 @@
       </w:pPr>
       <w:r>
         <w:rPr>
-          <w:sz w:val="18"/>
+          <w:sz w:val="17"/>
         </w:rPr>
         <w:t>— Спроектировала A/B/C/D-эксперимент по параметрам исполнения и свела результаты по армам в таблицу</w:t>
-      </w:r>
-    </w:p>
-    <w:p>
-      <w:pPr>
-        <w:spacing w:after="0"/>
-        <w:ind w:left="283" w:hanging="159"/>
-      </w:pPr>
-      <w:r>
-        <w:rPr>
-          <w:sz w:val="18"/>
-        </w:rPr>
-        <w:t>— Совмещала управление с технической работой: SQL, Python, три дашборда в Grafana (35 панелей), Rust с нуля</w:t>
       </w:r>
     </w:p>
     <w:p>
@@ -393,13 +381,13 @@
       <w:r>
         <w:rPr>
           <w:b/>
-          <w:sz w:val="18"/>
+          <w:sz w:val="17"/>
         </w:rPr>
         <w:t xml:space="preserve">— Результат: </w:t>
       </w:r>
       <w:r>
         <w:rPr>
-          <w:sz w:val="18"/>
+          <w:sz w:val="17"/>
         </w:rPr>
         <w:t>каждая гипотеза опровергнута до того, как в неё вложили разработку — снят риск ложного направления</w:t>
       </w:r>
@@ -411,21 +399,113 @@
       <w:r>
         <w:rPr>
           <w:b w:val="0"/>
-          <w:sz w:val="18"/>
+          <w:sz w:val="17"/>
+        </w:rPr>
+        <w:t xml:space="preserve">03.2024 — 08.2025 | </w:t>
+      </w:r>
+      <w:r>
+        <w:rPr>
+          <w:b/>
+          <w:sz w:val="17"/>
+        </w:rPr>
+        <w:t>Технический ассистент</w:t>
+      </w:r>
+      <w:r>
+        <w:rPr>
+          <w:b/>
+          <w:sz w:val="17"/>
+        </w:rPr>
+        <w:t>, психологические группы, психолог с аудиторией 31,2 тыс., удалённо</w:t>
+      </w:r>
+    </w:p>
+    <w:p>
+      <w:pPr>
+        <w:spacing w:after="20" w:before="0"/>
+      </w:pPr>
+      <w:r>
+        <w:rPr>
+          <w:b w:val="0"/>
+          <w:i/>
+          <w:color w:val="505050"/>
+          <w:sz w:val="17"/>
+        </w:rPr>
+        <w:t>1 год 5 месяцев, параллельно с ETICO.BY. GetCourse и Zoom, раздача материалов, модерация чатов, контроль оплат — за ведущим оставалось только содержание работы.</w:t>
+      </w:r>
+    </w:p>
+    <w:p>
+      <w:pPr>
+        <w:spacing w:after="0" w:before="80"/>
+      </w:pPr>
+      <w:r>
+        <w:rPr>
+          <w:b w:val="0"/>
+          <w:sz w:val="17"/>
+        </w:rPr>
+        <w:t xml:space="preserve">11.2023 — 04.2025 | </w:t>
+      </w:r>
+      <w:r>
+        <w:rPr>
+          <w:b/>
+          <w:sz w:val="17"/>
+        </w:rPr>
+        <w:t>Бизнес-ассистент основателя</w:t>
+      </w:r>
+      <w:r>
+        <w:rPr>
+          <w:b/>
+          <w:sz w:val="17"/>
+        </w:rPr>
+        <w:t>, ETICO.BY, студия премиального ремонта, Минск</w:t>
+      </w:r>
+    </w:p>
+    <w:p>
+      <w:pPr>
+        <w:spacing w:after="20" w:before="0"/>
+      </w:pPr>
+      <w:r>
+        <w:rPr>
+          <w:b w:val="0"/>
+          <w:i/>
+          <w:color w:val="505050"/>
+          <w:sz w:val="17"/>
+        </w:rPr>
+        <w:t>До 5 объектов премиального ремонта одновременно, 1–5 мастеров на объекте.</w:t>
+      </w:r>
+    </w:p>
+    <w:p>
+      <w:pPr>
+        <w:spacing w:after="0"/>
+        <w:ind w:left="283" w:hanging="159"/>
+      </w:pPr>
+      <w:r>
+        <w:rPr>
+          <w:sz w:val="17"/>
+        </w:rPr>
+        <w:t>— Координировала параллельные объекты: сроки, поставки, люди, документы; сметы и платежи — ответственность за бюджет работ</w:t>
+      </w:r>
+    </w:p>
+    <w:p>
+      <w:pPr>
+        <w:spacing w:after="0" w:before="80"/>
+      </w:pPr>
+      <w:r>
+        <w:rPr>
+          <w:b w:val="0"/>
+          <w:sz w:val="17"/>
         </w:rPr>
         <w:t xml:space="preserve">08.2023 — 04.2025 | </w:t>
       </w:r>
       <w:r>
         <w:rPr>
           <w:b/>
-          <w:sz w:val="18"/>
+          <w:sz w:val="17"/>
         </w:rPr>
         <w:t>Картограф-редактор</w:t>
       </w:r>
       <w:r>
         <w:rPr>
           <w:b/>
-          <w:sz w:val="18"/>
+          <w:sz w:val="17"/>
         </w:rPr>
         <w:t>, картографическое предприятие, Минск</w:t>
       </w:r>
@@ -439,7 +519,7 @@
           <w:b w:val="0"/>
           <w:i/>
           <w:color w:val="505050"/>
-          <w:sz w:val="18"/>
+          <w:sz w:val="17"/>
         </w:rPr>
         <w:t>Обязательная отработка по распределению; параллельно вела ассистентские проекты.</w:t>
       </w:r>
@@ -451,23 +531,23 @@
       <w:r>
         <w:rPr>
           <w:b w:val="0"/>
-          <w:sz w:val="18"/>
+          <w:sz w:val="17"/>
         </w:rPr>
-        <w:t xml:space="preserve">11.2023 — 04.2025 | </w:t>
+        <w:t xml:space="preserve">07.2023 — 11.2023 | </w:t>
       </w:r>
       <w:r>
         <w:rPr>
           <w:b/>
-          <w:sz w:val="18"/>
+          <w:sz w:val="17"/>
         </w:rPr>
-        <w:t>Бизнес-ассистент основателя</w:t>
+        <w:t>Ассистент по контенту и продакшену</w:t>
       </w:r>
       <w:r>
         <w:rPr>
           <w:b/>
-          <w:sz w:val="18"/>
+          <w:sz w:val="17"/>
         </w:rPr>
-        <w:t>, ETICO.BY, студия премиального ремонта, Минск</w:t>
+        <w:t>, инфобизнес: блог и онлайн-курс, Минск и удалённо</w:t>
       </w:r>
     </w:p>
     <w:p>
@@ -479,21 +559,9 @@
           <w:b w:val="0"/>
           <w:i/>
           <w:color w:val="505050"/>
-          <w:sz w:val="18"/>
+          <w:sz w:val="17"/>
         </w:rPr>
-        <w:t>До 5 объектов премиального ремонта одновременно, 1–5 мастеров на объекте.</w:t>
-      </w:r>
-    </w:p>
-    <w:p>
-      <w:pPr>
-        <w:spacing w:after="0"/>
-        <w:ind w:left="283" w:hanging="159"/>
-      </w:pPr>
-      <w:r>
-        <w:rPr>
-          <w:sz w:val="18"/>
-        </w:rPr>
-        <w:t>— Координировала параллельные объекты: сроки, поставки, люди, документы; сметы и платежи — ответственность за бюджет работ</w:t>
+        <w:t>Плотная загрузка 3–4 часа в день. Съёмки и монтаж курса (CapCut, Canva), Reels для блога, бронирование студий и жилья, ресёрч по ТЗ — курс доведён с «бумаги» до готового к запуску.</w:t>
       </w:r>
     </w:p>
     <w:p>
@@ -503,21 +571,21 @@
       <w:r>
         <w:rPr>
           <w:b w:val="0"/>
-          <w:sz w:val="18"/>
+          <w:sz w:val="17"/>
         </w:rPr>
         <w:t xml:space="preserve">09.2022 — 06.2023 | </w:t>
       </w:r>
       <w:r>
         <w:rPr>
           <w:b/>
-          <w:sz w:val="18"/>
+          <w:sz w:val="17"/>
         </w:rPr>
         <w:t>Преподаватель картографических дисциплин; специалист по обеспечению учебного процесса</w:t>
       </w:r>
       <w:r>
         <w:rPr>
           <w:b/>
-          <w:sz w:val="18"/>
+          <w:sz w:val="17"/>
         </w:rPr>
         <w:t>, БГУ, Минск</w:t>
       </w:r>
@@ -531,7 +599,7 @@
           <w:b w:val="0"/>
           <w:i/>
           <w:color w:val="505050"/>
-          <w:sz w:val="18"/>
+          <w:sz w:val="17"/>
         </w:rPr>
         <w:t>Во время магистратуры: практические и лабораторные занятия, организация учебного процесса на кафедре.</w:t>
       </w:r>
@@ -543,23 +611,23 @@
       <w:r>
         <w:rPr>
           <w:b w:val="0"/>
-          <w:sz w:val="18"/>
+          <w:sz w:val="17"/>
         </w:rPr>
-        <w:t xml:space="preserve">09.2016 — 08.2025 | </w:t>
+        <w:t xml:space="preserve">09.2016 — 11.2019 | </w:t>
       </w:r>
       <w:r>
         <w:rPr>
           <w:b/>
-          <w:sz w:val="18"/>
+          <w:sz w:val="17"/>
         </w:rPr>
         <w:t>Ассистент руководителя</w:t>
       </w:r>
       <w:r>
         <w:rPr>
           <w:b/>
-          <w:sz w:val="18"/>
+          <w:sz w:val="17"/>
         </w:rPr>
-        <w:t>, CT-EXPRESS (09.2016—11.2019), инфобизнес (2023), психогруппы (2024—2025)</w:t>
+        <w:t>, онлайн-школа CT-EXPRESS, Минск</w:t>
       </w:r>
     </w:p>
     <w:p>
@@ -571,26 +639,14 @@
           <w:b w:val="0"/>
           <w:i/>
           <w:color w:val="505050"/>
-          <w:sz w:val="18"/>
+          <w:sz w:val="17"/>
         </w:rPr>
-        <w:t>Операционное сопровождение школы, продакшен онлайн-курса, техническое ведение групп.</w:t>
+        <w:t>Первая работа, с 11 класса, 3 года 2 месяца. Учебные группы и чаты, визуал, мероприятия, запуск Instagram — школа выросла с одного предмета до трёх.</w:t>
       </w:r>
     </w:p>
     <w:p>
       <w:pPr>
-        <w:spacing w:after="0"/>
-        <w:ind w:left="283" w:hanging="159"/>
-      </w:pPr>
-      <w:r>
-        <w:rPr>
-          <w:sz w:val="18"/>
-        </w:rPr>
-        <w:t>— Курс доведён с «бумаги» до готового к запуску за 3–4 месяца; школа выросла с одного предмета до трёх</w:t>
-      </w:r>
-    </w:p>
-    <w:p>
-      <w:pPr>
-        <w:spacing w:after="20" w:before="100"/>
+        <w:spacing w:after="20" w:before="80"/>
       </w:pPr>
       <w:r>
         <w:rPr>
@@ -608,14 +664,14 @@
       <w:r>
         <w:rPr>
           <w:b w:val="0"/>
-          <w:sz w:val="18"/>
+          <w:sz w:val="17"/>
         </w:rPr>
         <w:t xml:space="preserve">2017 — 2023 | </w:t>
       </w:r>
       <w:r>
         <w:rPr>
           <w:b/>
-          <w:sz w:val="18"/>
+          <w:sz w:val="17"/>
         </w:rPr>
         <w:t>Белорусский государственный университет, Минск</w:t>
       </w:r>
@@ -628,7 +684,7 @@
         <w:rPr>
           <w:b w:val="0"/>
           <w:i w:val="0"/>
-          <w:sz w:val="18"/>
+          <w:sz w:val="17"/>
         </w:rPr>
         <w:t>Факультет географии и геоинформатики, кафедра геодезии и космоаэрокартографии</w:t>
       </w:r>
@@ -641,7 +697,7 @@
         <w:rPr>
           <w:b w:val="0"/>
           <w:i w:val="0"/>
-          <w:sz w:val="18"/>
+          <w:sz w:val="17"/>
         </w:rPr>
         <w:t>Направление: картографо-геодезическая деятельность, специалист; магистр географических наук</w:t>
       </w:r>
@@ -654,7 +710,7 @@
         <w:rPr>
           <w:b w:val="0"/>
           <w:i w:val="0"/>
-          <w:sz w:val="18"/>
+          <w:sz w:val="17"/>
         </w:rPr>
         <w:t>Научная работа: анализ способов изображения плотности населения Беларуси. Председатель жилищно-бытовой комиссии профкома факультета: документооборот, база данных, заселение студентов.</w:t>
       </w:r>
@@ -666,28 +722,28 @@
       <w:r>
         <w:rPr>
           <w:b w:val="0"/>
-          <w:sz w:val="18"/>
+          <w:sz w:val="17"/>
         </w:rPr>
         <w:t xml:space="preserve">июль 2026 | </w:t>
       </w:r>
       <w:r>
         <w:rPr>
           <w:b/>
-          <w:sz w:val="18"/>
+          <w:sz w:val="17"/>
         </w:rPr>
         <w:t>Образовательный центр BELHARD</w:t>
       </w:r>
       <w:r>
         <w:rPr>
           <w:b w:val="0"/>
-          <w:sz w:val="18"/>
+          <w:sz w:val="17"/>
         </w:rPr>
         <w:t xml:space="preserve"> — «Аналитик данных с нуля»: SQL и оконные функции, статистика и A/B-тесты, Python, BI-дашборды</w:t>
       </w:r>
     </w:p>
     <w:p>
       <w:pPr>
-        <w:spacing w:after="20" w:before="100"/>
+        <w:spacing w:after="20" w:before="80"/>
       </w:pPr>
       <w:r>
         <w:rPr>
@@ -706,14 +762,14 @@
         <w:rPr>
           <w:b w:val="0"/>
           <w:i w:val="0"/>
-          <w:sz w:val="18"/>
+          <w:sz w:val="17"/>
         </w:rPr>
         <w:t>июль 2026 | Сертификат об окончании курса «Аналитик данных с нуля», Образовательный центр BELHARD</w:t>
       </w:r>
     </w:p>
     <w:p>
       <w:pPr>
-        <w:spacing w:after="20" w:before="100"/>
+        <w:spacing w:after="20" w:before="80"/>
       </w:pPr>
       <w:r>
         <w:rPr>
@@ -731,16 +787,16 @@
       <w:r>
         <w:rPr>
           <w:b/>
-          <w:sz w:val="18"/>
+          <w:sz w:val="17"/>
         </w:rPr>
         <w:t xml:space="preserve">Управление поставкой: </w:t>
       </w:r>
       <w:r>
         <w:rPr>
           <w:b w:val="0"/>
-          <w:sz w:val="18"/>
+          <w:sz w:val="17"/>
         </w:rPr>
-        <w:t>Sprint Planning, Daily Stand-up, разбор итогов, декомпозиция и приоритизация, контроль сроков</w:t>
+        <w:t>Sprint Planning, Daily Stand-up, разбор итогов, приоритизация, контроль сроков</w:t>
       </w:r>
     </w:p>
     <w:p>
@@ -750,16 +806,16 @@
       <w:r>
         <w:rPr>
           <w:b/>
-          <w:sz w:val="18"/>
+          <w:sz w:val="17"/>
         </w:rPr>
         <w:t xml:space="preserve">Метрики: </w:t>
       </w:r>
       <w:r>
         <w:rPr>
           <w:b w:val="0"/>
-          <w:sz w:val="18"/>
+          <w:sz w:val="17"/>
         </w:rPr>
-        <w:t>cycle time и время ревью, пропускная способность, воронка найма и конверсии по этапам</w:t>
+        <w:t>cycle time, время ревью, пропускная способность, воронка найма</w:t>
       </w:r>
     </w:p>
     <w:p>
@@ -769,16 +825,16 @@
       <w:r>
         <w:rPr>
           <w:b/>
-          <w:sz w:val="18"/>
+          <w:sz w:val="17"/>
         </w:rPr>
-        <w:t xml:space="preserve">Стейкхолдеры: </w:t>
+        <w:t xml:space="preserve">Стейкхолдеры и риски: </w:t>
       </w:r>
       <w:r>
         <w:rPr>
           <w:b w:val="0"/>
-          <w:sz w:val="18"/>
+          <w:sz w:val="17"/>
         </w:rPr>
-        <w:t>статус-отчётность по срокам и рискам, перевод технических деталей на язык решения</w:t>
+        <w:t>статус-отчётность, перевод технических деталей на язык решения, проверка гипотез экспериментом</w:t>
       </w:r>
     </w:p>
     <w:p>
@@ -788,16 +844,16 @@
       <w:r>
         <w:rPr>
           <w:b/>
-          <w:sz w:val="18"/>
+          <w:sz w:val="17"/>
         </w:rPr>
-        <w:t xml:space="preserve">Риски: </w:t>
+        <w:t xml:space="preserve">Команда: </w:t>
       </w:r>
       <w:r>
         <w:rPr>
           <w:b w:val="0"/>
-          <w:sz w:val="18"/>
+          <w:sz w:val="17"/>
         </w:rPr>
-        <w:t>проверка гипотез экспериментом до вложения разработки, A/B-тесты</w:t>
+        <w:t>найм на инженерные роли, структурированные интервью, скоринговые карты, онбординг</w:t>
       </w:r>
     </w:p>
     <w:p>
@@ -807,16 +863,16 @@
       <w:r>
         <w:rPr>
           <w:b/>
-          <w:sz w:val="18"/>
+          <w:sz w:val="17"/>
         </w:rPr>
-        <w:t xml:space="preserve">Команда: </w:t>
+        <w:t xml:space="preserve">Инструменты и стек: </w:t>
       </w:r>
       <w:r>
         <w:rPr>
           <w:b w:val="0"/>
-          <w:sz w:val="18"/>
+          <w:sz w:val="17"/>
         </w:rPr>
-        <w:t>найм на инженерные роли, структурированные интервью со скоринговыми картами, онбординг</w:t>
+        <w:t>Notion, Git, GitHub, Grafana, Docker, Linux; SQL — ClickHouse, PostgreSQL; Python — pandas, LightGBM; Rust — базовый</w:t>
       </w:r>
     </w:p>
     <w:p>
@@ -826,52 +882,14 @@
       <w:r>
         <w:rPr>
           <w:b/>
-          <w:sz w:val="18"/>
-        </w:rPr>
-        <w:t xml:space="preserve">Инструменты: </w:t>
-      </w:r>
-      <w:r>
-        <w:rPr>
-          <w:b w:val="0"/>
-          <w:sz w:val="18"/>
-        </w:rPr>
-        <w:t>Notion, Git и GitHub, Grafana, Google Workspace, Docker, Linux</w:t>
-      </w:r>
-    </w:p>
-    <w:p>
-      <w:pPr>
-        <w:spacing w:after="0" w:before="0"/>
-      </w:pPr>
-      <w:r>
-        <w:rPr>
-          <w:b/>
-          <w:sz w:val="18"/>
-        </w:rPr>
-        <w:t xml:space="preserve">Технический стек: </w:t>
-      </w:r>
-      <w:r>
-        <w:rPr>
-          <w:b w:val="0"/>
-          <w:sz w:val="18"/>
-        </w:rPr>
-        <w:t>SQL — ClickHouse и PostgreSQL; Python — pandas, LightGBM, scikit-learn; Rust — базовый уровень</w:t>
-      </w:r>
-    </w:p>
-    <w:p>
-      <w:pPr>
-        <w:spacing w:after="0" w:before="0"/>
-      </w:pPr>
-      <w:r>
-        <w:rPr>
-          <w:b/>
-          <w:sz w:val="18"/>
+          <w:sz w:val="17"/>
         </w:rPr>
         <w:t xml:space="preserve">Языки: </w:t>
       </w:r>
       <w:r>
         <w:rPr>
           <w:b w:val="0"/>
-          <w:sz w:val="18"/>
+          <w:sz w:val="17"/>
         </w:rPr>
         <w:t>русский — родной; английский — B1 (Intermediate)</w:t>
       </w:r>
@@ -1250,11 +1268,11 @@
     <w:qFormat/>
     <w:rsid w:val="00FC693F"/>
     <w:pPr>
-      <w:spacing w:after="0" w:line="233" w:lineRule="auto"/>
+      <w:spacing w:after="0" w:line="228" w:lineRule="auto"/>
     </w:pPr>
     <w:rPr>
       <w:rFonts w:ascii="Calibri" w:hAnsi="Calibri"/>
-      <w:sz w:val="18"/>
+      <w:sz w:val="17"/>
     </w:rPr>
   </w:style>
   <w:style w:type="paragraph" w:styleId="Header">

--- a/olga-resume-pm.docx
+++ b/olga-resume-pm.docx
@@ -156,7 +156,7 @@
           <w:i w:val="0"/>
           <w:sz w:val="17"/>
         </w:rPr>
-        <w:t>Управление поставкой (2025—2026)</w:t>
+        <w:t>Процесс и поставка (2025—2026)</w:t>
       </w:r>
     </w:p>
     <w:p>
@@ -182,7 +182,7 @@
         <w:rPr>
           <w:sz w:val="17"/>
         </w:rPr>
-        <w:t>— Вела недельные спринты: сбор и декомпозиция задач, приоритизация, сроки, разбор итогов</w:t>
+        <w:t>— Двухнедельные спринты с недельным контролем, пн—пт: 5–6 целей спринта, в каждой 3–15 задач длительностью от 5 минут до 4 часов</w:t>
       </w:r>
     </w:p>
     <w:p>
@@ -194,7 +194,7 @@
         <w:rPr>
           <w:sz w:val="17"/>
         </w:rPr>
-        <w:t>— Проводила ежедневные созвоны, отслеживала прогресс по каждому исполнителю; планирование в Notion</w:t>
+        <w:t>— Перевела процесс с иерархии эпик — фича — задача на цели спринта и персональные дневные цели по каждой из них</w:t>
       </w:r>
     </w:p>
     <w:p>
@@ -206,7 +206,7 @@
         <w:rPr>
           <w:sz w:val="17"/>
         </w:rPr>
-        <w:t>— Готовила статус по срокам, рискам и упирающимся задачам для основателя</w:t>
+        <w:t>— Цель считалась выполненной по результату, а не по закрытым задачам: если обучение модели не дало заявленного прироста PnL — цель фейл. В конце дня статус каждой задачи: done или failed</w:t>
       </w:r>
     </w:p>
     <w:p>
@@ -218,7 +218,7 @@
         <w:rPr>
           <w:sz w:val="17"/>
         </w:rPr>
-        <w:t>— Замерила цикл поставки: 119 PR за 11 месяцев, 92 смерджено (77%), 195 ревью; мои PR — 119 из 165 в репозитории</w:t>
+        <w:t>— Ритуалы: дейли в Google Meet с разбором блокеров и ревью кода, недельный Loom с итогами и пост в чат лаборатории; планирование и документация в Notion</w:t>
       </w:r>
     </w:p>
     <w:p>
@@ -237,7 +237,89 @@
         <w:rPr>
           <w:sz w:val="17"/>
         </w:rPr>
-        <w:t>медианное время от создания PR до мерджа — 0,7 дня (среднее 1,4): задачи не залипали в ревью, петля обратной связи короче рабочего дня</w:t>
+        <w:t>закрывалось около 80% задач спринта; 119 PR за 11 месяцев, 92 смерджено (77%), 195 ревью, медианный цикл PR 0,7 дня — петля обратной связи короче рабочего дня</w:t>
+      </w:r>
+    </w:p>
+    <w:p>
+      <w:pPr>
+        <w:spacing w:after="0" w:before="60"/>
+      </w:pPr>
+      <w:r>
+        <w:rPr>
+          <w:b/>
+          <w:i w:val="0"/>
+          <w:sz w:val="17"/>
+        </w:rPr>
+        <w:t>Бюджет и команда (2025—2026)</w:t>
+      </w:r>
+    </w:p>
+    <w:p>
+      <w:pPr>
+        <w:spacing w:after="20" w:before="0"/>
+      </w:pPr>
+      <w:r>
+        <w:rPr>
+          <w:b w:val="0"/>
+          <w:i/>
+          <w:color w:val="505050"/>
+          <w:sz w:val="17"/>
+        </w:rPr>
+        <w:t>После снятия внешнего финансирования проект должен был продолжаться в согласованном лимите.</w:t>
+      </w:r>
+    </w:p>
+    <w:p>
+      <w:pPr>
+        <w:spacing w:after="0"/>
+        <w:ind w:left="283" w:hanging="159"/>
+      </w:pPr>
+      <w:r>
+        <w:rPr>
+          <w:sz w:val="17"/>
+        </w:rPr>
+        <w:t>— Договорилась с основателем о лимите вложений в разработку и вела бюджет сама</w:t>
+      </w:r>
+    </w:p>
+    <w:p>
+      <w:pPr>
+        <w:spacing w:after="0"/>
+        <w:ind w:left="283" w:hanging="159"/>
+      </w:pPr>
+      <w:r>
+        <w:rPr>
+          <w:sz w:val="17"/>
+        </w:rPr>
+        <w:t>— Сделала калькулятор с трекингом часов по каждому исполнителю и считала расход проекта по нему</w:t>
+      </w:r>
+    </w:p>
+    <w:p>
+      <w:pPr>
+        <w:spacing w:after="0"/>
+        <w:ind w:left="283" w:hanging="159"/>
+      </w:pPr>
+      <w:r>
+        <w:rPr>
+          <w:sz w:val="17"/>
+        </w:rPr>
+        <w:t>— Команда от 3 до 6 человек с совмещением ролей; сама закрывала тестирование, разработку и роль тимлида</w:t>
+      </w:r>
+    </w:p>
+    <w:p>
+      <w:pPr>
+        <w:spacing w:after="20"/>
+        <w:ind w:left="283" w:hanging="159"/>
+      </w:pPr>
+      <w:r>
+        <w:rPr>
+          <w:b/>
+          <w:sz w:val="17"/>
+        </w:rPr>
+        <w:t xml:space="preserve">— Результат: </w:t>
+      </w:r>
+      <w:r>
+        <w:rPr>
+          <w:sz w:val="17"/>
+        </w:rPr>
+        <w:t>расход по часам стал прозрачным, разработка продолжилась в согласованном бюджете</w:t>
       </w:r>
     </w:p>
     <w:p>
@@ -276,19 +358,7 @@
         <w:rPr>
           <w:sz w:val="17"/>
         </w:rPr>
-        <w:t>— Спроектировала трёхэтапную воронку: анкета через Google Apps Script, лайфкодинг 40 минут с таймингом, тестовое</w:t>
-      </w:r>
-    </w:p>
-    <w:p>
-      <w:pPr>
-        <w:spacing w:after="0"/>
-        <w:ind w:left="283" w:hanging="159"/>
-      </w:pPr>
-      <w:r>
-        <w:rPr>
-          <w:sz w:val="17"/>
-        </w:rPr>
-        <w:t>— Сделала оценочную карту на 100 баллов с порогом 65 и списком стоп-сигналов — решение по критериям, а не по впечатлению</w:t>
+        <w:t>— Спроектировала трёхэтапную воронку (анкета через Apps Script, лайфкодинг 40 минут, тестовое) и оценочную карту на 100 баллов с порогом 65 и стоп-сигналами</w:t>
       </w:r>
     </w:p>
     <w:p>
@@ -358,19 +428,7 @@
         <w:rPr>
           <w:sz w:val="17"/>
         </w:rPr>
-        <w:t>— Количественно закрыла четыре гипотезы роста доходности: отбор по порогу, стоп-лосс, тайминг входа, скорость исполнения</w:t>
-      </w:r>
-    </w:p>
-    <w:p>
-      <w:pPr>
-        <w:spacing w:after="0"/>
-        <w:ind w:left="283" w:hanging="159"/>
-      </w:pPr>
-      <w:r>
-        <w:rPr>
-          <w:sz w:val="17"/>
-        </w:rPr>
-        <w:t>— Спроектировала A/B/C/D-эксперимент по параметрам исполнения и свела результаты по армам в таблицу</w:t>
+        <w:t>— Количественно закрыла четыре гипотезы роста доходности: отбор по порогу, стоп-лосс, тайминг входа, скорость исполнения; A/B/C/D-эксперимент по параметрам исполнения</w:t>
       </w:r>
     </w:p>
     <w:p>
@@ -394,254 +452,177 @@
     </w:p>
     <w:p>
       <w:pPr>
-        <w:spacing w:after="0" w:before="80"/>
+        <w:spacing w:after="20" w:before="120"/>
       </w:pPr>
       <w:r>
         <w:rPr>
-          <w:b w:val="0"/>
+          <w:b/>
+          <w:i w:val="0"/>
           <w:sz w:val="17"/>
         </w:rPr>
-        <w:t xml:space="preserve">03.2024 — 08.2025 | </w:t>
+        <w:t>Ранее:</w:t>
+      </w:r>
+    </w:p>
+    <w:p>
+      <w:pPr>
+        <w:spacing w:after="0"/>
+        <w:ind w:left="283" w:hanging="283"/>
+      </w:pPr>
+      <w:r>
+        <w:rPr>
+          <w:sz w:val="17"/>
+        </w:rPr>
+        <w:t xml:space="preserve">03.2024 — 08.2025 · </w:t>
       </w:r>
       <w:r>
         <w:rPr>
           <w:b/>
           <w:sz w:val="17"/>
         </w:rPr>
-        <w:t>Технический ассистент</w:t>
+        <w:t>Технический ассистент, психологические группы, удалённо</w:t>
+      </w:r>
+      <w:r>
+        <w:rPr>
+          <w:i/>
+          <w:color w:val="505050"/>
+          <w:sz w:val="17"/>
+        </w:rPr>
+        <w:t xml:space="preserve"> — GetCourse и Zoom, материалы, чаты, оплаты; параллельно с ETICO.BY</w:t>
+      </w:r>
+    </w:p>
+    <w:p>
+      <w:pPr>
+        <w:spacing w:after="0"/>
+        <w:ind w:left="283" w:hanging="283"/>
+      </w:pPr>
+      <w:r>
+        <w:rPr>
+          <w:sz w:val="17"/>
+        </w:rPr>
+        <w:t xml:space="preserve">11.2023 — 04.2025 · </w:t>
       </w:r>
       <w:r>
         <w:rPr>
           <w:b/>
           <w:sz w:val="17"/>
         </w:rPr>
-        <w:t>, психологические группы, психолог с аудиторией 31,2 тыс., удалённо</w:t>
+        <w:t>Бизнес-ассистент основателя, ETICO.BY, премиальный ремонт, Минск</w:t>
+      </w:r>
+      <w:r>
+        <w:rPr>
+          <w:i/>
+          <w:color w:val="505050"/>
+          <w:sz w:val="17"/>
+        </w:rPr>
+        <w:t xml:space="preserve"> — до 5 объектов одновременно: сроки, поставки, люди, сметы и платежи</w:t>
       </w:r>
     </w:p>
     <w:p>
       <w:pPr>
-        <w:spacing w:after="20" w:before="0"/>
+        <w:spacing w:after="0"/>
+        <w:ind w:left="283" w:hanging="283"/>
       </w:pPr>
       <w:r>
         <w:rPr>
-          <w:b w:val="0"/>
-          <w:i/>
-          <w:color w:val="505050"/>
           <w:sz w:val="17"/>
         </w:rPr>
-        <w:t>1 год 5 месяцев, параллельно с ETICO.BY. GetCourse и Zoom, раздача материалов, модерация чатов, контроль оплат — за ведущим оставалось только содержание работы.</w:t>
-      </w:r>
-    </w:p>
-    <w:p>
-      <w:pPr>
-        <w:spacing w:after="0" w:before="80"/>
-      </w:pPr>
-      <w:r>
-        <w:rPr>
-          <w:b w:val="0"/>
-          <w:sz w:val="17"/>
-        </w:rPr>
-        <w:t xml:space="preserve">11.2023 — 04.2025 | </w:t>
+        <w:t xml:space="preserve">08.2023 — 04.2025 · </w:t>
       </w:r>
       <w:r>
         <w:rPr>
           <w:b/>
           <w:sz w:val="17"/>
         </w:rPr>
-        <w:t>Бизнес-ассистент основателя</w:t>
+        <w:t>Картограф-редактор, картографическое предприятие, Минск</w:t>
+      </w:r>
+      <w:r>
+        <w:rPr>
+          <w:i/>
+          <w:color w:val="505050"/>
+          <w:sz w:val="17"/>
+        </w:rPr>
+        <w:t xml:space="preserve"> — обязательная отработка по распределению, параллельно с ассистентскими проектами</w:t>
+      </w:r>
+    </w:p>
+    <w:p>
+      <w:pPr>
+        <w:spacing w:after="0"/>
+        <w:ind w:left="283" w:hanging="283"/>
+      </w:pPr>
+      <w:r>
+        <w:rPr>
+          <w:sz w:val="17"/>
+        </w:rPr>
+        <w:t xml:space="preserve">07.2023 — 11.2023 · </w:t>
       </w:r>
       <w:r>
         <w:rPr>
           <w:b/>
           <w:sz w:val="17"/>
         </w:rPr>
-        <w:t>, ETICO.BY, студия премиального ремонта, Минск</w:t>
+        <w:t>Ассистент по контенту и продакшену, инфобизнес, Минск и удалённо</w:t>
       </w:r>
-    </w:p>
-    <w:p>
-      <w:pPr>
-        <w:spacing w:after="20" w:before="0"/>
-      </w:pPr>
       <w:r>
         <w:rPr>
-          <w:b w:val="0"/>
           <w:i/>
           <w:color w:val="505050"/>
           <w:sz w:val="17"/>
         </w:rPr>
-        <w:t>До 5 объектов премиального ремонта одновременно, 1–5 мастеров на объекте.</w:t>
+        <w:t xml:space="preserve"> — курс доведён с «бумаги» до готового к запуску</w:t>
       </w:r>
     </w:p>
     <w:p>
       <w:pPr>
         <w:spacing w:after="0"/>
-        <w:ind w:left="283" w:hanging="159"/>
+        <w:ind w:left="283" w:hanging="283"/>
       </w:pPr>
       <w:r>
         <w:rPr>
           <w:sz w:val="17"/>
         </w:rPr>
-        <w:t>— Координировала параллельные объекты: сроки, поставки, люди, документы; сметы и платежи — ответственность за бюджет работ</w:t>
-      </w:r>
-    </w:p>
-    <w:p>
-      <w:pPr>
-        <w:spacing w:after="0" w:before="80"/>
-      </w:pPr>
-      <w:r>
-        <w:rPr>
-          <w:b w:val="0"/>
-          <w:sz w:val="17"/>
-        </w:rPr>
-        <w:t xml:space="preserve">08.2023 — 04.2025 | </w:t>
+        <w:t xml:space="preserve">09.2022 — 06.2023 · </w:t>
       </w:r>
       <w:r>
         <w:rPr>
           <w:b/>
           <w:sz w:val="17"/>
         </w:rPr>
-        <w:t>Картограф-редактор</w:t>
+        <w:t>Преподаватель картографических дисциплин; специалист кафедры, БГУ, Минск</w:t>
+      </w:r>
+      <w:r>
+        <w:rPr>
+          <w:i/>
+          <w:color w:val="505050"/>
+          <w:sz w:val="17"/>
+        </w:rPr>
+        <w:t xml:space="preserve"> — занятия и организация учебного процесса во время магистратуры</w:t>
+      </w:r>
+    </w:p>
+    <w:p>
+      <w:pPr>
+        <w:spacing w:after="0"/>
+        <w:ind w:left="283" w:hanging="283"/>
+      </w:pPr>
+      <w:r>
+        <w:rPr>
+          <w:sz w:val="17"/>
+        </w:rPr>
+        <w:t xml:space="preserve">09.2016 — 11.2019 · </w:t>
       </w:r>
       <w:r>
         <w:rPr>
           <w:b/>
           <w:sz w:val="17"/>
         </w:rPr>
-        <w:t>, картографическое предприятие, Минск</w:t>
+        <w:t>Ассистент руководителя, онлайн-школа CT-EXPRESS, Минск</w:t>
       </w:r>
-    </w:p>
-    <w:p>
-      <w:pPr>
-        <w:spacing w:after="20" w:before="0"/>
-      </w:pPr>
       <w:r>
         <w:rPr>
-          <w:b w:val="0"/>
           <w:i/>
           <w:color w:val="505050"/>
           <w:sz w:val="17"/>
         </w:rPr>
-        <w:t>Обязательная отработка по распределению; параллельно вела ассистентские проекты.</w:t>
-      </w:r>
-    </w:p>
-    <w:p>
-      <w:pPr>
-        <w:spacing w:after="0" w:before="80"/>
-      </w:pPr>
-      <w:r>
-        <w:rPr>
-          <w:b w:val="0"/>
-          <w:sz w:val="17"/>
-        </w:rPr>
-        <w:t xml:space="preserve">07.2023 — 11.2023 | </w:t>
-      </w:r>
-      <w:r>
-        <w:rPr>
-          <w:b/>
-          <w:sz w:val="17"/>
-        </w:rPr>
-        <w:t>Ассистент по контенту и продакшену</w:t>
-      </w:r>
-      <w:r>
-        <w:rPr>
-          <w:b/>
-          <w:sz w:val="17"/>
-        </w:rPr>
-        <w:t>, инфобизнес: блог и онлайн-курс, Минск и удалённо</w:t>
-      </w:r>
-    </w:p>
-    <w:p>
-      <w:pPr>
-        <w:spacing w:after="20" w:before="0"/>
-      </w:pPr>
-      <w:r>
-        <w:rPr>
-          <w:b w:val="0"/>
-          <w:i/>
-          <w:color w:val="505050"/>
-          <w:sz w:val="17"/>
-        </w:rPr>
-        <w:t>Плотная загрузка 3–4 часа в день. Съёмки и монтаж курса (CapCut, Canva), Reels для блога, бронирование студий и жилья, ресёрч по ТЗ — курс доведён с «бумаги» до готового к запуску.</w:t>
-      </w:r>
-    </w:p>
-    <w:p>
-      <w:pPr>
-        <w:spacing w:after="0" w:before="80"/>
-      </w:pPr>
-      <w:r>
-        <w:rPr>
-          <w:b w:val="0"/>
-          <w:sz w:val="17"/>
-        </w:rPr>
-        <w:t xml:space="preserve">09.2022 — 06.2023 | </w:t>
-      </w:r>
-      <w:r>
-        <w:rPr>
-          <w:b/>
-          <w:sz w:val="17"/>
-        </w:rPr>
-        <w:t>Преподаватель картографических дисциплин; специалист по обеспечению учебного процесса</w:t>
-      </w:r>
-      <w:r>
-        <w:rPr>
-          <w:b/>
-          <w:sz w:val="17"/>
-        </w:rPr>
-        <w:t>, БГУ, Минск</w:t>
-      </w:r>
-    </w:p>
-    <w:p>
-      <w:pPr>
-        <w:spacing w:after="20" w:before="0"/>
-      </w:pPr>
-      <w:r>
-        <w:rPr>
-          <w:b w:val="0"/>
-          <w:i/>
-          <w:color w:val="505050"/>
-          <w:sz w:val="17"/>
-        </w:rPr>
-        <w:t>Во время магистратуры: практические и лабораторные занятия, организация учебного процесса на кафедре.</w:t>
-      </w:r>
-    </w:p>
-    <w:p>
-      <w:pPr>
-        <w:spacing w:after="0" w:before="80"/>
-      </w:pPr>
-      <w:r>
-        <w:rPr>
-          <w:b w:val="0"/>
-          <w:sz w:val="17"/>
-        </w:rPr>
-        <w:t xml:space="preserve">09.2016 — 11.2019 | </w:t>
-      </w:r>
-      <w:r>
-        <w:rPr>
-          <w:b/>
-          <w:sz w:val="17"/>
-        </w:rPr>
-        <w:t>Ассистент руководителя</w:t>
-      </w:r>
-      <w:r>
-        <w:rPr>
-          <w:b/>
-          <w:sz w:val="17"/>
-        </w:rPr>
-        <w:t>, онлайн-школа CT-EXPRESS, Минск</w:t>
-      </w:r>
-    </w:p>
-    <w:p>
-      <w:pPr>
-        <w:spacing w:after="20" w:before="0"/>
-      </w:pPr>
-      <w:r>
-        <w:rPr>
-          <w:b w:val="0"/>
-          <w:i/>
-          <w:color w:val="505050"/>
-          <w:sz w:val="17"/>
-        </w:rPr>
-        <w:t>Первая работа, с 11 класса, 3 года 2 месяца. Учебные группы и чаты, визуал, мероприятия, запуск Instagram — школа выросла с одного предмета до трёх.</w:t>
+        <w:t xml:space="preserve"> — первая работа с 11 класса; школа выросла с одного предмета до трёх</w:t>
       </w:r>
     </w:p>
     <w:p>
@@ -808,33 +789,14 @@
           <w:b/>
           <w:sz w:val="17"/>
         </w:rPr>
-        <w:t xml:space="preserve">Метрики: </w:t>
+        <w:t xml:space="preserve">Метрики и риски: </w:t>
       </w:r>
       <w:r>
         <w:rPr>
           <w:b w:val="0"/>
           <w:sz w:val="17"/>
         </w:rPr>
-        <w:t>cycle time, время ревью, пропускная способность, воронка найма</w:t>
-      </w:r>
-    </w:p>
-    <w:p>
-      <w:pPr>
-        <w:spacing w:after="0" w:before="0"/>
-      </w:pPr>
-      <w:r>
-        <w:rPr>
-          <w:b/>
-          <w:sz w:val="17"/>
-        </w:rPr>
-        <w:t xml:space="preserve">Стейкхолдеры и риски: </w:t>
-      </w:r>
-      <w:r>
-        <w:rPr>
-          <w:b w:val="0"/>
-          <w:sz w:val="17"/>
-        </w:rPr>
-        <w:t>статус-отчётность, перевод технических деталей на язык решения, проверка гипотез экспериментом</w:t>
+        <w:t>cycle time, время ревью, пропускная способность, воронка найма; проверка гипотез экспериментом до вложения разработки</w:t>
       </w:r>
     </w:p>
     <w:p>
@@ -865,14 +827,33 @@
           <w:b/>
           <w:sz w:val="17"/>
         </w:rPr>
-        <w:t xml:space="preserve">Инструменты и стек: </w:t>
+        <w:t xml:space="preserve">Бюджет: </w:t>
       </w:r>
       <w:r>
         <w:rPr>
           <w:b w:val="0"/>
           <w:sz w:val="17"/>
         </w:rPr>
-        <w:t>Notion, Git, GitHub, Grafana, Docker, Linux; SQL — ClickHouse, PostgreSQL; Python — pandas, LightGBM; Rust — базовый</w:t>
+        <w:t>лимит вложений, калькулятор часов по исполнителям, контроль расхода проекта</w:t>
+      </w:r>
+    </w:p>
+    <w:p>
+      <w:pPr>
+        <w:spacing w:after="0" w:before="0"/>
+      </w:pPr>
+      <w:r>
+        <w:rPr>
+          <w:b/>
+          <w:sz w:val="17"/>
+        </w:rPr>
+        <w:t xml:space="preserve">Инструменты: </w:t>
+      </w:r>
+      <w:r>
+        <w:rPr>
+          <w:b w:val="0"/>
+          <w:sz w:val="17"/>
+        </w:rPr>
+        <w:t>Notion, Google Meet, Loom, Git, GitHub, Grafana, Docker; SQL — ClickHouse, PostgreSQL; Python; Rust — базовый</w:t>
       </w:r>
     </w:p>
     <w:p>

--- a/olga-resume-pm.docx
+++ b/olga-resume-pm.docx
@@ -452,150 +452,66 @@
     </w:p>
     <w:p>
       <w:pPr>
-        <w:spacing w:after="20" w:before="120"/>
+        <w:spacing w:after="0" w:before="80"/>
       </w:pPr>
       <w:r>
         <w:rPr>
-          <w:b/>
-          <w:i w:val="0"/>
+          <w:b w:val="0"/>
           <w:sz w:val="17"/>
         </w:rPr>
-        <w:t>Ранее:</w:t>
-      </w:r>
-    </w:p>
-    <w:p>
-      <w:pPr>
-        <w:spacing w:after="0"/>
-        <w:ind w:left="283" w:hanging="283"/>
-      </w:pPr>
-      <w:r>
-        <w:rPr>
-          <w:sz w:val="17"/>
-        </w:rPr>
-        <w:t xml:space="preserve">03.2024 — 08.2025 · </w:t>
+        <w:t xml:space="preserve">11.2023 — 04.2025 | </w:t>
       </w:r>
       <w:r>
         <w:rPr>
           <w:b/>
           <w:sz w:val="17"/>
         </w:rPr>
-        <w:t>Технический ассистент, психологические группы, удалённо</w:t>
-      </w:r>
-      <w:r>
-        <w:rPr>
-          <w:i/>
-          <w:color w:val="505050"/>
-          <w:sz w:val="17"/>
-        </w:rPr>
-        <w:t xml:space="preserve"> — GetCourse и Zoom, материалы, чаты, оплаты; параллельно с ETICO.BY</w:t>
-      </w:r>
-    </w:p>
-    <w:p>
-      <w:pPr>
-        <w:spacing w:after="0"/>
-        <w:ind w:left="283" w:hanging="283"/>
-      </w:pPr>
-      <w:r>
-        <w:rPr>
-          <w:sz w:val="17"/>
-        </w:rPr>
-        <w:t xml:space="preserve">11.2023 — 04.2025 · </w:t>
+        <w:t>Бизнес-ассистент основателя</w:t>
       </w:r>
       <w:r>
         <w:rPr>
           <w:b/>
           <w:sz w:val="17"/>
         </w:rPr>
-        <w:t>Бизнес-ассистент основателя, ETICO.BY, премиальный ремонт, Минск</w:t>
+        <w:t>, ETICO.BY, студия премиального ремонта, Минск</w:t>
       </w:r>
+    </w:p>
+    <w:p>
+      <w:pPr>
+        <w:spacing w:after="20" w:before="0"/>
+      </w:pPr>
       <w:r>
         <w:rPr>
+          <w:b w:val="0"/>
           <w:i/>
           <w:color w:val="505050"/>
           <w:sz w:val="17"/>
         </w:rPr>
-        <w:t xml:space="preserve"> — до 5 объектов одновременно: сроки, поставки, люди, сметы и платежи</w:t>
+        <w:t>До 5 объектов премиального ремонта одновременно, 1–5 мастеров на объекте.</w:t>
       </w:r>
     </w:p>
     <w:p>
       <w:pPr>
         <w:spacing w:after="0"/>
-        <w:ind w:left="283" w:hanging="283"/>
+        <w:ind w:left="283" w:hanging="159"/>
       </w:pPr>
       <w:r>
         <w:rPr>
           <w:sz w:val="17"/>
         </w:rPr>
-        <w:t xml:space="preserve">08.2023 — 04.2025 · </w:t>
-      </w:r>
-      <w:r>
-        <w:rPr>
-          <w:b/>
-          <w:sz w:val="17"/>
-        </w:rPr>
-        <w:t>Картограф-редактор, картографическое предприятие, Минск</w:t>
-      </w:r>
-      <w:r>
-        <w:rPr>
-          <w:i/>
-          <w:color w:val="505050"/>
-          <w:sz w:val="17"/>
-        </w:rPr>
-        <w:t xml:space="preserve"> — обязательная отработка по распределению, параллельно с ассистентскими проектами</w:t>
+        <w:t>— Координировала параллельные объекты: сроки, поставки, люди, документы</w:t>
       </w:r>
     </w:p>
     <w:p>
       <w:pPr>
         <w:spacing w:after="0"/>
-        <w:ind w:left="283" w:hanging="283"/>
+        <w:ind w:left="283" w:hanging="159"/>
       </w:pPr>
       <w:r>
         <w:rPr>
           <w:sz w:val="17"/>
         </w:rPr>
-        <w:t xml:space="preserve">07.2023 — 11.2023 · </w:t>
-      </w:r>
-      <w:r>
-        <w:rPr>
-          <w:b/>
-          <w:sz w:val="17"/>
-        </w:rPr>
-        <w:t>Ассистент по контенту и продакшену, инфобизнес, Минск и удалённо</w:t>
-      </w:r>
-      <w:r>
-        <w:rPr>
-          <w:i/>
-          <w:color w:val="505050"/>
-          <w:sz w:val="17"/>
-        </w:rPr>
-        <w:t xml:space="preserve"> — курс доведён с «бумаги» до готового к запуску</w:t>
-      </w:r>
-    </w:p>
-    <w:p>
-      <w:pPr>
-        <w:spacing w:after="0"/>
-        <w:ind w:left="283" w:hanging="283"/>
-      </w:pPr>
-      <w:r>
-        <w:rPr>
-          <w:sz w:val="17"/>
-        </w:rPr>
-        <w:t xml:space="preserve">09.2022 — 06.2023 · </w:t>
-      </w:r>
-      <w:r>
-        <w:rPr>
-          <w:b/>
-          <w:sz w:val="17"/>
-        </w:rPr>
-        <w:t>Преподаватель картографических дисциплин; специалист кафедры, БГУ, Минск</w:t>
-      </w:r>
-      <w:r>
-        <w:rPr>
-          <w:i/>
-          <w:color w:val="505050"/>
-          <w:sz w:val="17"/>
-        </w:rPr>
-        <w:t xml:space="preserve"> — занятия и организация учебного процесса во время магистратуры</w:t>
+        <w:t>— Считала сметы и вела платежи — ответственность за бюджет работ; нанимала работников и бригады под объём</w:t>
       </w:r>
     </w:p>
     <w:p>
@@ -622,7 +538,27 @@
           <w:color w:val="505050"/>
           <w:sz w:val="17"/>
         </w:rPr>
-        <w:t xml:space="preserve"> — первая работа с 11 класса; школа выросла с одного предмета до трёх</w:t>
+        <w:t xml:space="preserve"> — операционное сопровождение школы и потоков; школа выросла с одного предмета до трёх</w:t>
+      </w:r>
+    </w:p>
+    <w:p>
+      <w:pPr>
+        <w:spacing w:before="100" w:after="0"/>
+      </w:pPr>
+      <w:r>
+        <w:rPr>
+          <w:b/>
+          <w:sz w:val="17"/>
+        </w:rPr>
+        <w:t xml:space="preserve">Другой опыт (подробно — в портфолио): </w:t>
+      </w:r>
+      <w:r>
+        <w:rPr>
+          <w:i/>
+          <w:color w:val="505050"/>
+          <w:sz w:val="17"/>
+        </w:rPr>
+        <w:t>08.2023 — 04.2025 картограф-редактор на предприятии (обязательная отработка); 03.2024 — 08.2025 технический ассистент психологических групп; 07.2023 — 11.2023 ассистент по контенту в инфобизнесе; 09.2022 — 06.2023 преподаватель картографических дисциплин в БГУ.</w:t>
       </w:r>
     </w:p>
     <w:p>

--- a/olga-resume-pm.docx
+++ b/olga-resume-pm.docx
@@ -182,7 +182,7 @@
         <w:rPr>
           <w:sz w:val="17"/>
         </w:rPr>
-        <w:t>— Двухнедельные спринты с недельным контролем, пн—пт: 5–6 целей спринта, в каждой 3–15 задач длительностью от 5 минут до 4 часов</w:t>
+        <w:t>— Недельные спринты, пн—пт: 5–6 целей спринта, в каждой 3–15 задач длительностью от 5 минут до 4 часов</w:t>
       </w:r>
     </w:p>
     <w:p>
@@ -346,7 +346,7 @@
           <w:color w:val="505050"/>
           <w:sz w:val="17"/>
         </w:rPr>
-        <w:t>Закрыть роль лида на редком стеке — Rust плюс блокчейн.</w:t>
+        <w:t>Закрыть три роли: бизнес-ассистент, ML-инженер, Rust Tech Lead.</w:t>
       </w:r>
     </w:p>
     <w:p>
@@ -370,7 +370,7 @@
         <w:rPr>
           <w:sz w:val="17"/>
         </w:rPr>
-        <w:t>— Воронка: 107 анкет → 35 интервью (33%) → 9 на втором этапе (26%) → 3 на тестовом (33%) → 3 найма (100%)</w:t>
+        <w:t>— Rust Tech Lead: 107 анкет → 35 интервью → 9 на втором этапе → 3 на тестовом → 3 найма. Бизнес-ассистент лаборатории: 23 анкеты → 7 интервью → 2 платных демо-дня → найм примерно за неделю</w:t>
       </w:r>
     </w:p>
     <w:p>
@@ -389,7 +389,7 @@
         <w:rPr>
           <w:sz w:val="17"/>
         </w:rPr>
-        <w:t>собрала ядро команды — тимлид Rust-разработчиков и два разработчика уровня middle+; все офферы приняты, 36 анкет на одного нанятого</w:t>
+        <w:t>закрыты все три роли; техническую оценку по Rust передала более опытному разработчику, оставив себе процесс и скрининг — качество отбора выросло</w:t>
       </w:r>
     </w:p>
     <w:p>

--- a/olga-resume-pm.docx
+++ b/olga-resume-pm.docx
@@ -358,7 +358,7 @@
         <w:rPr>
           <w:sz w:val="17"/>
         </w:rPr>
-        <w:t>— Спроектировала трёхэтапную воронку (анкета через Apps Script, лайфкодинг 40 минут, тестовое) и оценочную карту на 100 баллов с порогом 65 и стоп-сигналами</w:t>
+        <w:t>— Спроектировала воронку (анкета через Apps Script, лайфкодинг 40 минут, тестовое, систем-дизайн) и оценочную карту на 100 баллов с порогом 65 и стоп-сигналами</w:t>
       </w:r>
     </w:p>
     <w:p>
@@ -370,7 +370,7 @@
         <w:rPr>
           <w:sz w:val="17"/>
         </w:rPr>
-        <w:t>— Rust Tech Lead: 107 анкет → 35 интервью → 9 на втором этапе → 3 на тестовом → 3 найма. Бизнес-ассистент лаборатории: 23 анкеты → 7 интервью → 2 платных демо-дня → найм примерно за неделю</w:t>
+        <w:t>— Rust Tech Lead: 107 анкет → 35 лайфкодингов → 9 на тестовое → 3 на систем-дизайн → 3 найма, цикл около месяца против полутора месяцев без результата у двух агентств. Бизнес-ассистент: 23 анкеты → 7 интервью → 2 демо-дня → найм за неделю</w:t>
       </w:r>
     </w:p>
     <w:p>

--- a/olga-resume-pm.docx
+++ b/olga-resume-pm.docx
@@ -347,6 +347,18 @@
           <w:sz w:val="17"/>
         </w:rPr>
         <w:t>Закрыть три роли: бизнес-ассистент, ML-инженер, Rust Tech Lead.</w:t>
+      </w:r>
+    </w:p>
+    <w:p>
+      <w:pPr>
+        <w:spacing w:after="0"/>
+        <w:ind w:left="283" w:hanging="159"/>
+      </w:pPr>
+      <w:r>
+        <w:rPr>
+          <w:sz w:val="17"/>
+        </w:rPr>
+        <w:t>— Перевела найм с агентств на внутренний процесс: агентские подборы не дали результата, свой цикл закрыл ассистента за неделю, Rust-роль за месяц</w:t>
       </w:r>
     </w:p>
     <w:p>

--- a/olga-resume-pm.docx
+++ b/olga-resume-pm.docx
@@ -90,7 +90,7 @@
           <w:i w:val="0"/>
           <w:sz w:val="21"/>
         </w:rPr>
-        <w:t>Опыт работы (общий стаж: 7 лет 1 месяц)</w:t>
+        <w:t>Опыт работы (управление проектом и командой 1 год 6 месяцев; операционное управление 6 лет 4 месяца; всего 7 лет 1 месяц)</w:t>
       </w:r>
     </w:p>
     <w:p>
@@ -358,7 +358,7 @@
         <w:rPr>
           <w:sz w:val="17"/>
         </w:rPr>
-        <w:t>— Перевела найм с агентств на внутренний процесс: агентские подборы не дали результата, свой цикл закрыл ассистента за неделю, Rust-роль за месяц</w:t>
+        <w:t>— Перевела найм с агентств на внутренний процесс: свой цикл закрыл ассистента за неделю, Rust-роль за месяц</w:t>
       </w:r>
     </w:p>
     <w:p>
